--- a/arches_her/docx/Predetermination Letter.docx
+++ b/arches_her/docx/Predetermination Letter.docx
@@ -1,6 +1,6 @@
 
 <file path=word/document.xml><?xml version="1.0" encoding="utf-8"?>
-<w:document xmlns:wpc="http://schemas.microsoft.com/office/word/2010/wordprocessingCanvas" xmlns:cx="http://schemas.microsoft.com/office/drawing/2014/chartex" xmlns:cx1="http://schemas.microsoft.com/office/drawing/2015/9/8/chartex" xmlns:cx2="http://schemas.microsoft.com/office/drawing/2015/10/21/chartex" xmlns:cx3="http://schemas.microsoft.com/office/drawing/2016/5/9/chartex" xmlns:cx4="http://schemas.microsoft.com/office/drawing/2016/5/10/chartex" xmlns:cx5="http://schemas.microsoft.com/office/drawing/2016/5/11/chartex" xmlns:cx6="http://schemas.microsoft.com/office/drawing/2016/5/12/chartex" xmlns:cx7="http://schemas.microsoft.com/office/drawing/2016/5/13/chartex" xmlns:cx8="http://schemas.microsoft.com/office/drawing/2016/5/14/chartex" xmlns:mc="http://schemas.openxmlformats.org/markup-compatibility/2006" xmlns:aink="http://schemas.microsoft.com/office/drawing/2016/ink" xmlns:am3d="http://schemas.microsoft.com/office/drawing/2017/model3d" xmlns:o="urn:schemas-microsoft-com:office:office" xmlns:oel="http://schemas.microsoft.com/office/2019/extlst" xmlns:r="http://schemas.openxmlformats.org/officeDocument/2006/relationships" xmlns:m="http://schemas.openxmlformats.org/officeDocument/2006/math" xmlns:v="urn:schemas-microsoft-com:vml" xmlns:wp14="http://schemas.microsoft.com/office/word/2010/wordprocessingDrawing" xmlns:wp="http://schemas.openxmlformats.org/drawingml/2006/wordprocessingDrawing" xmlns:w10="urn:schemas-microsoft-com:office:word" xmlns:w="http://schemas.openxmlformats.org/wordprocessingml/2006/main" xmlns:w14="http://schemas.microsoft.com/office/word/2010/wordml" xmlns:w15="http://schemas.microsoft.com/office/word/2012/wordml" xmlns:w16cex="http://schemas.microsoft.com/office/word/2018/wordml/cex" xmlns:w16cid="http://schemas.microsoft.com/office/word/2016/wordml/cid" xmlns:w16="http://schemas.microsoft.com/office/word/2018/wordml" xmlns:w16sdtdh="http://schemas.microsoft.com/office/word/2020/wordml/sdtdatahash" xmlns:w16se="http://schemas.microsoft.com/office/word/2015/wordml/symex" xmlns:wpg="http://schemas.microsoft.com/office/word/2010/wordprocessingGroup" xmlns:wpi="http://schemas.microsoft.com/office/word/2010/wordprocessingInk" xmlns:wne="http://schemas.microsoft.com/office/word/2006/wordml" xmlns:wps="http://schemas.microsoft.com/office/word/2010/wordprocessingShape" mc:Ignorable="w14 w15 w16se w16cid w16 w16cex w16sdtdh wp14">
+<w:document xmlns:wpc="http://schemas.microsoft.com/office/word/2010/wordprocessingCanvas" xmlns:cx="http://schemas.microsoft.com/office/drawing/2014/chartex" xmlns:cx1="http://schemas.microsoft.com/office/drawing/2015/9/8/chartex" xmlns:cx2="http://schemas.microsoft.com/office/drawing/2015/10/21/chartex" xmlns:cx3="http://schemas.microsoft.com/office/drawing/2016/5/9/chartex" xmlns:cx4="http://schemas.microsoft.com/office/drawing/2016/5/10/chartex" xmlns:cx5="http://schemas.microsoft.com/office/drawing/2016/5/11/chartex" xmlns:cx6="http://schemas.microsoft.com/office/drawing/2016/5/12/chartex" xmlns:cx7="http://schemas.microsoft.com/office/drawing/2016/5/13/chartex" xmlns:cx8="http://schemas.microsoft.com/office/drawing/2016/5/14/chartex" xmlns:mc="http://schemas.openxmlformats.org/markup-compatibility/2006" xmlns:aink="http://schemas.microsoft.com/office/drawing/2016/ink" xmlns:am3d="http://schemas.microsoft.com/office/drawing/2017/model3d" xmlns:o="urn:schemas-microsoft-com:office:office" xmlns:oel="http://schemas.microsoft.com/office/2019/extlst" xmlns:r="http://schemas.openxmlformats.org/officeDocument/2006/relationships" xmlns:m="http://schemas.openxmlformats.org/officeDocument/2006/math" xmlns:v="urn:schemas-microsoft-com:vml" xmlns:wp14="http://schemas.microsoft.com/office/word/2010/wordprocessingDrawing" xmlns:wp="http://schemas.openxmlformats.org/drawingml/2006/wordprocessingDrawing" xmlns:w10="urn:schemas-microsoft-com:office:word" xmlns:w="http://schemas.openxmlformats.org/wordprocessingml/2006/main" xmlns:w14="http://schemas.microsoft.com/office/word/2010/wordml" xmlns:w15="http://schemas.microsoft.com/office/word/2012/wordml" xmlns:w16cex="http://schemas.microsoft.com/office/word/2018/wordml/cex" xmlns:w16cid="http://schemas.microsoft.com/office/word/2016/wordml/cid" xmlns:w16="http://schemas.microsoft.com/office/word/2018/wordml" xmlns:w16du="http://schemas.microsoft.com/office/word/2023/wordml/word16du" xmlns:w16sdtdh="http://schemas.microsoft.com/office/word/2020/wordml/sdtdatahash" xmlns:w16se="http://schemas.microsoft.com/office/word/2015/wordml/symex" xmlns:wpg="http://schemas.microsoft.com/office/word/2010/wordprocessingGroup" xmlns:wpi="http://schemas.microsoft.com/office/word/2010/wordprocessingInk" xmlns:wne="http://schemas.microsoft.com/office/word/2006/wordml" xmlns:wps="http://schemas.microsoft.com/office/word/2010/wordprocessingShape" mc:Ignorable="w14 w15 w16se w16cid w16 w16cex w16sdtdh w16du wp14">
   <w:body>
     <w:tbl>
       <w:tblPr>
@@ -326,7 +326,7 @@
         <w:rPr>
           <w:b/>
         </w:rPr>
-        <w:t>3</w:t>
+        <w:t>4</w:t>
       </w:r>
     </w:p>
     <w:p>
@@ -551,7 +551,10 @@
         <w:t xml:space="preserve">planning consideration.  NPPF paragraph </w:t>
       </w:r>
       <w:r>
-        <w:t>200</w:t>
+        <w:t>20</w:t>
+      </w:r>
+      <w:r>
+        <w:t>7</w:t>
       </w:r>
       <w:r>
         <w:t xml:space="preserve"> says applicants should provide an archaeological assessment if their development could affect a heritage asset of archaeological interest.   A field evaluation may also be necessary. </w:t>
@@ -576,19 +579,28 @@
         <w:t xml:space="preserve">NPPF paragraphs </w:t>
       </w:r>
       <w:r>
-        <w:t>205</w:t>
+        <w:t>2</w:t>
+      </w:r>
+      <w:r>
+        <w:t>12</w:t>
       </w:r>
       <w:r>
         <w:t xml:space="preserve"> - </w:t>
       </w:r>
       <w:r>
-        <w:t>208</w:t>
+        <w:t>2</w:t>
+      </w:r>
+      <w:r>
+        <w:t>15</w:t>
       </w:r>
       <w:r>
         <w:t xml:space="preserve"> place great weight on conserving designated heritage assets, including non-designated heritage assets with an archaeological interest equivalent to scheduled monuments.  Non- designated heritage assets may also merit conservation depending upon their significance and the harm caused (NPPF paragraph </w:t>
       </w:r>
       <w:r>
-        <w:t>209</w:t>
+        <w:t>2</w:t>
+      </w:r>
+      <w:r>
+        <w:t>16</w:t>
       </w:r>
       <w:r>
         <w:t>).  Conservation can mean design changes to preserve remains where they are.</w:t>
@@ -613,13 +625,16 @@
         <w:t xml:space="preserve">NPPF paragraphs </w:t>
       </w:r>
       <w:r>
-        <w:t>195</w:t>
+        <w:t>202</w:t>
       </w:r>
       <w:r>
         <w:t xml:space="preserve"> and </w:t>
       </w:r>
       <w:r>
-        <w:t>203</w:t>
+        <w:t>2</w:t>
+      </w:r>
+      <w:r>
+        <w:t>10</w:t>
       </w:r>
       <w:r>
         <w:t xml:space="preserve"> and London Plan Policy HC1 emphasise the positive contributions heritage assets can make to sustainable communities and places.  Applicants should therefore expect to identify appropriate enhancement opportunities.  </w:t>
@@ -644,7 +659,10 @@
         <w:t xml:space="preserve">If preservation is not achievable then if you grant planning consent, paragraph </w:t>
       </w:r>
       <w:r>
-        <w:t>211</w:t>
+        <w:t>21</w:t>
+      </w:r>
+      <w:r>
+        <w:t>8</w:t>
       </w:r>
       <w:r>
         <w:t xml:space="preserve"> of the NPPF says that applicants should record the significance of any heritage assets that the development harms.  </w:t>
@@ -853,15 +871,7 @@
         <w:spacing w:after="0" w:line="240" w:lineRule="auto"/>
       </w:pPr>
       <w:r>
-        <w:t xml:space="preserve">London and </w:t>
-      </w:r>
-      <w:proofErr w:type="gramStart"/>
-      <w:r>
-        <w:t>South East</w:t>
-      </w:r>
-      <w:proofErr w:type="gramEnd"/>
-      <w:r>
-        <w:t xml:space="preserve"> Region</w:t>
+        <w:t>London and South East Region</w:t>
       </w:r>
     </w:p>
     <w:sectPr>
@@ -877,7 +887,7 @@
 </file>
 
 <file path=word/endnotes.xml><?xml version="1.0" encoding="utf-8"?>
-<w:endnotes xmlns:wpc="http://schemas.microsoft.com/office/word/2010/wordprocessingCanvas" xmlns:cx="http://schemas.microsoft.com/office/drawing/2014/chartex" xmlns:cx1="http://schemas.microsoft.com/office/drawing/2015/9/8/chartex" xmlns:cx2="http://schemas.microsoft.com/office/drawing/2015/10/21/chartex" xmlns:cx3="http://schemas.microsoft.com/office/drawing/2016/5/9/chartex" xmlns:cx4="http://schemas.microsoft.com/office/drawing/2016/5/10/chartex" xmlns:cx5="http://schemas.microsoft.com/office/drawing/2016/5/11/chartex" xmlns:cx6="http://schemas.microsoft.com/office/drawing/2016/5/12/chartex" xmlns:cx7="http://schemas.microsoft.com/office/drawing/2016/5/13/chartex" xmlns:cx8="http://schemas.microsoft.com/office/drawing/2016/5/14/chartex" xmlns:mc="http://schemas.openxmlformats.org/markup-compatibility/2006" xmlns:aink="http://schemas.microsoft.com/office/drawing/2016/ink" xmlns:am3d="http://schemas.microsoft.com/office/drawing/2017/model3d" xmlns:o="urn:schemas-microsoft-com:office:office" xmlns:oel="http://schemas.microsoft.com/office/2019/extlst" xmlns:r="http://schemas.openxmlformats.org/officeDocument/2006/relationships" xmlns:m="http://schemas.openxmlformats.org/officeDocument/2006/math" xmlns:v="urn:schemas-microsoft-com:vml" xmlns:wp14="http://schemas.microsoft.com/office/word/2010/wordprocessingDrawing" xmlns:wp="http://schemas.openxmlformats.org/drawingml/2006/wordprocessingDrawing" xmlns:w10="urn:schemas-microsoft-com:office:word" xmlns:w="http://schemas.openxmlformats.org/wordprocessingml/2006/main" xmlns:w14="http://schemas.microsoft.com/office/word/2010/wordml" xmlns:w15="http://schemas.microsoft.com/office/word/2012/wordml" xmlns:w16cex="http://schemas.microsoft.com/office/word/2018/wordml/cex" xmlns:w16cid="http://schemas.microsoft.com/office/word/2016/wordml/cid" xmlns:w16="http://schemas.microsoft.com/office/word/2018/wordml" xmlns:w16sdtdh="http://schemas.microsoft.com/office/word/2020/wordml/sdtdatahash" xmlns:w16se="http://schemas.microsoft.com/office/word/2015/wordml/symex" xmlns:wpg="http://schemas.microsoft.com/office/word/2010/wordprocessingGroup" xmlns:wpi="http://schemas.microsoft.com/office/word/2010/wordprocessingInk" xmlns:wne="http://schemas.microsoft.com/office/word/2006/wordml" xmlns:wps="http://schemas.microsoft.com/office/word/2010/wordprocessingShape" mc:Ignorable="w14 w15 w16se w16cid w16 w16cex w16sdtdh wp14">
+<w:endnotes xmlns:wpc="http://schemas.microsoft.com/office/word/2010/wordprocessingCanvas" xmlns:cx="http://schemas.microsoft.com/office/drawing/2014/chartex" xmlns:cx1="http://schemas.microsoft.com/office/drawing/2015/9/8/chartex" xmlns:cx2="http://schemas.microsoft.com/office/drawing/2015/10/21/chartex" xmlns:cx3="http://schemas.microsoft.com/office/drawing/2016/5/9/chartex" xmlns:cx4="http://schemas.microsoft.com/office/drawing/2016/5/10/chartex" xmlns:cx5="http://schemas.microsoft.com/office/drawing/2016/5/11/chartex" xmlns:cx6="http://schemas.microsoft.com/office/drawing/2016/5/12/chartex" xmlns:cx7="http://schemas.microsoft.com/office/drawing/2016/5/13/chartex" xmlns:cx8="http://schemas.microsoft.com/office/drawing/2016/5/14/chartex" xmlns:mc="http://schemas.openxmlformats.org/markup-compatibility/2006" xmlns:aink="http://schemas.microsoft.com/office/drawing/2016/ink" xmlns:am3d="http://schemas.microsoft.com/office/drawing/2017/model3d" xmlns:o="urn:schemas-microsoft-com:office:office" xmlns:oel="http://schemas.microsoft.com/office/2019/extlst" xmlns:r="http://schemas.openxmlformats.org/officeDocument/2006/relationships" xmlns:m="http://schemas.openxmlformats.org/officeDocument/2006/math" xmlns:v="urn:schemas-microsoft-com:vml" xmlns:wp14="http://schemas.microsoft.com/office/word/2010/wordprocessingDrawing" xmlns:wp="http://schemas.openxmlformats.org/drawingml/2006/wordprocessingDrawing" xmlns:w10="urn:schemas-microsoft-com:office:word" xmlns:w="http://schemas.openxmlformats.org/wordprocessingml/2006/main" xmlns:w14="http://schemas.microsoft.com/office/word/2010/wordml" xmlns:w15="http://schemas.microsoft.com/office/word/2012/wordml" xmlns:w16cex="http://schemas.microsoft.com/office/word/2018/wordml/cex" xmlns:w16cid="http://schemas.microsoft.com/office/word/2016/wordml/cid" xmlns:w16="http://schemas.microsoft.com/office/word/2018/wordml" xmlns:w16du="http://schemas.microsoft.com/office/word/2023/wordml/word16du" xmlns:w16sdtdh="http://schemas.microsoft.com/office/word/2020/wordml/sdtdatahash" xmlns:w16se="http://schemas.microsoft.com/office/word/2015/wordml/symex" xmlns:wpg="http://schemas.microsoft.com/office/word/2010/wordprocessingGroup" xmlns:wpi="http://schemas.microsoft.com/office/word/2010/wordprocessingInk" xmlns:wne="http://schemas.microsoft.com/office/word/2006/wordml" xmlns:wps="http://schemas.microsoft.com/office/word/2010/wordprocessingShape" mc:Ignorable="w14 w15 w16se w16cid w16 w16cex w16sdtdh w16du wp14">
   <w:endnote w:type="separator" w:id="-1">
     <w:p>
       <w:pPr>
@@ -902,7 +912,7 @@
 </file>
 
 <file path=word/footer1.xml><?xml version="1.0" encoding="utf-8"?>
-<w:ftr xmlns:wpc="http://schemas.microsoft.com/office/word/2010/wordprocessingCanvas" xmlns:cx="http://schemas.microsoft.com/office/drawing/2014/chartex" xmlns:cx1="http://schemas.microsoft.com/office/drawing/2015/9/8/chartex" xmlns:cx2="http://schemas.microsoft.com/office/drawing/2015/10/21/chartex" xmlns:cx3="http://schemas.microsoft.com/office/drawing/2016/5/9/chartex" xmlns:cx4="http://schemas.microsoft.com/office/drawing/2016/5/10/chartex" xmlns:cx5="http://schemas.microsoft.com/office/drawing/2016/5/11/chartex" xmlns:cx6="http://schemas.microsoft.com/office/drawing/2016/5/12/chartex" xmlns:cx7="http://schemas.microsoft.com/office/drawing/2016/5/13/chartex" xmlns:cx8="http://schemas.microsoft.com/office/drawing/2016/5/14/chartex" xmlns:mc="http://schemas.openxmlformats.org/markup-compatibility/2006" xmlns:aink="http://schemas.microsoft.com/office/drawing/2016/ink" xmlns:am3d="http://schemas.microsoft.com/office/drawing/2017/model3d" xmlns:o="urn:schemas-microsoft-com:office:office" xmlns:oel="http://schemas.microsoft.com/office/2019/extlst" xmlns:r="http://schemas.openxmlformats.org/officeDocument/2006/relationships" xmlns:m="http://schemas.openxmlformats.org/officeDocument/2006/math" xmlns:v="urn:schemas-microsoft-com:vml" xmlns:wp14="http://schemas.microsoft.com/office/word/2010/wordprocessingDrawing" xmlns:wp="http://schemas.openxmlformats.org/drawingml/2006/wordprocessingDrawing" xmlns:w10="urn:schemas-microsoft-com:office:word" xmlns:w="http://schemas.openxmlformats.org/wordprocessingml/2006/main" xmlns:w14="http://schemas.microsoft.com/office/word/2010/wordml" xmlns:w15="http://schemas.microsoft.com/office/word/2012/wordml" xmlns:w16cex="http://schemas.microsoft.com/office/word/2018/wordml/cex" xmlns:w16cid="http://schemas.microsoft.com/office/word/2016/wordml/cid" xmlns:w16="http://schemas.microsoft.com/office/word/2018/wordml" xmlns:w16sdtdh="http://schemas.microsoft.com/office/word/2020/wordml/sdtdatahash" xmlns:w16se="http://schemas.microsoft.com/office/word/2015/wordml/symex" xmlns:wpg="http://schemas.microsoft.com/office/word/2010/wordprocessingGroup" xmlns:wpi="http://schemas.microsoft.com/office/word/2010/wordprocessingInk" xmlns:wne="http://schemas.microsoft.com/office/word/2006/wordml" xmlns:wps="http://schemas.microsoft.com/office/word/2010/wordprocessingShape" mc:Ignorable="w14 w15 w16se w16cid w16 w16cex w16sdtdh wp14">
+<w:ftr xmlns:wpc="http://schemas.microsoft.com/office/word/2010/wordprocessingCanvas" xmlns:cx="http://schemas.microsoft.com/office/drawing/2014/chartex" xmlns:cx1="http://schemas.microsoft.com/office/drawing/2015/9/8/chartex" xmlns:cx2="http://schemas.microsoft.com/office/drawing/2015/10/21/chartex" xmlns:cx3="http://schemas.microsoft.com/office/drawing/2016/5/9/chartex" xmlns:cx4="http://schemas.microsoft.com/office/drawing/2016/5/10/chartex" xmlns:cx5="http://schemas.microsoft.com/office/drawing/2016/5/11/chartex" xmlns:cx6="http://schemas.microsoft.com/office/drawing/2016/5/12/chartex" xmlns:cx7="http://schemas.microsoft.com/office/drawing/2016/5/13/chartex" xmlns:cx8="http://schemas.microsoft.com/office/drawing/2016/5/14/chartex" xmlns:mc="http://schemas.openxmlformats.org/markup-compatibility/2006" xmlns:aink="http://schemas.microsoft.com/office/drawing/2016/ink" xmlns:am3d="http://schemas.microsoft.com/office/drawing/2017/model3d" xmlns:o="urn:schemas-microsoft-com:office:office" xmlns:oel="http://schemas.microsoft.com/office/2019/extlst" xmlns:r="http://schemas.openxmlformats.org/officeDocument/2006/relationships" xmlns:m="http://schemas.openxmlformats.org/officeDocument/2006/math" xmlns:v="urn:schemas-microsoft-com:vml" xmlns:wp14="http://schemas.microsoft.com/office/word/2010/wordprocessingDrawing" xmlns:wp="http://schemas.openxmlformats.org/drawingml/2006/wordprocessingDrawing" xmlns:w10="urn:schemas-microsoft-com:office:word" xmlns:w="http://schemas.openxmlformats.org/wordprocessingml/2006/main" xmlns:w14="http://schemas.microsoft.com/office/word/2010/wordml" xmlns:w15="http://schemas.microsoft.com/office/word/2012/wordml" xmlns:w16cex="http://schemas.microsoft.com/office/word/2018/wordml/cex" xmlns:w16cid="http://schemas.microsoft.com/office/word/2016/wordml/cid" xmlns:w16="http://schemas.microsoft.com/office/word/2018/wordml" xmlns:w16du="http://schemas.microsoft.com/office/word/2023/wordml/word16du" xmlns:w16sdtdh="http://schemas.microsoft.com/office/word/2020/wordml/sdtdatahash" xmlns:w16se="http://schemas.microsoft.com/office/word/2015/wordml/symex" xmlns:wpg="http://schemas.microsoft.com/office/word/2010/wordprocessingGroup" xmlns:wpi="http://schemas.microsoft.com/office/word/2010/wordprocessingInk" xmlns:wne="http://schemas.microsoft.com/office/word/2006/wordml" xmlns:wps="http://schemas.microsoft.com/office/word/2010/wordprocessingShape" mc:Ignorable="w14 w15 w16se w16cid w16 w16cex w16sdtdh w16du wp14">
   <w:p>
     <w:pPr>
       <w:pStyle w:val="Footer"/>
@@ -912,7 +922,7 @@
 </file>
 
 <file path=word/footer2.xml><?xml version="1.0" encoding="utf-8"?>
-<w:ftr xmlns:wpc="http://schemas.microsoft.com/office/word/2010/wordprocessingCanvas" xmlns:cx="http://schemas.microsoft.com/office/drawing/2014/chartex" xmlns:cx1="http://schemas.microsoft.com/office/drawing/2015/9/8/chartex" xmlns:cx2="http://schemas.microsoft.com/office/drawing/2015/10/21/chartex" xmlns:cx3="http://schemas.microsoft.com/office/drawing/2016/5/9/chartex" xmlns:cx4="http://schemas.microsoft.com/office/drawing/2016/5/10/chartex" xmlns:cx5="http://schemas.microsoft.com/office/drawing/2016/5/11/chartex" xmlns:cx6="http://schemas.microsoft.com/office/drawing/2016/5/12/chartex" xmlns:cx7="http://schemas.microsoft.com/office/drawing/2016/5/13/chartex" xmlns:cx8="http://schemas.microsoft.com/office/drawing/2016/5/14/chartex" xmlns:mc="http://schemas.openxmlformats.org/markup-compatibility/2006" xmlns:aink="http://schemas.microsoft.com/office/drawing/2016/ink" xmlns:am3d="http://schemas.microsoft.com/office/drawing/2017/model3d" xmlns:o="urn:schemas-microsoft-com:office:office" xmlns:oel="http://schemas.microsoft.com/office/2019/extlst" xmlns:r="http://schemas.openxmlformats.org/officeDocument/2006/relationships" xmlns:m="http://schemas.openxmlformats.org/officeDocument/2006/math" xmlns:v="urn:schemas-microsoft-com:vml" xmlns:wp14="http://schemas.microsoft.com/office/word/2010/wordprocessingDrawing" xmlns:wp="http://schemas.openxmlformats.org/drawingml/2006/wordprocessingDrawing" xmlns:w10="urn:schemas-microsoft-com:office:word" xmlns:w="http://schemas.openxmlformats.org/wordprocessingml/2006/main" xmlns:w14="http://schemas.microsoft.com/office/word/2010/wordml" xmlns:w15="http://schemas.microsoft.com/office/word/2012/wordml" xmlns:w16cex="http://schemas.microsoft.com/office/word/2018/wordml/cex" xmlns:w16cid="http://schemas.microsoft.com/office/word/2016/wordml/cid" xmlns:w16="http://schemas.microsoft.com/office/word/2018/wordml" xmlns:w16sdtdh="http://schemas.microsoft.com/office/word/2020/wordml/sdtdatahash" xmlns:w16se="http://schemas.microsoft.com/office/word/2015/wordml/symex" xmlns:wpg="http://schemas.microsoft.com/office/word/2010/wordprocessingGroup" xmlns:wpi="http://schemas.microsoft.com/office/word/2010/wordprocessingInk" xmlns:wne="http://schemas.microsoft.com/office/word/2006/wordml" xmlns:wps="http://schemas.microsoft.com/office/word/2010/wordprocessingShape" mc:Ignorable="w14 w15 w16se w16cid w16 w16cex w16sdtdh wp14">
+<w:ftr xmlns:wpc="http://schemas.microsoft.com/office/word/2010/wordprocessingCanvas" xmlns:cx="http://schemas.microsoft.com/office/drawing/2014/chartex" xmlns:cx1="http://schemas.microsoft.com/office/drawing/2015/9/8/chartex" xmlns:cx2="http://schemas.microsoft.com/office/drawing/2015/10/21/chartex" xmlns:cx3="http://schemas.microsoft.com/office/drawing/2016/5/9/chartex" xmlns:cx4="http://schemas.microsoft.com/office/drawing/2016/5/10/chartex" xmlns:cx5="http://schemas.microsoft.com/office/drawing/2016/5/11/chartex" xmlns:cx6="http://schemas.microsoft.com/office/drawing/2016/5/12/chartex" xmlns:cx7="http://schemas.microsoft.com/office/drawing/2016/5/13/chartex" xmlns:cx8="http://schemas.microsoft.com/office/drawing/2016/5/14/chartex" xmlns:mc="http://schemas.openxmlformats.org/markup-compatibility/2006" xmlns:aink="http://schemas.microsoft.com/office/drawing/2016/ink" xmlns:am3d="http://schemas.microsoft.com/office/drawing/2017/model3d" xmlns:o="urn:schemas-microsoft-com:office:office" xmlns:oel="http://schemas.microsoft.com/office/2019/extlst" xmlns:r="http://schemas.openxmlformats.org/officeDocument/2006/relationships" xmlns:m="http://schemas.openxmlformats.org/officeDocument/2006/math" xmlns:v="urn:schemas-microsoft-com:vml" xmlns:wp14="http://schemas.microsoft.com/office/word/2010/wordprocessingDrawing" xmlns:wp="http://schemas.openxmlformats.org/drawingml/2006/wordprocessingDrawing" xmlns:w10="urn:schemas-microsoft-com:office:word" xmlns:w="http://schemas.openxmlformats.org/wordprocessingml/2006/main" xmlns:w14="http://schemas.microsoft.com/office/word/2010/wordml" xmlns:w15="http://schemas.microsoft.com/office/word/2012/wordml" xmlns:w16cex="http://schemas.microsoft.com/office/word/2018/wordml/cex" xmlns:w16cid="http://schemas.microsoft.com/office/word/2016/wordml/cid" xmlns:w16="http://schemas.microsoft.com/office/word/2018/wordml" xmlns:w16du="http://schemas.microsoft.com/office/word/2023/wordml/word16du" xmlns:w16sdtdh="http://schemas.microsoft.com/office/word/2020/wordml/sdtdatahash" xmlns:w16se="http://schemas.microsoft.com/office/word/2015/wordml/symex" xmlns:wpg="http://schemas.microsoft.com/office/word/2010/wordprocessingGroup" xmlns:wpi="http://schemas.microsoft.com/office/word/2010/wordprocessingInk" xmlns:wne="http://schemas.microsoft.com/office/word/2006/wordml" xmlns:wps="http://schemas.microsoft.com/office/word/2010/wordprocessingShape" mc:Ignorable="w14 w15 w16se w16cid w16 w16cex w16sdtdh w16du wp14">
   <w:tbl>
     <w:tblPr>
       <w:tblW w:w="10438" w:type="dxa"/>
@@ -1064,25 +1074,7 @@
               <w:spacing w:val="5"/>
               <w:sz w:val="16"/>
             </w:rPr>
-            <w:t xml:space="preserve">25 </w:t>
-          </w:r>
-          <w:proofErr w:type="spellStart"/>
-          <w:r>
-            <w:rPr>
-              <w:rFonts w:eastAsia="Calibri"/>
-              <w:spacing w:val="5"/>
-              <w:sz w:val="16"/>
-            </w:rPr>
-            <w:t>Dowgate</w:t>
-          </w:r>
-          <w:proofErr w:type="spellEnd"/>
-          <w:r>
-            <w:rPr>
-              <w:rFonts w:eastAsia="Calibri"/>
-              <w:spacing w:val="5"/>
-              <w:sz w:val="16"/>
-            </w:rPr>
-            <w:t xml:space="preserve"> Hill, </w:t>
+            <w:t xml:space="preserve">25 Dowgate Hill, </w:t>
           </w:r>
           <w:r>
             <w:rPr>
@@ -1133,25 +1125,7 @@
               <w:spacing w:val="5"/>
               <w:sz w:val="16"/>
             </w:rPr>
-            <w:t xml:space="preserve">Telephone 020 7973 </w:t>
-          </w:r>
-          <w:proofErr w:type="gramStart"/>
-          <w:r>
-            <w:rPr>
-              <w:rFonts w:eastAsia="Calibri"/>
-              <w:spacing w:val="5"/>
-              <w:sz w:val="16"/>
-            </w:rPr>
-            <w:t>3700  Facsimile</w:t>
-          </w:r>
-          <w:proofErr w:type="gramEnd"/>
-          <w:r>
-            <w:rPr>
-              <w:rFonts w:eastAsia="Calibri"/>
-              <w:spacing w:val="5"/>
-              <w:sz w:val="16"/>
-            </w:rPr>
-            <w:t xml:space="preserve"> 020 7973 3001</w:t>
+            <w:t>Telephone 020 7973 3700  Facsimile 020 7973 3001</w:t>
           </w:r>
         </w:p>
         <w:p>
@@ -1264,7 +1238,7 @@
 </file>
 
 <file path=word/footer3.xml><?xml version="1.0" encoding="utf-8"?>
-<w:ftr xmlns:wpc="http://schemas.microsoft.com/office/word/2010/wordprocessingCanvas" xmlns:cx="http://schemas.microsoft.com/office/drawing/2014/chartex" xmlns:cx1="http://schemas.microsoft.com/office/drawing/2015/9/8/chartex" xmlns:cx2="http://schemas.microsoft.com/office/drawing/2015/10/21/chartex" xmlns:cx3="http://schemas.microsoft.com/office/drawing/2016/5/9/chartex" xmlns:cx4="http://schemas.microsoft.com/office/drawing/2016/5/10/chartex" xmlns:cx5="http://schemas.microsoft.com/office/drawing/2016/5/11/chartex" xmlns:cx6="http://schemas.microsoft.com/office/drawing/2016/5/12/chartex" xmlns:cx7="http://schemas.microsoft.com/office/drawing/2016/5/13/chartex" xmlns:cx8="http://schemas.microsoft.com/office/drawing/2016/5/14/chartex" xmlns:mc="http://schemas.openxmlformats.org/markup-compatibility/2006" xmlns:aink="http://schemas.microsoft.com/office/drawing/2016/ink" xmlns:am3d="http://schemas.microsoft.com/office/drawing/2017/model3d" xmlns:o="urn:schemas-microsoft-com:office:office" xmlns:oel="http://schemas.microsoft.com/office/2019/extlst" xmlns:r="http://schemas.openxmlformats.org/officeDocument/2006/relationships" xmlns:m="http://schemas.openxmlformats.org/officeDocument/2006/math" xmlns:v="urn:schemas-microsoft-com:vml" xmlns:wp14="http://schemas.microsoft.com/office/word/2010/wordprocessingDrawing" xmlns:wp="http://schemas.openxmlformats.org/drawingml/2006/wordprocessingDrawing" xmlns:w10="urn:schemas-microsoft-com:office:word" xmlns:w="http://schemas.openxmlformats.org/wordprocessingml/2006/main" xmlns:w14="http://schemas.microsoft.com/office/word/2010/wordml" xmlns:w15="http://schemas.microsoft.com/office/word/2012/wordml" xmlns:w16cex="http://schemas.microsoft.com/office/word/2018/wordml/cex" xmlns:w16cid="http://schemas.microsoft.com/office/word/2016/wordml/cid" xmlns:w16="http://schemas.microsoft.com/office/word/2018/wordml" xmlns:w16sdtdh="http://schemas.microsoft.com/office/word/2020/wordml/sdtdatahash" xmlns:w16se="http://schemas.microsoft.com/office/word/2015/wordml/symex" xmlns:wpg="http://schemas.microsoft.com/office/word/2010/wordprocessingGroup" xmlns:wpi="http://schemas.microsoft.com/office/word/2010/wordprocessingInk" xmlns:wne="http://schemas.microsoft.com/office/word/2006/wordml" xmlns:wps="http://schemas.microsoft.com/office/word/2010/wordprocessingShape" mc:Ignorable="w14 w15 w16se w16cid w16 w16cex w16sdtdh wp14">
+<w:ftr xmlns:wpc="http://schemas.microsoft.com/office/word/2010/wordprocessingCanvas" xmlns:cx="http://schemas.microsoft.com/office/drawing/2014/chartex" xmlns:cx1="http://schemas.microsoft.com/office/drawing/2015/9/8/chartex" xmlns:cx2="http://schemas.microsoft.com/office/drawing/2015/10/21/chartex" xmlns:cx3="http://schemas.microsoft.com/office/drawing/2016/5/9/chartex" xmlns:cx4="http://schemas.microsoft.com/office/drawing/2016/5/10/chartex" xmlns:cx5="http://schemas.microsoft.com/office/drawing/2016/5/11/chartex" xmlns:cx6="http://schemas.microsoft.com/office/drawing/2016/5/12/chartex" xmlns:cx7="http://schemas.microsoft.com/office/drawing/2016/5/13/chartex" xmlns:cx8="http://schemas.microsoft.com/office/drawing/2016/5/14/chartex" xmlns:mc="http://schemas.openxmlformats.org/markup-compatibility/2006" xmlns:aink="http://schemas.microsoft.com/office/drawing/2016/ink" xmlns:am3d="http://schemas.microsoft.com/office/drawing/2017/model3d" xmlns:o="urn:schemas-microsoft-com:office:office" xmlns:oel="http://schemas.microsoft.com/office/2019/extlst" xmlns:r="http://schemas.openxmlformats.org/officeDocument/2006/relationships" xmlns:m="http://schemas.openxmlformats.org/officeDocument/2006/math" xmlns:v="urn:schemas-microsoft-com:vml" xmlns:wp14="http://schemas.microsoft.com/office/word/2010/wordprocessingDrawing" xmlns:wp="http://schemas.openxmlformats.org/drawingml/2006/wordprocessingDrawing" xmlns:w10="urn:schemas-microsoft-com:office:word" xmlns:w="http://schemas.openxmlformats.org/wordprocessingml/2006/main" xmlns:w14="http://schemas.microsoft.com/office/word/2010/wordml" xmlns:w15="http://schemas.microsoft.com/office/word/2012/wordml" xmlns:w16cex="http://schemas.microsoft.com/office/word/2018/wordml/cex" xmlns:w16cid="http://schemas.microsoft.com/office/word/2016/wordml/cid" xmlns:w16="http://schemas.microsoft.com/office/word/2018/wordml" xmlns:w16du="http://schemas.microsoft.com/office/word/2023/wordml/word16du" xmlns:w16sdtdh="http://schemas.microsoft.com/office/word/2020/wordml/sdtdatahash" xmlns:w16se="http://schemas.microsoft.com/office/word/2015/wordml/symex" xmlns:wpg="http://schemas.microsoft.com/office/word/2010/wordprocessingGroup" xmlns:wpi="http://schemas.microsoft.com/office/word/2010/wordprocessingInk" xmlns:wne="http://schemas.microsoft.com/office/word/2006/wordml" xmlns:wps="http://schemas.microsoft.com/office/word/2010/wordprocessingShape" mc:Ignorable="w14 w15 w16se w16cid w16 w16cex w16sdtdh w16du wp14">
   <w:p>
     <w:pPr>
       <w:pStyle w:val="Footer"/>
@@ -1274,7 +1248,7 @@
 </file>
 
 <file path=word/footer4.xml><?xml version="1.0" encoding="utf-8"?>
-<w:ftr xmlns:wpc="http://schemas.microsoft.com/office/word/2010/wordprocessingCanvas" xmlns:cx="http://schemas.microsoft.com/office/drawing/2014/chartex" xmlns:cx1="http://schemas.microsoft.com/office/drawing/2015/9/8/chartex" xmlns:cx2="http://schemas.microsoft.com/office/drawing/2015/10/21/chartex" xmlns:cx3="http://schemas.microsoft.com/office/drawing/2016/5/9/chartex" xmlns:cx4="http://schemas.microsoft.com/office/drawing/2016/5/10/chartex" xmlns:cx5="http://schemas.microsoft.com/office/drawing/2016/5/11/chartex" xmlns:cx6="http://schemas.microsoft.com/office/drawing/2016/5/12/chartex" xmlns:cx7="http://schemas.microsoft.com/office/drawing/2016/5/13/chartex" xmlns:cx8="http://schemas.microsoft.com/office/drawing/2016/5/14/chartex" xmlns:mc="http://schemas.openxmlformats.org/markup-compatibility/2006" xmlns:aink="http://schemas.microsoft.com/office/drawing/2016/ink" xmlns:am3d="http://schemas.microsoft.com/office/drawing/2017/model3d" xmlns:o="urn:schemas-microsoft-com:office:office" xmlns:oel="http://schemas.microsoft.com/office/2019/extlst" xmlns:r="http://schemas.openxmlformats.org/officeDocument/2006/relationships" xmlns:m="http://schemas.openxmlformats.org/officeDocument/2006/math" xmlns:v="urn:schemas-microsoft-com:vml" xmlns:wp14="http://schemas.microsoft.com/office/word/2010/wordprocessingDrawing" xmlns:wp="http://schemas.openxmlformats.org/drawingml/2006/wordprocessingDrawing" xmlns:w10="urn:schemas-microsoft-com:office:word" xmlns:w="http://schemas.openxmlformats.org/wordprocessingml/2006/main" xmlns:w14="http://schemas.microsoft.com/office/word/2010/wordml" xmlns:w15="http://schemas.microsoft.com/office/word/2012/wordml" xmlns:w16cex="http://schemas.microsoft.com/office/word/2018/wordml/cex" xmlns:w16cid="http://schemas.microsoft.com/office/word/2016/wordml/cid" xmlns:w16="http://schemas.microsoft.com/office/word/2018/wordml" xmlns:w16sdtdh="http://schemas.microsoft.com/office/word/2020/wordml/sdtdatahash" xmlns:w16se="http://schemas.microsoft.com/office/word/2015/wordml/symex" xmlns:wpg="http://schemas.microsoft.com/office/word/2010/wordprocessingGroup" xmlns:wpi="http://schemas.microsoft.com/office/word/2010/wordprocessingInk" xmlns:wne="http://schemas.microsoft.com/office/word/2006/wordml" xmlns:wps="http://schemas.microsoft.com/office/word/2010/wordprocessingShape" mc:Ignorable="w14 w15 w16se w16cid w16 w16cex w16sdtdh wp14">
+<w:ftr xmlns:wpc="http://schemas.microsoft.com/office/word/2010/wordprocessingCanvas" xmlns:cx="http://schemas.microsoft.com/office/drawing/2014/chartex" xmlns:cx1="http://schemas.microsoft.com/office/drawing/2015/9/8/chartex" xmlns:cx2="http://schemas.microsoft.com/office/drawing/2015/10/21/chartex" xmlns:cx3="http://schemas.microsoft.com/office/drawing/2016/5/9/chartex" xmlns:cx4="http://schemas.microsoft.com/office/drawing/2016/5/10/chartex" xmlns:cx5="http://schemas.microsoft.com/office/drawing/2016/5/11/chartex" xmlns:cx6="http://schemas.microsoft.com/office/drawing/2016/5/12/chartex" xmlns:cx7="http://schemas.microsoft.com/office/drawing/2016/5/13/chartex" xmlns:cx8="http://schemas.microsoft.com/office/drawing/2016/5/14/chartex" xmlns:mc="http://schemas.openxmlformats.org/markup-compatibility/2006" xmlns:aink="http://schemas.microsoft.com/office/drawing/2016/ink" xmlns:am3d="http://schemas.microsoft.com/office/drawing/2017/model3d" xmlns:o="urn:schemas-microsoft-com:office:office" xmlns:oel="http://schemas.microsoft.com/office/2019/extlst" xmlns:r="http://schemas.openxmlformats.org/officeDocument/2006/relationships" xmlns:m="http://schemas.openxmlformats.org/officeDocument/2006/math" xmlns:v="urn:schemas-microsoft-com:vml" xmlns:wp14="http://schemas.microsoft.com/office/word/2010/wordprocessingDrawing" xmlns:wp="http://schemas.openxmlformats.org/drawingml/2006/wordprocessingDrawing" xmlns:w10="urn:schemas-microsoft-com:office:word" xmlns:w="http://schemas.openxmlformats.org/wordprocessingml/2006/main" xmlns:w14="http://schemas.microsoft.com/office/word/2010/wordml" xmlns:w15="http://schemas.microsoft.com/office/word/2012/wordml" xmlns:w16cex="http://schemas.microsoft.com/office/word/2018/wordml/cex" xmlns:w16cid="http://schemas.microsoft.com/office/word/2016/wordml/cid" xmlns:w16="http://schemas.microsoft.com/office/word/2018/wordml" xmlns:w16du="http://schemas.microsoft.com/office/word/2023/wordml/word16du" xmlns:w16sdtdh="http://schemas.microsoft.com/office/word/2020/wordml/sdtdatahash" xmlns:w16se="http://schemas.microsoft.com/office/word/2015/wordml/symex" xmlns:wpg="http://schemas.microsoft.com/office/word/2010/wordprocessingGroup" xmlns:wpi="http://schemas.microsoft.com/office/word/2010/wordprocessingInk" xmlns:wne="http://schemas.microsoft.com/office/word/2006/wordml" xmlns:wps="http://schemas.microsoft.com/office/word/2010/wordprocessingShape" mc:Ignorable="w14 w15 w16se w16cid w16 w16cex w16sdtdh w16du wp14">
   <w:tbl>
     <w:tblPr>
       <w:tblW w:w="10438" w:type="dxa"/>
@@ -1426,25 +1400,7 @@
               <w:spacing w:val="5"/>
               <w:sz w:val="16"/>
             </w:rPr>
-            <w:t xml:space="preserve">25 </w:t>
-          </w:r>
-          <w:proofErr w:type="spellStart"/>
-          <w:r>
-            <w:rPr>
-              <w:rFonts w:eastAsia="Calibri"/>
-              <w:spacing w:val="5"/>
-              <w:sz w:val="16"/>
-            </w:rPr>
-            <w:t>Dowgate</w:t>
-          </w:r>
-          <w:proofErr w:type="spellEnd"/>
-          <w:r>
-            <w:rPr>
-              <w:rFonts w:eastAsia="Calibri"/>
-              <w:spacing w:val="5"/>
-              <w:sz w:val="16"/>
-            </w:rPr>
-            <w:t xml:space="preserve"> Hill, </w:t>
+            <w:t xml:space="preserve">25 Dowgate Hill, </w:t>
           </w:r>
           <w:r>
             <w:rPr>
@@ -1495,25 +1451,7 @@
               <w:spacing w:val="5"/>
               <w:sz w:val="16"/>
             </w:rPr>
-            <w:t xml:space="preserve">Telephone 020 7973 </w:t>
-          </w:r>
-          <w:proofErr w:type="gramStart"/>
-          <w:r>
-            <w:rPr>
-              <w:rFonts w:eastAsia="Calibri"/>
-              <w:spacing w:val="5"/>
-              <w:sz w:val="16"/>
-            </w:rPr>
-            <w:t>3700  Facsimile</w:t>
-          </w:r>
-          <w:proofErr w:type="gramEnd"/>
-          <w:r>
-            <w:rPr>
-              <w:rFonts w:eastAsia="Calibri"/>
-              <w:spacing w:val="5"/>
-              <w:sz w:val="16"/>
-            </w:rPr>
-            <w:t xml:space="preserve"> 020 7973 3001</w:t>
+            <w:t>Telephone 020 7973 3700  Facsimile 020 7973 3001</w:t>
           </w:r>
         </w:p>
         <w:p>
@@ -1626,7 +1564,7 @@
 </file>
 
 <file path=word/footnotes.xml><?xml version="1.0" encoding="utf-8"?>
-<w:footnotes xmlns:wpc="http://schemas.microsoft.com/office/word/2010/wordprocessingCanvas" xmlns:cx="http://schemas.microsoft.com/office/drawing/2014/chartex" xmlns:cx1="http://schemas.microsoft.com/office/drawing/2015/9/8/chartex" xmlns:cx2="http://schemas.microsoft.com/office/drawing/2015/10/21/chartex" xmlns:cx3="http://schemas.microsoft.com/office/drawing/2016/5/9/chartex" xmlns:cx4="http://schemas.microsoft.com/office/drawing/2016/5/10/chartex" xmlns:cx5="http://schemas.microsoft.com/office/drawing/2016/5/11/chartex" xmlns:cx6="http://schemas.microsoft.com/office/drawing/2016/5/12/chartex" xmlns:cx7="http://schemas.microsoft.com/office/drawing/2016/5/13/chartex" xmlns:cx8="http://schemas.microsoft.com/office/drawing/2016/5/14/chartex" xmlns:mc="http://schemas.openxmlformats.org/markup-compatibility/2006" xmlns:aink="http://schemas.microsoft.com/office/drawing/2016/ink" xmlns:am3d="http://schemas.microsoft.com/office/drawing/2017/model3d" xmlns:o="urn:schemas-microsoft-com:office:office" xmlns:oel="http://schemas.microsoft.com/office/2019/extlst" xmlns:r="http://schemas.openxmlformats.org/officeDocument/2006/relationships" xmlns:m="http://schemas.openxmlformats.org/officeDocument/2006/math" xmlns:v="urn:schemas-microsoft-com:vml" xmlns:wp14="http://schemas.microsoft.com/office/word/2010/wordprocessingDrawing" xmlns:wp="http://schemas.openxmlformats.org/drawingml/2006/wordprocessingDrawing" xmlns:w10="urn:schemas-microsoft-com:office:word" xmlns:w="http://schemas.openxmlformats.org/wordprocessingml/2006/main" xmlns:w14="http://schemas.microsoft.com/office/word/2010/wordml" xmlns:w15="http://schemas.microsoft.com/office/word/2012/wordml" xmlns:w16cex="http://schemas.microsoft.com/office/word/2018/wordml/cex" xmlns:w16cid="http://schemas.microsoft.com/office/word/2016/wordml/cid" xmlns:w16="http://schemas.microsoft.com/office/word/2018/wordml" xmlns:w16sdtdh="http://schemas.microsoft.com/office/word/2020/wordml/sdtdatahash" xmlns:w16se="http://schemas.microsoft.com/office/word/2015/wordml/symex" xmlns:wpg="http://schemas.microsoft.com/office/word/2010/wordprocessingGroup" xmlns:wpi="http://schemas.microsoft.com/office/word/2010/wordprocessingInk" xmlns:wne="http://schemas.microsoft.com/office/word/2006/wordml" xmlns:wps="http://schemas.microsoft.com/office/word/2010/wordprocessingShape" mc:Ignorable="w14 w15 w16se w16cid w16 w16cex w16sdtdh wp14">
+<w:footnotes xmlns:wpc="http://schemas.microsoft.com/office/word/2010/wordprocessingCanvas" xmlns:cx="http://schemas.microsoft.com/office/drawing/2014/chartex" xmlns:cx1="http://schemas.microsoft.com/office/drawing/2015/9/8/chartex" xmlns:cx2="http://schemas.microsoft.com/office/drawing/2015/10/21/chartex" xmlns:cx3="http://schemas.microsoft.com/office/drawing/2016/5/9/chartex" xmlns:cx4="http://schemas.microsoft.com/office/drawing/2016/5/10/chartex" xmlns:cx5="http://schemas.microsoft.com/office/drawing/2016/5/11/chartex" xmlns:cx6="http://schemas.microsoft.com/office/drawing/2016/5/12/chartex" xmlns:cx7="http://schemas.microsoft.com/office/drawing/2016/5/13/chartex" xmlns:cx8="http://schemas.microsoft.com/office/drawing/2016/5/14/chartex" xmlns:mc="http://schemas.openxmlformats.org/markup-compatibility/2006" xmlns:aink="http://schemas.microsoft.com/office/drawing/2016/ink" xmlns:am3d="http://schemas.microsoft.com/office/drawing/2017/model3d" xmlns:o="urn:schemas-microsoft-com:office:office" xmlns:oel="http://schemas.microsoft.com/office/2019/extlst" xmlns:r="http://schemas.openxmlformats.org/officeDocument/2006/relationships" xmlns:m="http://schemas.openxmlformats.org/officeDocument/2006/math" xmlns:v="urn:schemas-microsoft-com:vml" xmlns:wp14="http://schemas.microsoft.com/office/word/2010/wordprocessingDrawing" xmlns:wp="http://schemas.openxmlformats.org/drawingml/2006/wordprocessingDrawing" xmlns:w10="urn:schemas-microsoft-com:office:word" xmlns:w="http://schemas.openxmlformats.org/wordprocessingml/2006/main" xmlns:w14="http://schemas.microsoft.com/office/word/2010/wordml" xmlns:w15="http://schemas.microsoft.com/office/word/2012/wordml" xmlns:w16cex="http://schemas.microsoft.com/office/word/2018/wordml/cex" xmlns:w16cid="http://schemas.microsoft.com/office/word/2016/wordml/cid" xmlns:w16="http://schemas.microsoft.com/office/word/2018/wordml" xmlns:w16du="http://schemas.microsoft.com/office/word/2023/wordml/word16du" xmlns:w16sdtdh="http://schemas.microsoft.com/office/word/2020/wordml/sdtdatahash" xmlns:w16se="http://schemas.microsoft.com/office/word/2015/wordml/symex" xmlns:wpg="http://schemas.microsoft.com/office/word/2010/wordprocessingGroup" xmlns:wpi="http://schemas.microsoft.com/office/word/2010/wordprocessingInk" xmlns:wne="http://schemas.microsoft.com/office/word/2006/wordml" xmlns:wps="http://schemas.microsoft.com/office/word/2010/wordprocessingShape" mc:Ignorable="w14 w15 w16se w16cid w16 w16cex w16sdtdh w16du wp14">
   <w:footnote w:type="separator" w:id="-1">
     <w:p>
       <w:pPr>
@@ -1651,7 +1589,7 @@
 </file>
 
 <file path=word/header1.xml><?xml version="1.0" encoding="utf-8"?>
-<w:hdr xmlns:wpc="http://schemas.microsoft.com/office/word/2010/wordprocessingCanvas" xmlns:cx="http://schemas.microsoft.com/office/drawing/2014/chartex" xmlns:cx1="http://schemas.microsoft.com/office/drawing/2015/9/8/chartex" xmlns:cx2="http://schemas.microsoft.com/office/drawing/2015/10/21/chartex" xmlns:cx3="http://schemas.microsoft.com/office/drawing/2016/5/9/chartex" xmlns:cx4="http://schemas.microsoft.com/office/drawing/2016/5/10/chartex" xmlns:cx5="http://schemas.microsoft.com/office/drawing/2016/5/11/chartex" xmlns:cx6="http://schemas.microsoft.com/office/drawing/2016/5/12/chartex" xmlns:cx7="http://schemas.microsoft.com/office/drawing/2016/5/13/chartex" xmlns:cx8="http://schemas.microsoft.com/office/drawing/2016/5/14/chartex" xmlns:mc="http://schemas.openxmlformats.org/markup-compatibility/2006" xmlns:aink="http://schemas.microsoft.com/office/drawing/2016/ink" xmlns:am3d="http://schemas.microsoft.com/office/drawing/2017/model3d" xmlns:o="urn:schemas-microsoft-com:office:office" xmlns:oel="http://schemas.microsoft.com/office/2019/extlst" xmlns:r="http://schemas.openxmlformats.org/officeDocument/2006/relationships" xmlns:m="http://schemas.openxmlformats.org/officeDocument/2006/math" xmlns:v="urn:schemas-microsoft-com:vml" xmlns:wp14="http://schemas.microsoft.com/office/word/2010/wordprocessingDrawing" xmlns:wp="http://schemas.openxmlformats.org/drawingml/2006/wordprocessingDrawing" xmlns:w10="urn:schemas-microsoft-com:office:word" xmlns:w="http://schemas.openxmlformats.org/wordprocessingml/2006/main" xmlns:w14="http://schemas.microsoft.com/office/word/2010/wordml" xmlns:w15="http://schemas.microsoft.com/office/word/2012/wordml" xmlns:w16cex="http://schemas.microsoft.com/office/word/2018/wordml/cex" xmlns:w16cid="http://schemas.microsoft.com/office/word/2016/wordml/cid" xmlns:w16="http://schemas.microsoft.com/office/word/2018/wordml" xmlns:w16sdtdh="http://schemas.microsoft.com/office/word/2020/wordml/sdtdatahash" xmlns:w16se="http://schemas.microsoft.com/office/word/2015/wordml/symex" xmlns:wpg="http://schemas.microsoft.com/office/word/2010/wordprocessingGroup" xmlns:wpi="http://schemas.microsoft.com/office/word/2010/wordprocessingInk" xmlns:wne="http://schemas.microsoft.com/office/word/2006/wordml" xmlns:wps="http://schemas.microsoft.com/office/word/2010/wordprocessingShape" mc:Ignorable="w14 w15 w16se w16cid w16 w16cex w16sdtdh wp14">
+<w:hdr xmlns:wpc="http://schemas.microsoft.com/office/word/2010/wordprocessingCanvas" xmlns:cx="http://schemas.microsoft.com/office/drawing/2014/chartex" xmlns:cx1="http://schemas.microsoft.com/office/drawing/2015/9/8/chartex" xmlns:cx2="http://schemas.microsoft.com/office/drawing/2015/10/21/chartex" xmlns:cx3="http://schemas.microsoft.com/office/drawing/2016/5/9/chartex" xmlns:cx4="http://schemas.microsoft.com/office/drawing/2016/5/10/chartex" xmlns:cx5="http://schemas.microsoft.com/office/drawing/2016/5/11/chartex" xmlns:cx6="http://schemas.microsoft.com/office/drawing/2016/5/12/chartex" xmlns:cx7="http://schemas.microsoft.com/office/drawing/2016/5/13/chartex" xmlns:cx8="http://schemas.microsoft.com/office/drawing/2016/5/14/chartex" xmlns:mc="http://schemas.openxmlformats.org/markup-compatibility/2006" xmlns:aink="http://schemas.microsoft.com/office/drawing/2016/ink" xmlns:am3d="http://schemas.microsoft.com/office/drawing/2017/model3d" xmlns:o="urn:schemas-microsoft-com:office:office" xmlns:oel="http://schemas.microsoft.com/office/2019/extlst" xmlns:r="http://schemas.openxmlformats.org/officeDocument/2006/relationships" xmlns:m="http://schemas.openxmlformats.org/officeDocument/2006/math" xmlns:v="urn:schemas-microsoft-com:vml" xmlns:wp14="http://schemas.microsoft.com/office/word/2010/wordprocessingDrawing" xmlns:wp="http://schemas.openxmlformats.org/drawingml/2006/wordprocessingDrawing" xmlns:w10="urn:schemas-microsoft-com:office:word" xmlns:w="http://schemas.openxmlformats.org/wordprocessingml/2006/main" xmlns:w14="http://schemas.microsoft.com/office/word/2010/wordml" xmlns:w15="http://schemas.microsoft.com/office/word/2012/wordml" xmlns:w16cex="http://schemas.microsoft.com/office/word/2018/wordml/cex" xmlns:w16cid="http://schemas.microsoft.com/office/word/2016/wordml/cid" xmlns:w16="http://schemas.microsoft.com/office/word/2018/wordml" xmlns:w16du="http://schemas.microsoft.com/office/word/2023/wordml/word16du" xmlns:w16sdtdh="http://schemas.microsoft.com/office/word/2020/wordml/sdtdatahash" xmlns:w16se="http://schemas.microsoft.com/office/word/2015/wordml/symex" xmlns:wpg="http://schemas.microsoft.com/office/word/2010/wordprocessingGroup" xmlns:wpi="http://schemas.microsoft.com/office/word/2010/wordprocessingInk" xmlns:wne="http://schemas.microsoft.com/office/word/2006/wordml" xmlns:wps="http://schemas.microsoft.com/office/word/2010/wordprocessingShape" mc:Ignorable="w14 w15 w16se w16cid w16 w16cex w16sdtdh w16du wp14">
   <w:p>
     <w:pPr>
       <w:pStyle w:val="Header"/>
@@ -1661,7 +1599,7 @@
 </file>
 
 <file path=word/header2.xml><?xml version="1.0" encoding="utf-8"?>
-<w:hdr xmlns:wpc="http://schemas.microsoft.com/office/word/2010/wordprocessingCanvas" xmlns:cx="http://schemas.microsoft.com/office/drawing/2014/chartex" xmlns:cx1="http://schemas.microsoft.com/office/drawing/2015/9/8/chartex" xmlns:cx2="http://schemas.microsoft.com/office/drawing/2015/10/21/chartex" xmlns:cx3="http://schemas.microsoft.com/office/drawing/2016/5/9/chartex" xmlns:cx4="http://schemas.microsoft.com/office/drawing/2016/5/10/chartex" xmlns:cx5="http://schemas.microsoft.com/office/drawing/2016/5/11/chartex" xmlns:cx6="http://schemas.microsoft.com/office/drawing/2016/5/12/chartex" xmlns:cx7="http://schemas.microsoft.com/office/drawing/2016/5/13/chartex" xmlns:cx8="http://schemas.microsoft.com/office/drawing/2016/5/14/chartex" xmlns:mc="http://schemas.openxmlformats.org/markup-compatibility/2006" xmlns:aink="http://schemas.microsoft.com/office/drawing/2016/ink" xmlns:am3d="http://schemas.microsoft.com/office/drawing/2017/model3d" xmlns:o="urn:schemas-microsoft-com:office:office" xmlns:oel="http://schemas.microsoft.com/office/2019/extlst" xmlns:r="http://schemas.openxmlformats.org/officeDocument/2006/relationships" xmlns:m="http://schemas.openxmlformats.org/officeDocument/2006/math" xmlns:v="urn:schemas-microsoft-com:vml" xmlns:wp14="http://schemas.microsoft.com/office/word/2010/wordprocessingDrawing" xmlns:wp="http://schemas.openxmlformats.org/drawingml/2006/wordprocessingDrawing" xmlns:w10="urn:schemas-microsoft-com:office:word" xmlns:w="http://schemas.openxmlformats.org/wordprocessingml/2006/main" xmlns:w14="http://schemas.microsoft.com/office/word/2010/wordml" xmlns:w15="http://schemas.microsoft.com/office/word/2012/wordml" xmlns:w16cex="http://schemas.microsoft.com/office/word/2018/wordml/cex" xmlns:w16cid="http://schemas.microsoft.com/office/word/2016/wordml/cid" xmlns:w16="http://schemas.microsoft.com/office/word/2018/wordml" xmlns:w16sdtdh="http://schemas.microsoft.com/office/word/2020/wordml/sdtdatahash" xmlns:w16se="http://schemas.microsoft.com/office/word/2015/wordml/symex" xmlns:wpg="http://schemas.microsoft.com/office/word/2010/wordprocessingGroup" xmlns:wpi="http://schemas.microsoft.com/office/word/2010/wordprocessingInk" xmlns:wne="http://schemas.microsoft.com/office/word/2006/wordml" xmlns:wps="http://schemas.microsoft.com/office/word/2010/wordprocessingShape" mc:Ignorable="w14 w15 w16se w16cid w16 w16cex w16sdtdh wp14">
+<w:hdr xmlns:wpc="http://schemas.microsoft.com/office/word/2010/wordprocessingCanvas" xmlns:cx="http://schemas.microsoft.com/office/drawing/2014/chartex" xmlns:cx1="http://schemas.microsoft.com/office/drawing/2015/9/8/chartex" xmlns:cx2="http://schemas.microsoft.com/office/drawing/2015/10/21/chartex" xmlns:cx3="http://schemas.microsoft.com/office/drawing/2016/5/9/chartex" xmlns:cx4="http://schemas.microsoft.com/office/drawing/2016/5/10/chartex" xmlns:cx5="http://schemas.microsoft.com/office/drawing/2016/5/11/chartex" xmlns:cx6="http://schemas.microsoft.com/office/drawing/2016/5/12/chartex" xmlns:cx7="http://schemas.microsoft.com/office/drawing/2016/5/13/chartex" xmlns:cx8="http://schemas.microsoft.com/office/drawing/2016/5/14/chartex" xmlns:mc="http://schemas.openxmlformats.org/markup-compatibility/2006" xmlns:aink="http://schemas.microsoft.com/office/drawing/2016/ink" xmlns:am3d="http://schemas.microsoft.com/office/drawing/2017/model3d" xmlns:o="urn:schemas-microsoft-com:office:office" xmlns:oel="http://schemas.microsoft.com/office/2019/extlst" xmlns:r="http://schemas.openxmlformats.org/officeDocument/2006/relationships" xmlns:m="http://schemas.openxmlformats.org/officeDocument/2006/math" xmlns:v="urn:schemas-microsoft-com:vml" xmlns:wp14="http://schemas.microsoft.com/office/word/2010/wordprocessingDrawing" xmlns:wp="http://schemas.openxmlformats.org/drawingml/2006/wordprocessingDrawing" xmlns:w10="urn:schemas-microsoft-com:office:word" xmlns:w="http://schemas.openxmlformats.org/wordprocessingml/2006/main" xmlns:w14="http://schemas.microsoft.com/office/word/2010/wordml" xmlns:w15="http://schemas.microsoft.com/office/word/2012/wordml" xmlns:w16cex="http://schemas.microsoft.com/office/word/2018/wordml/cex" xmlns:w16cid="http://schemas.microsoft.com/office/word/2016/wordml/cid" xmlns:w16="http://schemas.microsoft.com/office/word/2018/wordml" xmlns:w16du="http://schemas.microsoft.com/office/word/2023/wordml/word16du" xmlns:w16sdtdh="http://schemas.microsoft.com/office/word/2020/wordml/sdtdatahash" xmlns:w16se="http://schemas.microsoft.com/office/word/2015/wordml/symex" xmlns:wpg="http://schemas.microsoft.com/office/word/2010/wordprocessingGroup" xmlns:wpi="http://schemas.microsoft.com/office/word/2010/wordprocessingInk" xmlns:wne="http://schemas.microsoft.com/office/word/2006/wordml" xmlns:wps="http://schemas.microsoft.com/office/word/2010/wordprocessingShape" mc:Ignorable="w14 w15 w16se w16cid w16 w16cex w16sdtdh w16du wp14">
   <w:p>
     <w:pPr>
       <w:pStyle w:val="Header"/>
@@ -1671,7 +1609,7 @@
 </file>
 
 <file path=word/header3.xml><?xml version="1.0" encoding="utf-8"?>
-<w:hdr xmlns:wpc="http://schemas.microsoft.com/office/word/2010/wordprocessingCanvas" xmlns:cx="http://schemas.microsoft.com/office/drawing/2014/chartex" xmlns:cx1="http://schemas.microsoft.com/office/drawing/2015/9/8/chartex" xmlns:cx2="http://schemas.microsoft.com/office/drawing/2015/10/21/chartex" xmlns:cx3="http://schemas.microsoft.com/office/drawing/2016/5/9/chartex" xmlns:cx4="http://schemas.microsoft.com/office/drawing/2016/5/10/chartex" xmlns:cx5="http://schemas.microsoft.com/office/drawing/2016/5/11/chartex" xmlns:cx6="http://schemas.microsoft.com/office/drawing/2016/5/12/chartex" xmlns:cx7="http://schemas.microsoft.com/office/drawing/2016/5/13/chartex" xmlns:cx8="http://schemas.microsoft.com/office/drawing/2016/5/14/chartex" xmlns:mc="http://schemas.openxmlformats.org/markup-compatibility/2006" xmlns:aink="http://schemas.microsoft.com/office/drawing/2016/ink" xmlns:am3d="http://schemas.microsoft.com/office/drawing/2017/model3d" xmlns:o="urn:schemas-microsoft-com:office:office" xmlns:oel="http://schemas.microsoft.com/office/2019/extlst" xmlns:r="http://schemas.openxmlformats.org/officeDocument/2006/relationships" xmlns:m="http://schemas.openxmlformats.org/officeDocument/2006/math" xmlns:v="urn:schemas-microsoft-com:vml" xmlns:wp14="http://schemas.microsoft.com/office/word/2010/wordprocessingDrawing" xmlns:wp="http://schemas.openxmlformats.org/drawingml/2006/wordprocessingDrawing" xmlns:w10="urn:schemas-microsoft-com:office:word" xmlns:w="http://schemas.openxmlformats.org/wordprocessingml/2006/main" xmlns:w14="http://schemas.microsoft.com/office/word/2010/wordml" xmlns:w15="http://schemas.microsoft.com/office/word/2012/wordml" xmlns:w16cex="http://schemas.microsoft.com/office/word/2018/wordml/cex" xmlns:w16cid="http://schemas.microsoft.com/office/word/2016/wordml/cid" xmlns:w16="http://schemas.microsoft.com/office/word/2018/wordml" xmlns:w16sdtdh="http://schemas.microsoft.com/office/word/2020/wordml/sdtdatahash" xmlns:w16se="http://schemas.microsoft.com/office/word/2015/wordml/symex" xmlns:wpg="http://schemas.microsoft.com/office/word/2010/wordprocessingGroup" xmlns:wpi="http://schemas.microsoft.com/office/word/2010/wordprocessingInk" xmlns:wne="http://schemas.microsoft.com/office/word/2006/wordml" xmlns:wps="http://schemas.microsoft.com/office/word/2010/wordprocessingShape" mc:Ignorable="w14 w15 w16se w16cid w16 w16cex w16sdtdh wp14">
+<w:hdr xmlns:wpc="http://schemas.microsoft.com/office/word/2010/wordprocessingCanvas" xmlns:cx="http://schemas.microsoft.com/office/drawing/2014/chartex" xmlns:cx1="http://schemas.microsoft.com/office/drawing/2015/9/8/chartex" xmlns:cx2="http://schemas.microsoft.com/office/drawing/2015/10/21/chartex" xmlns:cx3="http://schemas.microsoft.com/office/drawing/2016/5/9/chartex" xmlns:cx4="http://schemas.microsoft.com/office/drawing/2016/5/10/chartex" xmlns:cx5="http://schemas.microsoft.com/office/drawing/2016/5/11/chartex" xmlns:cx6="http://schemas.microsoft.com/office/drawing/2016/5/12/chartex" xmlns:cx7="http://schemas.microsoft.com/office/drawing/2016/5/13/chartex" xmlns:cx8="http://schemas.microsoft.com/office/drawing/2016/5/14/chartex" xmlns:mc="http://schemas.openxmlformats.org/markup-compatibility/2006" xmlns:aink="http://schemas.microsoft.com/office/drawing/2016/ink" xmlns:am3d="http://schemas.microsoft.com/office/drawing/2017/model3d" xmlns:o="urn:schemas-microsoft-com:office:office" xmlns:oel="http://schemas.microsoft.com/office/2019/extlst" xmlns:r="http://schemas.openxmlformats.org/officeDocument/2006/relationships" xmlns:m="http://schemas.openxmlformats.org/officeDocument/2006/math" xmlns:v="urn:schemas-microsoft-com:vml" xmlns:wp14="http://schemas.microsoft.com/office/word/2010/wordprocessingDrawing" xmlns:wp="http://schemas.openxmlformats.org/drawingml/2006/wordprocessingDrawing" xmlns:w10="urn:schemas-microsoft-com:office:word" xmlns:w="http://schemas.openxmlformats.org/wordprocessingml/2006/main" xmlns:w14="http://schemas.microsoft.com/office/word/2010/wordml" xmlns:w15="http://schemas.microsoft.com/office/word/2012/wordml" xmlns:w16cex="http://schemas.microsoft.com/office/word/2018/wordml/cex" xmlns:w16cid="http://schemas.microsoft.com/office/word/2016/wordml/cid" xmlns:w16="http://schemas.microsoft.com/office/word/2018/wordml" xmlns:w16du="http://schemas.microsoft.com/office/word/2023/wordml/word16du" xmlns:w16sdtdh="http://schemas.microsoft.com/office/word/2020/wordml/sdtdatahash" xmlns:w16se="http://schemas.microsoft.com/office/word/2015/wordml/symex" xmlns:wpg="http://schemas.microsoft.com/office/word/2010/wordprocessingGroup" xmlns:wpi="http://schemas.microsoft.com/office/word/2010/wordprocessingInk" xmlns:wne="http://schemas.microsoft.com/office/word/2006/wordml" xmlns:wps="http://schemas.microsoft.com/office/word/2010/wordprocessingShape" mc:Ignorable="w14 w15 w16se w16cid w16 w16cex w16sdtdh w16du wp14">
   <w:p>
     <w:pPr>
       <w:pStyle w:val="Header"/>
@@ -1681,7 +1619,7 @@
 </file>
 
 <file path=word/styles.xml><?xml version="1.0" encoding="utf-8"?>
-<w:styles xmlns:mc="http://schemas.openxmlformats.org/markup-compatibility/2006" xmlns:r="http://schemas.openxmlformats.org/officeDocument/2006/relationships" xmlns:w="http://schemas.openxmlformats.org/wordprocessingml/2006/main" xmlns:w14="http://schemas.microsoft.com/office/word/2010/wordml" xmlns:w15="http://schemas.microsoft.com/office/word/2012/wordml" xmlns:w16cex="http://schemas.microsoft.com/office/word/2018/wordml/cex" xmlns:w16cid="http://schemas.microsoft.com/office/word/2016/wordml/cid" xmlns:w16="http://schemas.microsoft.com/office/word/2018/wordml" xmlns:w16sdtdh="http://schemas.microsoft.com/office/word/2020/wordml/sdtdatahash" xmlns:w16se="http://schemas.microsoft.com/office/word/2015/wordml/symex" mc:Ignorable="w14 w15 w16se w16cid w16 w16cex w16sdtdh">
+<w:styles xmlns:mc="http://schemas.openxmlformats.org/markup-compatibility/2006" xmlns:r="http://schemas.openxmlformats.org/officeDocument/2006/relationships" xmlns:w="http://schemas.openxmlformats.org/wordprocessingml/2006/main" xmlns:w14="http://schemas.microsoft.com/office/word/2010/wordml" xmlns:w15="http://schemas.microsoft.com/office/word/2012/wordml" xmlns:w16cex="http://schemas.microsoft.com/office/word/2018/wordml/cex" xmlns:w16cid="http://schemas.microsoft.com/office/word/2016/wordml/cid" xmlns:w16="http://schemas.microsoft.com/office/word/2018/wordml" xmlns:w16du="http://schemas.microsoft.com/office/word/2023/wordml/word16du" xmlns:w16sdtdh="http://schemas.microsoft.com/office/word/2020/wordml/sdtdatahash" xmlns:w16se="http://schemas.microsoft.com/office/word/2015/wordml/symex" mc:Ignorable="w14 w15 w16se w16cid w16 w16cex w16sdtdh w16du">
   <w:docDefaults>
     <w:rPrDefault>
       <w:rPr>
@@ -2589,6 +2527,12 @@
 </file>
 
 <file path=customXml/item1.xml><?xml version="1.0" encoding="utf-8"?>
+<p:properties xmlns:p="http://schemas.microsoft.com/office/2006/metadata/properties" xmlns:xsi="http://www.w3.org/2001/XMLSchema-instance" xmlns:pc="http://schemas.microsoft.com/office/infopath/2007/PartnerControls">
+  <documentManagement/>
+</p:properties>
+</file>
+
+<file path=customXml/item2.xml><?xml version="1.0" encoding="utf-8"?>
 <?mso-contentType ?>
 <FormTemplates xmlns="http://schemas.microsoft.com/sharepoint/v3/contenttype/forms">
   <Display>DocumentLibraryForm</Display>
@@ -2597,7 +2541,7 @@
 </FormTemplates>
 </file>
 
-<file path=customXml/item2.xml><?xml version="1.0" encoding="utf-8"?>
+<file path=customXml/item3.xml><?xml version="1.0" encoding="utf-8"?>
 <ct:contentTypeSchema xmlns:ct="http://schemas.microsoft.com/office/2006/metadata/contentType" xmlns:ma="http://schemas.microsoft.com/office/2006/metadata/properties/metaAttributes" ct:_="" ma:_="" ma:contentTypeName="Document" ma:contentTypeID="0x010100B414C6717266E74190F05281F89E6026" ma:contentTypeVersion="12" ma:contentTypeDescription="Create a new document." ma:contentTypeScope="" ma:versionID="9c5a627168d06f595f33ca24f35aedd4">
   <xsd:schema xmlns:xsd="http://www.w3.org/2001/XMLSchema" xmlns:xs="http://www.w3.org/2001/XMLSchema" xmlns:p="http://schemas.microsoft.com/office/2006/metadata/properties" xmlns:ns2="06cfe00f-839a-4df9-b5c7-4ebac7d0c360" xmlns:ns3="610ec4a7-94b8-4d25-ad4b-84626814a18d" targetNamespace="http://schemas.microsoft.com/office/2006/metadata/properties" ma:root="true" ma:fieldsID="4bcf9b8f6f85f90451be37a25cf20a3b" ns2:_="" ns3:_="">
     <xsd:import namespace="06cfe00f-839a-4df9-b5c7-4ebac7d0c360"/>
@@ -2814,13 +2758,16 @@
 </ct:contentTypeSchema>
 </file>
 
-<file path=customXml/item3.xml><?xml version="1.0" encoding="utf-8"?>
-<p:properties xmlns:p="http://schemas.microsoft.com/office/2006/metadata/properties" xmlns:xsi="http://www.w3.org/2001/XMLSchema-instance" xmlns:pc="http://schemas.microsoft.com/office/infopath/2007/PartnerControls">
-  <documentManagement/>
-</p:properties>
+<file path=customXml/itemProps1.xml><?xml version="1.0" encoding="utf-8"?>
+<ds:datastoreItem xmlns:ds="http://schemas.openxmlformats.org/officeDocument/2006/customXml" ds:itemID="{BA46260B-38C3-4C68-8BB9-AEA15E3D9D75}">
+  <ds:schemaRefs>
+    <ds:schemaRef ds:uri="http://schemas.microsoft.com/office/2006/metadata/properties"/>
+    <ds:schemaRef ds:uri="http://schemas.microsoft.com/office/infopath/2007/PartnerControls"/>
+  </ds:schemaRefs>
+</ds:datastoreItem>
 </file>
 
-<file path=customXml/itemProps1.xml><?xml version="1.0" encoding="utf-8"?>
+<file path=customXml/itemProps2.xml><?xml version="1.0" encoding="utf-8"?>
 <ds:datastoreItem xmlns:ds="http://schemas.openxmlformats.org/officeDocument/2006/customXml" ds:itemID="{8CFAF5F0-B20B-402A-937A-663B66EE3F2D}">
   <ds:schemaRefs>
     <ds:schemaRef ds:uri="http://schemas.microsoft.com/sharepoint/v3/contenttype/forms"/>
@@ -2828,7 +2775,7 @@
 </ds:datastoreItem>
 </file>
 
-<file path=customXml/itemProps2.xml><?xml version="1.0" encoding="utf-8"?>
+<file path=customXml/itemProps3.xml><?xml version="1.0" encoding="utf-8"?>
 <ds:datastoreItem xmlns:ds="http://schemas.openxmlformats.org/officeDocument/2006/customXml" ds:itemID="{73AC5274-F05B-4EDF-B9B4-0AE43D578B0A}">
   <ds:schemaRefs>
     <ds:schemaRef ds:uri="http://schemas.microsoft.com/office/2006/metadata/contentType"/>
@@ -2845,13 +2792,4 @@
     <ds:schemaRef ds:uri="http://schemas.microsoft.com/internal/obd"/>
   </ds:schemaRefs>
 </ds:datastoreItem>
-</file>
-
-<file path=customXml/itemProps3.xml><?xml version="1.0" encoding="utf-8"?>
-<ds:datastoreItem xmlns:ds="http://schemas.openxmlformats.org/officeDocument/2006/customXml" ds:itemID="{BA46260B-38C3-4C68-8BB9-AEA15E3D9D75}">
-  <ds:schemaRefs>
-    <ds:schemaRef ds:uri="http://schemas.microsoft.com/office/2006/metadata/properties"/>
-    <ds:schemaRef ds:uri="http://schemas.microsoft.com/office/infopath/2007/PartnerControls"/>
-  </ds:schemaRefs>
-</ds:datastoreItem>
 </file>
--- a/arches_her/docx/Predetermination Letter.docx
+++ b/arches_her/docx/Predetermination Letter.docx
@@ -23,8 +23,8 @@
         <w:tblLook w:val="04A0" w:firstRow="1" w:lastRow="0" w:firstColumn="1" w:lastColumn="0" w:noHBand="0" w:noVBand="1"/>
       </w:tblPr>
       <w:tblGrid>
-        <w:gridCol w:w="6384"/>
-        <w:gridCol w:w="3681"/>
+        <w:gridCol w:w="6363"/>
+        <w:gridCol w:w="3702"/>
       </w:tblGrid>
       <w:tr>
         <w:tc>
@@ -249,7 +249,7 @@
               <w:rPr>
                 <w:rFonts w:cstheme="minorHAnsi"/>
               </w:rPr>
-              <w:t xml:space="preserve">Direct Dial: &lt;Casework Officer Number&gt; </w:t>
+              <w:t xml:space="preserve">&lt;Casework Officer Number&gt; </w:t>
             </w:r>
           </w:p>
         </w:tc>
@@ -287,7 +287,7 @@
               <w:rPr>
                 <w:rFonts w:cstheme="minorHAnsi"/>
               </w:rPr>
-              <w:t>Email: &lt;Casework Officer Email&gt;</w:t>
+              <w:t>&lt;Casework Officer Email&gt;</w:t>
             </w:r>
           </w:p>
           <w:p>
@@ -313,7 +313,19 @@
               <w:rPr>
                 <w:rFonts w:cstheme="minorHAnsi"/>
               </w:rPr>
-              <w:t>&lt;Completion Date&gt;</w:t>
+              <w:t>&lt;Completion Date</w:t>
+            </w:r>
+            <w:r>
+              <w:rPr>
+                <w:rFonts w:cstheme="minorHAnsi"/>
+              </w:rPr>
+              <w:t>||%Y-%m-%d||%d %B %Y</w:t>
+            </w:r>
+            <w:r>
+              <w:rPr>
+                <w:rFonts w:cstheme="minorHAnsi"/>
+              </w:rPr>
+              <w:t>&gt;</w:t>
             </w:r>
           </w:p>
         </w:tc>
@@ -422,7 +434,14 @@
           <w:rFonts w:cstheme="minorHAnsi"/>
           <w:b/>
         </w:rPr>
-        <w:t>NATIONAL PLANNING POLICY FRAMEWORK 2021</w:t>
+        <w:t>NATIONAL PLANNING POLICY FRAMEWORK 202</w:t>
+      </w:r>
+      <w:r>
+        <w:rPr>
+          <w:rFonts w:cstheme="minorHAnsi"/>
+          <w:b/>
+        </w:rPr>
+        <w:t>4</w:t>
       </w:r>
     </w:p>
     <w:p>
@@ -481,12 +500,20 @@
         <w:rPr>
           <w:rFonts w:cstheme="minorHAnsi"/>
         </w:rPr>
-        <w:t>&lt;Proposal Description&gt;</w:t>
+        <w:t>&lt;Proposal Description||HTML||PLAIN&gt;</w:t>
       </w:r>
       <w:r>
         <w:rPr>
           <w:rFonts w:cstheme="minorHAnsi"/>
           <w:i/>
+        </w:rPr>
+      </w:r>
+      <w:r>
+        <w:rPr>
+          <w:rFonts w:cstheme="minorHAnsi"/>
+          <w:bCs/>
+          <w:i/>
+          <w:iCs/>
         </w:rPr>
       </w:r>
       <w:r>
@@ -552,7 +579,17 @@
         <w:rPr>
           <w:rFonts w:cstheme="minorHAnsi"/>
         </w:rPr>
-        <w:t>Thank you for your consultation received on &lt;Log Date&gt;.</w:t>
+        <w:t>Thank you for your consultation received on &lt;Log Date||%Y-%m-%d||%d %B %Y&gt;.</w:t>
+      </w:r>
+      <w:r>
+        <w:rPr>
+          <w:rFonts w:cstheme="minorHAnsi"/>
+        </w:rPr>
+      </w:r>
+      <w:r>
+        <w:rPr>
+          <w:rFonts w:cstheme="minorHAnsi"/>
+        </w:rPr>
       </w:r>
     </w:p>
     <w:p>
@@ -629,14 +666,6 @@
     </w:p>
     <w:p>
       <w:pPr>
-        <w:spacing w:after="0" w:line="240" w:lineRule="auto"/>
-        <w:rPr>
-          <w:rFonts w:cstheme="minorHAnsi"/>
-        </w:rPr>
-      </w:pPr>
-    </w:p>
-    <w:p>
-      <w:pPr>
         <w:tabs>
           <w:tab w:val="left" w:pos="5245"/>
         </w:tabs>
@@ -696,98 +725,176 @@
         <w:rPr>
           <w:rFonts w:cstheme="minorHAnsi"/>
         </w:rPr>
-        <w:t xml:space="preserve">NPPF Section 16 and the London Plan (2021 Policy HC1) recognise the positive contribution of heritage assets of all kinds and make the conservation of archaeological interest a material planning consideration.  NPPF paragraph 194 says applicants should provide an </w:t>
-      </w:r>
+        <w:t xml:space="preserve">NPPF Section 16 and the London Plan (2021 Policy HC1) recognise the positive contribution of heritage assets of all kinds and make the conservation of archaeological interest a material planning consideration.  NPPF paragraph </w:t>
+      </w:r>
+      <w:r>
+        <w:rPr>
+          <w:rFonts w:cstheme="minorHAnsi"/>
+        </w:rPr>
+        <w:t>207</w:t>
+      </w:r>
+      <w:r>
+        <w:rPr>
+          <w:rFonts w:cstheme="minorHAnsi"/>
+        </w:rPr>
+        <w:t xml:space="preserve"> says applicants should provide an archaeological assessment if their development could affect a heritage asset of archaeological interest.   A field evaluation may also be necessary. </w:t>
+      </w:r>
+    </w:p>
+    <w:p>
+      <w:pPr>
+        <w:tabs>
+          <w:tab w:val="left" w:pos="5245"/>
+        </w:tabs>
+        <w:spacing w:after="0" w:line="240" w:lineRule="auto"/>
+        <w:rPr>
+          <w:rFonts w:cstheme="minorHAnsi"/>
+        </w:rPr>
+      </w:pPr>
+    </w:p>
+    <w:p>
+      <w:pPr>
+        <w:tabs>
+          <w:tab w:val="left" w:pos="5245"/>
+        </w:tabs>
+        <w:spacing w:after="0" w:line="240" w:lineRule="auto"/>
+        <w:rPr>
+          <w:rFonts w:cstheme="minorHAnsi"/>
+        </w:rPr>
+      </w:pPr>
       <w:r>
         <w:rPr>
           <w:rFonts w:cstheme="minorHAnsi"/>
         </w:rPr>
         <w:lastRenderedPageBreak/>
-        <w:t xml:space="preserve">archaeological assessment if their development could affect a heritage asset of archaeological interest.   A field evaluation may also be necessary. </w:t>
-      </w:r>
-    </w:p>
-    <w:p>
-      <w:pPr>
-        <w:tabs>
-          <w:tab w:val="left" w:pos="5245"/>
-        </w:tabs>
-        <w:spacing w:after="0" w:line="240" w:lineRule="auto"/>
-        <w:rPr>
-          <w:rFonts w:cstheme="minorHAnsi"/>
-        </w:rPr>
-      </w:pPr>
-    </w:p>
-    <w:p>
-      <w:pPr>
-        <w:tabs>
-          <w:tab w:val="left" w:pos="5245"/>
-        </w:tabs>
-        <w:spacing w:after="0" w:line="240" w:lineRule="auto"/>
-        <w:rPr>
-          <w:rFonts w:cstheme="minorHAnsi"/>
-        </w:rPr>
-      </w:pPr>
-      <w:r>
-        <w:rPr>
-          <w:rFonts w:cstheme="minorHAnsi"/>
-        </w:rPr>
-        <w:t>NPPF paragraphs 199 - 202 place great weight on conserving designated heritage assets, including non-designated heritage assets with an archaeological interest equivalent to scheduled monuments.  Non- designated heritage assets may also merit conservation depending upon their significance and the harm caused (NPPF paragraph 203).  Conservation can mean design changes to preserve remains where they are.</w:t>
-      </w:r>
-    </w:p>
-    <w:p>
-      <w:pPr>
-        <w:tabs>
-          <w:tab w:val="left" w:pos="5245"/>
-        </w:tabs>
-        <w:spacing w:after="0" w:line="240" w:lineRule="auto"/>
-        <w:rPr>
-          <w:rFonts w:cstheme="minorHAnsi"/>
-        </w:rPr>
-      </w:pPr>
-    </w:p>
-    <w:p>
-      <w:pPr>
-        <w:tabs>
-          <w:tab w:val="left" w:pos="5245"/>
-        </w:tabs>
-        <w:spacing w:after="0" w:line="240" w:lineRule="auto"/>
-        <w:rPr>
-          <w:rFonts w:cstheme="minorHAnsi"/>
-        </w:rPr>
-      </w:pPr>
-      <w:r>
-        <w:rPr>
-          <w:rFonts w:cstheme="minorHAnsi"/>
-        </w:rPr>
-        <w:t xml:space="preserve">NPPF paragraphs 190 and 197 and London Plan Policy HC1 emphasise the positive contributions heritage assets can make to sustainable communities and places.  Applicants should therefore expect to identify appropriate enhancement opportunities.  </w:t>
-      </w:r>
-    </w:p>
-    <w:p>
-      <w:pPr>
-        <w:tabs>
-          <w:tab w:val="left" w:pos="5245"/>
-        </w:tabs>
-        <w:spacing w:after="0" w:line="240" w:lineRule="auto"/>
-        <w:rPr>
-          <w:rFonts w:cstheme="minorHAnsi"/>
-        </w:rPr>
-      </w:pPr>
-    </w:p>
-    <w:p>
-      <w:pPr>
-        <w:tabs>
-          <w:tab w:val="left" w:pos="5245"/>
-        </w:tabs>
-        <w:spacing w:after="0" w:line="240" w:lineRule="auto"/>
-        <w:rPr>
-          <w:rFonts w:cstheme="minorHAnsi"/>
-        </w:rPr>
-      </w:pPr>
-      <w:r>
-        <w:rPr>
-          <w:rFonts w:cstheme="minorHAnsi"/>
-        </w:rPr>
-        <w:t xml:space="preserve">If preservation is not achievable then if you grant planning consent, paragraph 205 of the NPPF says that applicants should record the significance of any heritage assets that the development harms.  </w:t>
+        <w:t xml:space="preserve">NPPF paragraphs </w:t>
+      </w:r>
+      <w:r>
+        <w:rPr>
+          <w:rFonts w:cstheme="minorHAnsi"/>
+        </w:rPr>
+        <w:t>212</w:t>
+      </w:r>
+      <w:r>
+        <w:rPr>
+          <w:rFonts w:cstheme="minorHAnsi"/>
+        </w:rPr>
+        <w:t xml:space="preserve"> - 2</w:t>
+      </w:r>
+      <w:r>
+        <w:rPr>
+          <w:rFonts w:cstheme="minorHAnsi"/>
+        </w:rPr>
+        <w:t>15</w:t>
+      </w:r>
+      <w:r>
+        <w:rPr>
+          <w:rFonts w:cstheme="minorHAnsi"/>
+        </w:rPr>
+        <w:t xml:space="preserve"> place great weight on conserving designated heritage assets, including non-designated heritage assets with an archaeological interest equivalent to scheduled monuments.  Non- designated heritage assets may also merit conservation depending upon their significance and the harm caused (NPPF paragraph 2</w:t>
+      </w:r>
+      <w:r>
+        <w:rPr>
+          <w:rFonts w:cstheme="minorHAnsi"/>
+        </w:rPr>
+        <w:t>16</w:t>
+      </w:r>
+      <w:r>
+        <w:rPr>
+          <w:rFonts w:cstheme="minorHAnsi"/>
+        </w:rPr>
+        <w:t>).  Conservation can mean design changes to preserve remains where they are.</w:t>
+      </w:r>
+    </w:p>
+    <w:p>
+      <w:pPr>
+        <w:tabs>
+          <w:tab w:val="left" w:pos="5245"/>
+        </w:tabs>
+        <w:spacing w:after="0" w:line="240" w:lineRule="auto"/>
+        <w:rPr>
+          <w:rFonts w:cstheme="minorHAnsi"/>
+        </w:rPr>
+      </w:pPr>
+    </w:p>
+    <w:p>
+      <w:pPr>
+        <w:tabs>
+          <w:tab w:val="left" w:pos="5245"/>
+        </w:tabs>
+        <w:spacing w:after="0" w:line="240" w:lineRule="auto"/>
+        <w:rPr>
+          <w:rFonts w:cstheme="minorHAnsi"/>
+        </w:rPr>
+      </w:pPr>
+      <w:r>
+        <w:rPr>
+          <w:rFonts w:cstheme="minorHAnsi"/>
+        </w:rPr>
+        <w:t xml:space="preserve">NPPF paragraphs </w:t>
+      </w:r>
+      <w:r>
+        <w:rPr>
+          <w:rFonts w:cstheme="minorHAnsi"/>
+        </w:rPr>
+        <w:t>202</w:t>
+      </w:r>
+      <w:r>
+        <w:rPr>
+          <w:rFonts w:cstheme="minorHAnsi"/>
+        </w:rPr>
+        <w:t xml:space="preserve"> and </w:t>
+      </w:r>
+      <w:r>
+        <w:rPr>
+          <w:rFonts w:cstheme="minorHAnsi"/>
+        </w:rPr>
+        <w:t>210</w:t>
+      </w:r>
+      <w:r>
+        <w:rPr>
+          <w:rFonts w:cstheme="minorHAnsi"/>
+        </w:rPr>
+        <w:t xml:space="preserve"> and London Plan Policy HC1 emphasise the positive contributions heritage assets can make to sustainable communities and places.  Applicants should therefore expect to identify appropriate enhancement opportunities.  </w:t>
+      </w:r>
+    </w:p>
+    <w:p>
+      <w:pPr>
+        <w:tabs>
+          <w:tab w:val="left" w:pos="5245"/>
+        </w:tabs>
+        <w:spacing w:after="0" w:line="240" w:lineRule="auto"/>
+        <w:rPr>
+          <w:rFonts w:cstheme="minorHAnsi"/>
+        </w:rPr>
+      </w:pPr>
+    </w:p>
+    <w:p>
+      <w:pPr>
+        <w:tabs>
+          <w:tab w:val="left" w:pos="5245"/>
+        </w:tabs>
+        <w:spacing w:after="0" w:line="240" w:lineRule="auto"/>
+        <w:rPr>
+          <w:rFonts w:cstheme="minorHAnsi"/>
+        </w:rPr>
+      </w:pPr>
+      <w:r>
+        <w:rPr>
+          <w:rFonts w:cstheme="minorHAnsi"/>
+        </w:rPr>
+        <w:t>If preservation is not achievable then if you grant planning consent, paragraph 2</w:t>
+      </w:r>
+      <w:r>
+        <w:rPr>
+          <w:rFonts w:cstheme="minorHAnsi"/>
+        </w:rPr>
+        <w:t>18</w:t>
+      </w:r>
+      <w:r>
+        <w:rPr>
+          <w:rFonts w:cstheme="minorHAnsi"/>
+        </w:rPr>
+        <w:t xml:space="preserve"> of the NPPF says that applicants should record the significance of any heritage assets that the development harms.  </w:t>
       </w:r>
     </w:p>
     <w:p>
@@ -875,59 +982,12 @@
           <w:rFonts w:cstheme="minorHAnsi"/>
         </w:rPr>
       </w:pPr>
-    </w:p>
-    <w:p>
-      <w:pPr>
-        <w:spacing w:after="0" w:line="240" w:lineRule="auto"/>
-        <w:rPr>
-          <w:rFonts w:cstheme="minorHAnsi"/>
-        </w:rPr>
-      </w:pPr>
-      <w:r>
-        <w:rPr>
-          <w:rFonts w:cstheme="minorHAnsi"/>
-        </w:rPr>
-        <w:t>&lt;Mitigation Type&gt;</w:t>
-      </w:r>
-      <w:r>
-        <w:rPr>
-          <w:rFonts w:cstheme="minorHAnsi"/>
-          <w:i/>
-        </w:rPr>
-      </w:r>
-      <w:r>
-        <w:rPr>
-          <w:rFonts w:cstheme="minorHAnsi"/>
-        </w:rPr>
-      </w:r>
-    </w:p>
-    <w:p>
-      <w:pPr>
-        <w:tabs>
-          <w:tab w:val="left" w:pos="5245"/>
-        </w:tabs>
-        <w:spacing w:after="0" w:line="240" w:lineRule="auto"/>
-        <w:rPr>
-          <w:rFonts w:cstheme="minorHAnsi"/>
-        </w:rPr>
-      </w:pPr>
       <w:r>
         <w:rPr>
           <w:rFonts w:cstheme="minorHAnsi"/>
         </w:rPr>
         <w:t>&lt;Mitigation&gt;</w:t>
       </w:r>
-    </w:p>
-    <w:p>
-      <w:pPr>
-        <w:tabs>
-          <w:tab w:val="left" w:pos="5245"/>
-        </w:tabs>
-        <w:spacing w:after="0" w:line="240" w:lineRule="auto"/>
-        <w:rPr>
-          <w:rFonts w:cstheme="minorHAnsi"/>
-        </w:rPr>
-      </w:pPr>
     </w:p>
     <w:p>
       <w:pPr>
@@ -2514,7 +2574,6 @@
   <w:style w:type="character" w:default="1" w:styleId="DefaultParagraphFont">
     <w:name w:val="Default Paragraph Font"/>
     <w:uiPriority w:val="1"/>
-    <w:semiHidden/>
     <w:unhideWhenUsed/>
   </w:style>
   <w:style w:type="table" w:default="1" w:styleId="TableNormal">
@@ -3199,7 +3258,12 @@
 </file>
 
 <file path=customXml/item2.xml><?xml version="1.0" encoding="utf-8"?>
-<b:Sources xmlns:b="http://schemas.openxmlformats.org/officeDocument/2006/bibliography" xmlns="http://schemas.openxmlformats.org/officeDocument/2006/bibliography" SelectedStyle="/APASixthEditionOfficeOnline.xsl" StyleName="APA" Version="6"/>
+<?mso-contentType ?>
+<FormTemplates xmlns="http://schemas.microsoft.com/sharepoint/v3/contenttype/forms">
+  <Display>DocumentLibraryForm</Display>
+  <Edit>DocumentLibraryForm</Edit>
+  <New>DocumentLibraryForm</New>
+</FormTemplates>
 </file>
 
 <file path=customXml/item3.xml><?xml version="1.0" encoding="utf-8"?>
@@ -3398,12 +3462,7 @@
 </file>
 
 <file path=customXml/item4.xml><?xml version="1.0" encoding="utf-8"?>
-<?mso-contentType ?>
-<FormTemplates xmlns="http://schemas.microsoft.com/sharepoint/v3/contenttype/forms">
-  <Display>DocumentLibraryForm</Display>
-  <Edit>DocumentLibraryForm</Edit>
-  <New>DocumentLibraryForm</New>
-</FormTemplates>
+<b:Sources xmlns:b="http://schemas.openxmlformats.org/officeDocument/2006/bibliography" xmlns="http://schemas.openxmlformats.org/officeDocument/2006/bibliography" SelectedStyle="/APASixthEditionOfficeOnline.xsl" StyleName="APA" Version="6"/>
 </file>
 
 <file path=customXml/itemProps1.xml><?xml version="1.0" encoding="utf-8"?>
@@ -3418,9 +3477,9 @@
 </file>
 
 <file path=customXml/itemProps2.xml><?xml version="1.0" encoding="utf-8"?>
-<ds:datastoreItem xmlns:ds="http://schemas.openxmlformats.org/officeDocument/2006/customXml" ds:itemID="{3B4892E8-18D6-D444-BA6E-299F0B60384F}">
+<ds:datastoreItem xmlns:ds="http://schemas.openxmlformats.org/officeDocument/2006/customXml" ds:itemID="{45FB1F57-968F-4A6E-AEE9-65961EB5FADD}">
   <ds:schemaRefs>
-    <ds:schemaRef ds:uri="http://schemas.openxmlformats.org/officeDocument/2006/bibliography"/>
+    <ds:schemaRef ds:uri="http://schemas.microsoft.com/sharepoint/v3/contenttype/forms"/>
   </ds:schemaRefs>
 </ds:datastoreItem>
 </file>
@@ -3445,9 +3504,9 @@
 </file>
 
 <file path=customXml/itemProps4.xml><?xml version="1.0" encoding="utf-8"?>
-<ds:datastoreItem xmlns:ds="http://schemas.openxmlformats.org/officeDocument/2006/customXml" ds:itemID="{45FB1F57-968F-4A6E-AEE9-65961EB5FADD}">
+<ds:datastoreItem xmlns:ds="http://schemas.openxmlformats.org/officeDocument/2006/customXml" ds:itemID="{3B4892E8-18D6-D444-BA6E-299F0B60384F}">
   <ds:schemaRefs>
-    <ds:schemaRef ds:uri="http://schemas.microsoft.com/sharepoint/v3/contenttype/forms"/>
+    <ds:schemaRef ds:uri="http://schemas.openxmlformats.org/officeDocument/2006/bibliography"/>
   </ds:schemaRefs>
 </ds:datastoreItem>
 </file>
--- a/arches_her/docx/Predetermination Letter.docx
+++ b/arches_her/docx/Predetermination Letter.docx
@@ -29,7 +29,7 @@
       <w:tr>
         <w:tc>
           <w:tcPr>
-            <w:tcW w:w="6384" w:type="dxa"/>
+            <w:tcW w:w="6363" w:type="dxa"/>
           </w:tcPr>
           <w:p>
             <w:pPr>
@@ -44,7 +44,7 @@
         </w:tc>
         <w:tc>
           <w:tcPr>
-            <w:tcW w:w="3681" w:type="dxa"/>
+            <w:tcW w:w="3702" w:type="dxa"/>
           </w:tcPr>
           <w:p>
             <w:pPr>
@@ -61,7 +61,7 @@
       <w:tr>
         <w:tc>
           <w:tcPr>
-            <w:tcW w:w="6384" w:type="dxa"/>
+            <w:tcW w:w="6363" w:type="dxa"/>
           </w:tcPr>
           <w:p>
             <w:pPr>
@@ -82,7 +82,7 @@
         </w:tc>
         <w:tc>
           <w:tcPr>
-            <w:tcW w:w="3681" w:type="dxa"/>
+            <w:tcW w:w="3702" w:type="dxa"/>
           </w:tcPr>
           <w:p>
             <w:pPr>
@@ -105,7 +105,7 @@
       <w:tr>
         <w:tc>
           <w:tcPr>
-            <w:tcW w:w="6384" w:type="dxa"/>
+            <w:tcW w:w="6363" w:type="dxa"/>
           </w:tcPr>
           <w:p>
             <w:pPr>
@@ -126,7 +126,7 @@
         </w:tc>
         <w:tc>
           <w:tcPr>
-            <w:tcW w:w="3681" w:type="dxa"/>
+            <w:tcW w:w="3702" w:type="dxa"/>
           </w:tcPr>
           <w:p>
             <w:pPr>
@@ -149,7 +149,7 @@
       <w:tr>
         <w:tc>
           <w:tcPr>
-            <w:tcW w:w="6384" w:type="dxa"/>
+            <w:tcW w:w="6363" w:type="dxa"/>
           </w:tcPr>
           <w:p>
             <w:pPr>
@@ -164,7 +164,7 @@
         </w:tc>
         <w:tc>
           <w:tcPr>
-            <w:tcW w:w="3681" w:type="dxa"/>
+            <w:tcW w:w="3702" w:type="dxa"/>
           </w:tcPr>
           <w:p>
             <w:pPr>
@@ -181,7 +181,7 @@
       <w:tr>
         <w:tc>
           <w:tcPr>
-            <w:tcW w:w="6384" w:type="dxa"/>
+            <w:tcW w:w="6363" w:type="dxa"/>
           </w:tcPr>
           <w:p>
             <w:pPr>
@@ -196,7 +196,7 @@
         </w:tc>
         <w:tc>
           <w:tcPr>
-            <w:tcW w:w="3681" w:type="dxa"/>
+            <w:tcW w:w="3702" w:type="dxa"/>
           </w:tcPr>
           <w:p>
             <w:pPr>
@@ -219,7 +219,7 @@
       <w:tr>
         <w:tc>
           <w:tcPr>
-            <w:tcW w:w="6384" w:type="dxa"/>
+            <w:tcW w:w="6363" w:type="dxa"/>
           </w:tcPr>
           <w:p>
             <w:pPr>
@@ -234,7 +234,7 @@
         </w:tc>
         <w:tc>
           <w:tcPr>
-            <w:tcW w:w="3681" w:type="dxa"/>
+            <w:tcW w:w="3702" w:type="dxa"/>
           </w:tcPr>
           <w:p>
             <w:pPr>
@@ -257,7 +257,7 @@
       <w:tr>
         <w:tc>
           <w:tcPr>
-            <w:tcW w:w="6384" w:type="dxa"/>
+            <w:tcW w:w="6363" w:type="dxa"/>
           </w:tcPr>
           <w:p>
             <w:pPr>
@@ -272,7 +272,7 @@
         </w:tc>
         <w:tc>
           <w:tcPr>
-            <w:tcW w:w="3681" w:type="dxa"/>
+            <w:tcW w:w="3702" w:type="dxa"/>
           </w:tcPr>
           <w:p>
             <w:pPr>
@@ -290,6 +290,13 @@
               <w:t>&lt;Casework Officer Email&gt;</w:t>
             </w:r>
           </w:p>
+        </w:tc>
+      </w:tr>
+      <w:tr>
+        <w:tc>
+          <w:tcPr>
+            <w:tcW w:w="6363" w:type="dxa"/>
+          </w:tcPr>
           <w:p>
             <w:pPr>
               <w:tabs>
@@ -300,6 +307,43 @@
               </w:rPr>
             </w:pPr>
           </w:p>
+        </w:tc>
+        <w:tc>
+          <w:tcPr>
+            <w:tcW w:w="3702" w:type="dxa"/>
+          </w:tcPr>
+          <w:p>
+            <w:pPr>
+              <w:tabs>
+                <w:tab w:val="left" w:pos="5812"/>
+              </w:tabs>
+              <w:rPr>
+                <w:rFonts w:cstheme="minorHAnsi"/>
+              </w:rPr>
+            </w:pPr>
+          </w:p>
+        </w:tc>
+      </w:tr>
+      <w:tr>
+        <w:tc>
+          <w:tcPr>
+            <w:tcW w:w="6363" w:type="dxa"/>
+          </w:tcPr>
+          <w:p>
+            <w:pPr>
+              <w:tabs>
+                <w:tab w:val="left" w:pos="5812"/>
+              </w:tabs>
+              <w:rPr>
+                <w:rFonts w:cstheme="minorHAnsi"/>
+              </w:rPr>
+            </w:pPr>
+          </w:p>
+        </w:tc>
+        <w:tc>
+          <w:tcPr>
+            <w:tcW w:w="3702" w:type="dxa"/>
+          </w:tcPr>
           <w:p>
             <w:pPr>
               <w:tabs>
@@ -313,19 +357,7 @@
               <w:rPr>
                 <w:rFonts w:cstheme="minorHAnsi"/>
               </w:rPr>
-              <w:t>&lt;Completion Date</w:t>
-            </w:r>
-            <w:r>
-              <w:rPr>
-                <w:rFonts w:cstheme="minorHAnsi"/>
-              </w:rPr>
-              <w:t>||%Y-%m-%d||%d %B %Y</w:t>
-            </w:r>
-            <w:r>
-              <w:rPr>
-                <w:rFonts w:cstheme="minorHAnsi"/>
-              </w:rPr>
-              <w:t>&gt;</w:t>
+              <w:t>&lt;Completion Date||%Y-%m-%d||%d %B %Y&gt;</w:t>
             </w:r>
           </w:p>
         </w:tc>
@@ -372,20 +404,7 @@
         <w:rPr>
           <w:rFonts w:cstheme="minorHAnsi"/>
         </w:rPr>
-        <w:t xml:space="preserve">Dear </w:t>
-      </w:r>
-      <w:r>
-        <w:rPr>
-          <w:rFonts w:cstheme="minorHAnsi"/>
-          <w:noProof/>
-        </w:rPr>
-        <w:t>&lt;Contact Name&gt;</w:t>
-      </w:r>
-      <w:r>
-        <w:rPr>
-          <w:rFonts w:cstheme="minorHAnsi"/>
-        </w:rPr>
-        <w:t>,</w:t>
+        <w:t>Dear &lt;Contact Name&gt;,</w:t>
       </w:r>
     </w:p>
     <w:p>
@@ -434,14 +453,7 @@
           <w:rFonts w:cstheme="minorHAnsi"/>
           <w:b/>
         </w:rPr>
-        <w:t>NATIONAL PLANNING POLICY FRAMEWORK 202</w:t>
-      </w:r>
-      <w:r>
-        <w:rPr>
-          <w:rFonts w:cstheme="minorHAnsi"/>
-          <w:b/>
-        </w:rPr>
-        <w:t>4</w:t>
+        <w:t>NATIONAL PLANNING POLICY FRAMEWORK 2024</w:t>
       </w:r>
     </w:p>
     <w:p>
@@ -494,33 +506,18 @@
         <w:spacing w:after="0" w:line="240" w:lineRule="auto"/>
         <w:rPr>
           <w:rFonts w:cstheme="minorHAnsi"/>
+          <w:i/>
+          <w:iCs/>
         </w:rPr>
       </w:pPr>
       <w:r>
         <w:rPr>
           <w:rFonts w:cstheme="minorHAnsi"/>
+          <w:i/>
+          <w:iCs/>
         </w:rPr>
         <w:t>&lt;Proposal Description||HTML||PLAIN&gt;</w:t>
       </w:r>
-      <w:r>
-        <w:rPr>
-          <w:rFonts w:cstheme="minorHAnsi"/>
-          <w:i/>
-        </w:rPr>
-      </w:r>
-      <w:r>
-        <w:rPr>
-          <w:rFonts w:cstheme="minorHAnsi"/>
-          <w:bCs/>
-          <w:i/>
-          <w:iCs/>
-        </w:rPr>
-      </w:r>
-      <w:r>
-        <w:rPr>
-          <w:rFonts w:cstheme="minorHAnsi"/>
-        </w:rPr>
-      </w:r>
     </w:p>
     <w:p>
       <w:pPr>
@@ -581,16 +578,6 @@
         </w:rPr>
         <w:t>Thank you for your consultation received on &lt;Log Date||%Y-%m-%d||%d %B %Y&gt;.</w:t>
       </w:r>
-      <w:r>
-        <w:rPr>
-          <w:rFonts w:cstheme="minorHAnsi"/>
-        </w:rPr>
-      </w:r>
-      <w:r>
-        <w:rPr>
-          <w:rFonts w:cstheme="minorHAnsi"/>
-        </w:rPr>
-      </w:r>
     </w:p>
     <w:p>
       <w:pPr>
@@ -725,19 +712,53 @@
         <w:rPr>
           <w:rFonts w:cstheme="minorHAnsi"/>
         </w:rPr>
-        <w:t xml:space="preserve">NPPF Section 16 and the London Plan (2021 Policy HC1) recognise the positive contribution of heritage assets of all kinds and make the conservation of archaeological interest a material planning consideration.  NPPF paragraph </w:t>
+        <w:t>NPPF Section 16 and the London Plan (2021 Policy HC1) recognise the positive contribution of heritage assets of all kinds and make the conservation of archaeological interest a material planning consideration.  NPPF paragraph 207 says applicants should provide an archaeological assessment if their development could affect a heritage asset of archaeological interest.   A field evaluation may also be necessary.</w:t>
       </w:r>
+    </w:p>
+    <w:p>
+      <w:pPr>
+        <w:tabs>
+          <w:tab w:val="left" w:pos="5245"/>
+        </w:tabs>
+        <w:spacing w:after="0" w:line="240" w:lineRule="auto"/>
+        <w:rPr>
+          <w:rFonts w:cstheme="minorHAnsi"/>
+        </w:rPr>
+      </w:pPr>
       <w:r>
         <w:rPr>
           <w:rFonts w:cstheme="minorHAnsi"/>
         </w:rPr>
-        <w:t>207</w:t>
+        <w:lastRenderedPageBreak/>
+        <w:t>NPPF paragraphs 212 - 215 place great weight on conserving designated heritage assets, including non-designated heritage assets with an archaeological interest equivalent to scheduled monuments.  Non- designated heritage assets may also merit conservation depending upon their significance and the harm caused (NPPF paragraph 216).  Conservation can mean design changes to preserve remains where they are.</w:t>
       </w:r>
+    </w:p>
+    <w:p>
+      <w:pPr>
+        <w:tabs>
+          <w:tab w:val="left" w:pos="5245"/>
+        </w:tabs>
+        <w:spacing w:after="0" w:line="240" w:lineRule="auto"/>
+        <w:rPr>
+          <w:rFonts w:cstheme="minorHAnsi"/>
+        </w:rPr>
+      </w:pPr>
+    </w:p>
+    <w:p>
+      <w:pPr>
+        <w:tabs>
+          <w:tab w:val="left" w:pos="5245"/>
+        </w:tabs>
+        <w:spacing w:after="0" w:line="240" w:lineRule="auto"/>
+        <w:rPr>
+          <w:rFonts w:cstheme="minorHAnsi"/>
+        </w:rPr>
+      </w:pPr>
       <w:r>
         <w:rPr>
           <w:rFonts w:cstheme="minorHAnsi"/>
         </w:rPr>
-        <w:t xml:space="preserve"> says applicants should provide an archaeological assessment if their development could affect a heritage asset of archaeological interest.   A field evaluation may also be necessary. </w:t>
+        <w:t xml:space="preserve">NPPF paragraphs 202 and 210 and London Plan Policy HC1 emphasise the positive contributions heritage assets can make to sustainable communities and places.  Applicants should therefore expect to identify appropriate enhancement opportunities.  </w:t>
       </w:r>
     </w:p>
     <w:p>
@@ -765,136 +786,7 @@
         <w:rPr>
           <w:rFonts w:cstheme="minorHAnsi"/>
         </w:rPr>
-        <w:lastRenderedPageBreak/>
-        <w:t xml:space="preserve">NPPF paragraphs </w:t>
-      </w:r>
-      <w:r>
-        <w:rPr>
-          <w:rFonts w:cstheme="minorHAnsi"/>
-        </w:rPr>
-        <w:t>212</w:t>
-      </w:r>
-      <w:r>
-        <w:rPr>
-          <w:rFonts w:cstheme="minorHAnsi"/>
-        </w:rPr>
-        <w:t xml:space="preserve"> - 2</w:t>
-      </w:r>
-      <w:r>
-        <w:rPr>
-          <w:rFonts w:cstheme="minorHAnsi"/>
-        </w:rPr>
-        <w:t>15</w:t>
-      </w:r>
-      <w:r>
-        <w:rPr>
-          <w:rFonts w:cstheme="minorHAnsi"/>
-        </w:rPr>
-        <w:t xml:space="preserve"> place great weight on conserving designated heritage assets, including non-designated heritage assets with an archaeological interest equivalent to scheduled monuments.  Non- designated heritage assets may also merit conservation depending upon their significance and the harm caused (NPPF paragraph 2</w:t>
-      </w:r>
-      <w:r>
-        <w:rPr>
-          <w:rFonts w:cstheme="minorHAnsi"/>
-        </w:rPr>
-        <w:t>16</w:t>
-      </w:r>
-      <w:r>
-        <w:rPr>
-          <w:rFonts w:cstheme="minorHAnsi"/>
-        </w:rPr>
-        <w:t>).  Conservation can mean design changes to preserve remains where they are.</w:t>
-      </w:r>
-    </w:p>
-    <w:p>
-      <w:pPr>
-        <w:tabs>
-          <w:tab w:val="left" w:pos="5245"/>
-        </w:tabs>
-        <w:spacing w:after="0" w:line="240" w:lineRule="auto"/>
-        <w:rPr>
-          <w:rFonts w:cstheme="minorHAnsi"/>
-        </w:rPr>
-      </w:pPr>
-    </w:p>
-    <w:p>
-      <w:pPr>
-        <w:tabs>
-          <w:tab w:val="left" w:pos="5245"/>
-        </w:tabs>
-        <w:spacing w:after="0" w:line="240" w:lineRule="auto"/>
-        <w:rPr>
-          <w:rFonts w:cstheme="minorHAnsi"/>
-        </w:rPr>
-      </w:pPr>
-      <w:r>
-        <w:rPr>
-          <w:rFonts w:cstheme="minorHAnsi"/>
-        </w:rPr>
-        <w:t xml:space="preserve">NPPF paragraphs </w:t>
-      </w:r>
-      <w:r>
-        <w:rPr>
-          <w:rFonts w:cstheme="minorHAnsi"/>
-        </w:rPr>
-        <w:t>202</w:t>
-      </w:r>
-      <w:r>
-        <w:rPr>
-          <w:rFonts w:cstheme="minorHAnsi"/>
-        </w:rPr>
-        <w:t xml:space="preserve"> and </w:t>
-      </w:r>
-      <w:r>
-        <w:rPr>
-          <w:rFonts w:cstheme="minorHAnsi"/>
-        </w:rPr>
-        <w:t>210</w:t>
-      </w:r>
-      <w:r>
-        <w:rPr>
-          <w:rFonts w:cstheme="minorHAnsi"/>
-        </w:rPr>
-        <w:t xml:space="preserve"> and London Plan Policy HC1 emphasise the positive contributions heritage assets can make to sustainable communities and places.  Applicants should therefore expect to identify appropriate enhancement opportunities.  </w:t>
-      </w:r>
-    </w:p>
-    <w:p>
-      <w:pPr>
-        <w:tabs>
-          <w:tab w:val="left" w:pos="5245"/>
-        </w:tabs>
-        <w:spacing w:after="0" w:line="240" w:lineRule="auto"/>
-        <w:rPr>
-          <w:rFonts w:cstheme="minorHAnsi"/>
-        </w:rPr>
-      </w:pPr>
-    </w:p>
-    <w:p>
-      <w:pPr>
-        <w:tabs>
-          <w:tab w:val="left" w:pos="5245"/>
-        </w:tabs>
-        <w:spacing w:after="0" w:line="240" w:lineRule="auto"/>
-        <w:rPr>
-          <w:rFonts w:cstheme="minorHAnsi"/>
-        </w:rPr>
-      </w:pPr>
-      <w:r>
-        <w:rPr>
-          <w:rFonts w:cstheme="minorHAnsi"/>
-        </w:rPr>
-        <w:t>If preservation is not achievable then if you grant planning consent, paragraph 2</w:t>
-      </w:r>
-      <w:r>
-        <w:rPr>
-          <w:rFonts w:cstheme="minorHAnsi"/>
-        </w:rPr>
-        <w:t>18</w:t>
-      </w:r>
-      <w:r>
-        <w:rPr>
-          <w:rFonts w:cstheme="minorHAnsi"/>
-        </w:rPr>
-        <w:t xml:space="preserve"> of the NPPF says that applicants should record the significance of any heritage assets that the development harms.  </w:t>
+        <w:t xml:space="preserve">If preservation is not achievable then if you grant planning consent, paragraph 218 of the NPPF says that applicants should record the significance of any heritage assets that the development harms.  </w:t>
       </w:r>
     </w:p>
     <w:p>
@@ -1166,21 +1058,7 @@
         <w:rPr>
           <w:rFonts w:cstheme="minorHAnsi"/>
         </w:rPr>
-        <w:t xml:space="preserve">London and </w:t>
-      </w:r>
-      <w:proofErr w:type="gramStart"/>
-      <w:r>
-        <w:rPr>
-          <w:rFonts w:cstheme="minorHAnsi"/>
-        </w:rPr>
-        <w:t>South East</w:t>
-      </w:r>
-      <w:proofErr w:type="gramEnd"/>
-      <w:r>
-        <w:rPr>
-          <w:rFonts w:cstheme="minorHAnsi"/>
-        </w:rPr>
-        <w:t xml:space="preserve"> Region</w:t>
+        <w:t>London and South East Region</w:t>
       </w:r>
     </w:p>
     <w:p>
@@ -1486,16 +1364,15 @@
         <w:sz w:val="16"/>
         <w:szCs w:val="16"/>
       </w:rPr>
-      <w:t xml:space="preserve">020 7973 </w:t>
+      <w:t>020 7973 3700</w:t>
     </w:r>
-    <w:proofErr w:type="gramStart"/>
     <w:r>
       <w:rPr>
         <w:rFonts w:ascii="Arial" w:hAnsi="Arial"/>
         <w:sz w:val="16"/>
         <w:szCs w:val="16"/>
       </w:rPr>
-      <w:t>3700</w:t>
+      <w:t xml:space="preserve">  </w:t>
     </w:r>
     <w:r>
       <w:rPr>
@@ -1503,24 +1380,7 @@
         <w:sz w:val="16"/>
         <w:szCs w:val="16"/>
       </w:rPr>
-      <w:t xml:space="preserve">  </w:t>
-    </w:r>
-    <w:r>
-      <w:rPr>
-        <w:rFonts w:ascii="Arial" w:hAnsi="Arial"/>
-        <w:sz w:val="16"/>
-        <w:szCs w:val="16"/>
-      </w:rPr>
-      <w:t>|</w:t>
-    </w:r>
-    <w:proofErr w:type="gramEnd"/>
-    <w:r>
-      <w:rPr>
-        <w:rFonts w:ascii="Arial" w:hAnsi="Arial"/>
-        <w:sz w:val="16"/>
-        <w:szCs w:val="16"/>
-      </w:rPr>
-      <w:t xml:space="preserve">  </w:t>
+      <w:t xml:space="preserve">|  </w:t>
     </w:r>
     <w:r>
       <w:rPr>
@@ -2574,6 +2434,7 @@
   <w:style w:type="character" w:default="1" w:styleId="DefaultParagraphFont">
     <w:name w:val="Default Paragraph Font"/>
     <w:uiPriority w:val="1"/>
+    <w:semiHidden/>
     <w:unhideWhenUsed/>
   </w:style>
   <w:style w:type="table" w:default="1" w:styleId="TableNormal">
@@ -3247,26 +3108,6 @@
 </file>
 
 <file path=customXml/item1.xml><?xml version="1.0" encoding="utf-8"?>
-<p:properties xmlns:p="http://schemas.microsoft.com/office/2006/metadata/properties" xmlns:xsi="http://www.w3.org/2001/XMLSchema-instance" xmlns:pc="http://schemas.microsoft.com/office/infopath/2007/PartnerControls">
-  <documentManagement>
-    <lcf76f155ced4ddcb4097134ff3c332f xmlns="e789b7fa-a83c-4c6b-9e01-87c723f67228">
-      <Terms xmlns="http://schemas.microsoft.com/office/infopath/2007/PartnerControls"/>
-    </lcf76f155ced4ddcb4097134ff3c332f>
-    <TaxCatchAll xmlns="bb952b06-3268-4e55-b0fe-9eb49669fc08" xsi:nil="true"/>
-  </documentManagement>
-</p:properties>
-</file>
-
-<file path=customXml/item2.xml><?xml version="1.0" encoding="utf-8"?>
-<?mso-contentType ?>
-<FormTemplates xmlns="http://schemas.microsoft.com/sharepoint/v3/contenttype/forms">
-  <Display>DocumentLibraryForm</Display>
-  <Edit>DocumentLibraryForm</Edit>
-  <New>DocumentLibraryForm</New>
-</FormTemplates>
-</file>
-
-<file path=customXml/item3.xml><?xml version="1.0" encoding="utf-8"?>
 <ct:contentTypeSchema xmlns:ct="http://schemas.microsoft.com/office/2006/metadata/contentType" xmlns:ma="http://schemas.microsoft.com/office/2006/metadata/properties/metaAttributes" ct:_="" ma:_="" ma:contentTypeName="Document" ma:contentTypeID="0x010100B89331DE8EA64F4FBEA00113BF0E4514" ma:contentTypeVersion="11" ma:contentTypeDescription="Create a new document." ma:contentTypeScope="" ma:versionID="0b60b04e60edb8b2e7e2fe1cc7d413e0">
   <xsd:schema xmlns:xsd="http://www.w3.org/2001/XMLSchema" xmlns:xs="http://www.w3.org/2001/XMLSchema" xmlns:p="http://schemas.microsoft.com/office/2006/metadata/properties" xmlns:ns2="e789b7fa-a83c-4c6b-9e01-87c723f67228" xmlns:ns3="bb952b06-3268-4e55-b0fe-9eb49669fc08" targetNamespace="http://schemas.microsoft.com/office/2006/metadata/properties" ma:root="true" ma:fieldsID="52467e30880403e5f73a15b97b0992c8" ns2:_="" ns3:_="">
     <xsd:import namespace="e789b7fa-a83c-4c6b-9e01-87c723f67228"/>
@@ -3461,30 +3302,31 @@
 </ct:contentTypeSchema>
 </file>
 
-<file path=customXml/item4.xml><?xml version="1.0" encoding="utf-8"?>
+<file path=customXml/item2.xml><?xml version="1.0" encoding="utf-8"?>
 <b:Sources xmlns:b="http://schemas.openxmlformats.org/officeDocument/2006/bibliography" xmlns="http://schemas.openxmlformats.org/officeDocument/2006/bibliography" SelectedStyle="/APASixthEditionOfficeOnline.xsl" StyleName="APA" Version="6"/>
 </file>
 
-<file path=customXml/itemProps1.xml><?xml version="1.0" encoding="utf-8"?>
-<ds:datastoreItem xmlns:ds="http://schemas.openxmlformats.org/officeDocument/2006/customXml" ds:itemID="{EF43FDED-CD1D-4301-B761-71C1DCC851CC}">
-  <ds:schemaRefs>
-    <ds:schemaRef ds:uri="http://schemas.microsoft.com/office/2006/metadata/properties"/>
-    <ds:schemaRef ds:uri="http://schemas.microsoft.com/office/infopath/2007/PartnerControls"/>
-    <ds:schemaRef ds:uri="e789b7fa-a83c-4c6b-9e01-87c723f67228"/>
-    <ds:schemaRef ds:uri="bb952b06-3268-4e55-b0fe-9eb49669fc08"/>
-  </ds:schemaRefs>
-</ds:datastoreItem>
+<file path=customXml/item3.xml><?xml version="1.0" encoding="utf-8"?>
+<p:properties xmlns:p="http://schemas.microsoft.com/office/2006/metadata/properties" xmlns:xsi="http://www.w3.org/2001/XMLSchema-instance" xmlns:pc="http://schemas.microsoft.com/office/infopath/2007/PartnerControls">
+  <documentManagement>
+    <lcf76f155ced4ddcb4097134ff3c332f xmlns="e789b7fa-a83c-4c6b-9e01-87c723f67228">
+      <Terms xmlns="http://schemas.microsoft.com/office/infopath/2007/PartnerControls"/>
+    </lcf76f155ced4ddcb4097134ff3c332f>
+    <TaxCatchAll xmlns="bb952b06-3268-4e55-b0fe-9eb49669fc08" xsi:nil="true"/>
+  </documentManagement>
+</p:properties>
 </file>
 
-<file path=customXml/itemProps2.xml><?xml version="1.0" encoding="utf-8"?>
-<ds:datastoreItem xmlns:ds="http://schemas.openxmlformats.org/officeDocument/2006/customXml" ds:itemID="{45FB1F57-968F-4A6E-AEE9-65961EB5FADD}">
-  <ds:schemaRefs>
-    <ds:schemaRef ds:uri="http://schemas.microsoft.com/sharepoint/v3/contenttype/forms"/>
-  </ds:schemaRefs>
-</ds:datastoreItem>
+<file path=customXml/item4.xml><?xml version="1.0" encoding="utf-8"?>
+<?mso-contentType ?>
+<FormTemplates xmlns="http://schemas.microsoft.com/sharepoint/v3/contenttype/forms">
+  <Display>DocumentLibraryForm</Display>
+  <Edit>DocumentLibraryForm</Edit>
+  <New>DocumentLibraryForm</New>
+</FormTemplates>
 </file>
 
-<file path=customXml/itemProps3.xml><?xml version="1.0" encoding="utf-8"?>
+<file path=customXml/itemProps1.xml><?xml version="1.0" encoding="utf-8"?>
 <ds:datastoreItem xmlns:ds="http://schemas.openxmlformats.org/officeDocument/2006/customXml" ds:itemID="{93F00A47-6514-4C46-91C6-8D2331E8318E}">
   <ds:schemaRefs>
     <ds:schemaRef ds:uri="http://schemas.microsoft.com/office/2006/metadata/contentType"/>
@@ -3503,10 +3345,29 @@
 </ds:datastoreItem>
 </file>
 
-<file path=customXml/itemProps4.xml><?xml version="1.0" encoding="utf-8"?>
+<file path=customXml/itemProps2.xml><?xml version="1.0" encoding="utf-8"?>
 <ds:datastoreItem xmlns:ds="http://schemas.openxmlformats.org/officeDocument/2006/customXml" ds:itemID="{3B4892E8-18D6-D444-BA6E-299F0B60384F}">
   <ds:schemaRefs>
     <ds:schemaRef ds:uri="http://schemas.openxmlformats.org/officeDocument/2006/bibliography"/>
   </ds:schemaRefs>
 </ds:datastoreItem>
+</file>
+
+<file path=customXml/itemProps3.xml><?xml version="1.0" encoding="utf-8"?>
+<ds:datastoreItem xmlns:ds="http://schemas.openxmlformats.org/officeDocument/2006/customXml" ds:itemID="{EF43FDED-CD1D-4301-B761-71C1DCC851CC}">
+  <ds:schemaRefs>
+    <ds:schemaRef ds:uri="http://schemas.microsoft.com/office/2006/metadata/properties"/>
+    <ds:schemaRef ds:uri="http://schemas.microsoft.com/office/infopath/2007/PartnerControls"/>
+    <ds:schemaRef ds:uri="e789b7fa-a83c-4c6b-9e01-87c723f67228"/>
+    <ds:schemaRef ds:uri="bb952b06-3268-4e55-b0fe-9eb49669fc08"/>
+  </ds:schemaRefs>
+</ds:datastoreItem>
+</file>
+
+<file path=customXml/itemProps4.xml><?xml version="1.0" encoding="utf-8"?>
+<ds:datastoreItem xmlns:ds="http://schemas.openxmlformats.org/officeDocument/2006/customXml" ds:itemID="{45FB1F57-968F-4A6E-AEE9-65961EB5FADD}">
+  <ds:schemaRefs>
+    <ds:schemaRef ds:uri="http://schemas.microsoft.com/sharepoint/v3/contenttype/forms"/>
+  </ds:schemaRefs>
+</ds:datastoreItem>
 </file>
--- a/arches_her/docx/Predetermination Letter.docx
+++ b/arches_her/docx/Predetermination Letter.docx
@@ -1,6 +1,6 @@
 
 <file path=word/document.xml><?xml version="1.0" encoding="utf-8"?>
-<w:document xmlns:wpc="http://schemas.microsoft.com/office/word/2010/wordprocessingCanvas" xmlns:cx="http://schemas.microsoft.com/office/drawing/2014/chartex" xmlns:cx1="http://schemas.microsoft.com/office/drawing/2015/9/8/chartex" xmlns:cx2="http://schemas.microsoft.com/office/drawing/2015/10/21/chartex" xmlns:cx3="http://schemas.microsoft.com/office/drawing/2016/5/9/chartex" xmlns:cx4="http://schemas.microsoft.com/office/drawing/2016/5/10/chartex" xmlns:cx5="http://schemas.microsoft.com/office/drawing/2016/5/11/chartex" xmlns:cx6="http://schemas.microsoft.com/office/drawing/2016/5/12/chartex" xmlns:cx7="http://schemas.microsoft.com/office/drawing/2016/5/13/chartex" xmlns:cx8="http://schemas.microsoft.com/office/drawing/2016/5/14/chartex" xmlns:mc="http://schemas.openxmlformats.org/markup-compatibility/2006" xmlns:aink="http://schemas.microsoft.com/office/drawing/2016/ink" xmlns:am3d="http://schemas.microsoft.com/office/drawing/2017/model3d" xmlns:o="urn:schemas-microsoft-com:office:office" xmlns:oel="http://schemas.microsoft.com/office/2019/extlst" xmlns:r="http://schemas.openxmlformats.org/officeDocument/2006/relationships" xmlns:m="http://schemas.openxmlformats.org/officeDocument/2006/math" xmlns:v="urn:schemas-microsoft-com:vml" xmlns:wp14="http://schemas.microsoft.com/office/word/2010/wordprocessingDrawing" xmlns:wp="http://schemas.openxmlformats.org/drawingml/2006/wordprocessingDrawing" xmlns:w10="urn:schemas-microsoft-com:office:word" xmlns:w="http://schemas.openxmlformats.org/wordprocessingml/2006/main" xmlns:w14="http://schemas.microsoft.com/office/word/2010/wordml" xmlns:w15="http://schemas.microsoft.com/office/word/2012/wordml" xmlns:w16cex="http://schemas.microsoft.com/office/word/2018/wordml/cex" xmlns:w16cid="http://schemas.microsoft.com/office/word/2016/wordml/cid" xmlns:w16="http://schemas.microsoft.com/office/word/2018/wordml" xmlns:w16du="http://schemas.microsoft.com/office/word/2023/wordml/word16du" xmlns:w16sdtdh="http://schemas.microsoft.com/office/word/2020/wordml/sdtdatahash" xmlns:w16sdtfl="http://schemas.microsoft.com/office/word/2024/wordml/sdtformatlock" xmlns:w16se="http://schemas.microsoft.com/office/word/2015/wordml/symex" xmlns:wpg="http://schemas.microsoft.com/office/word/2010/wordprocessingGroup" xmlns:wpi="http://schemas.microsoft.com/office/word/2010/wordprocessingInk" xmlns:wne="http://schemas.microsoft.com/office/word/2006/wordml" xmlns:wps="http://schemas.microsoft.com/office/word/2010/wordprocessingShape" mc:Ignorable="w14 w15 w16se w16cid w16 w16cex w16sdtdh w16sdtfl w16du wp14">
+<w:document xmlns:wpc="http://schemas.microsoft.com/office/word/2010/wordprocessingCanvas" xmlns:cx="http://schemas.microsoft.com/office/drawing/2014/chartex" xmlns:cx1="http://schemas.microsoft.com/office/drawing/2015/9/8/chartex" xmlns:cx2="http://schemas.microsoft.com/office/drawing/2015/10/21/chartex" xmlns:cx3="http://schemas.microsoft.com/office/drawing/2016/5/9/chartex" xmlns:cx4="http://schemas.microsoft.com/office/drawing/2016/5/10/chartex" xmlns:cx5="http://schemas.microsoft.com/office/drawing/2016/5/11/chartex" xmlns:cx6="http://schemas.microsoft.com/office/drawing/2016/5/12/chartex" xmlns:cx7="http://schemas.microsoft.com/office/drawing/2016/5/13/chartex" xmlns:cx8="http://schemas.microsoft.com/office/drawing/2016/5/14/chartex" xmlns:mc="http://schemas.openxmlformats.org/markup-compatibility/2006" xmlns:aink="http://schemas.microsoft.com/office/drawing/2016/ink" xmlns:am3d="http://schemas.microsoft.com/office/drawing/2017/model3d" xmlns:o="urn:schemas-microsoft-com:office:office" xmlns:oel="http://schemas.microsoft.com/office/2019/extlst" xmlns:r="http://schemas.openxmlformats.org/officeDocument/2006/relationships" xmlns:m="http://schemas.openxmlformats.org/officeDocument/2006/math" xmlns:v="urn:schemas-microsoft-com:vml" xmlns:wp14="http://schemas.microsoft.com/office/word/2010/wordprocessingDrawing" xmlns:wp="http://schemas.openxmlformats.org/drawingml/2006/wordprocessingDrawing" xmlns:w10="urn:schemas-microsoft-com:office:word" xmlns:w="http://schemas.openxmlformats.org/wordprocessingml/2006/main" xmlns:w14="http://schemas.microsoft.com/office/word/2010/wordml" xmlns:w15="http://schemas.microsoft.com/office/word/2012/wordml" xmlns:w16cei="http://schemas.microsoft.com/office/word/2026/wordml/cei" xmlns:w16cex="http://schemas.microsoft.com/office/word/2018/wordml/cex" xmlns:w16cid="http://schemas.microsoft.com/office/word/2016/wordml/cid" xmlns:w16="http://schemas.microsoft.com/office/word/2018/wordml" xmlns:w16du="http://schemas.microsoft.com/office/word/2023/wordml/word16du" xmlns:w16sdtdh="http://schemas.microsoft.com/office/word/2020/wordml/sdtdatahash" xmlns:w16sdtfl="http://schemas.microsoft.com/office/word/2024/wordml/sdtformatlock" xmlns:w16se="http://schemas.microsoft.com/office/word/2015/wordml/symex" xmlns:wpg="http://schemas.microsoft.com/office/word/2010/wordprocessingGroup" xmlns:wpi="http://schemas.microsoft.com/office/word/2010/wordprocessingInk" xmlns:wne="http://schemas.microsoft.com/office/word/2006/wordml" xmlns:wps="http://schemas.microsoft.com/office/word/2010/wordprocessingShape" mc:Ignorable="w14 w15 w16se w16cid w16 w16cex w16sdtdh w16sdtfl w16du wp14">
   <w:body>
     <w:tbl>
       <w:tblPr>
@@ -453,7 +453,14 @@
           <w:rFonts w:cstheme="minorHAnsi"/>
           <w:b/>
         </w:rPr>
-        <w:t>NATIONAL PLANNING POLICY FRAMEWORK 2024</w:t>
+        <w:t>NATIONAL PLANNING POLICY FRAMEWORK 202</w:t>
+      </w:r>
+      <w:r>
+        <w:rPr>
+          <w:rFonts w:cstheme="minorHAnsi"/>
+          <w:b/>
+        </w:rPr>
+        <w:t>6</w:t>
       </w:r>
     </w:p>
     <w:p>
@@ -712,7 +719,31 @@
         <w:rPr>
           <w:rFonts w:cstheme="minorHAnsi"/>
         </w:rPr>
-        <w:t>NPPF Section 16 and the London Plan (2021 Policy HC1) recognise the positive contribution of heritage assets of all kinds and make the conservation of archaeological interest a material planning consideration.  NPPF paragraph 207 says applicants should provide an archaeological assessment if their development could affect a heritage asset of archaeological interest.   A field evaluation may also be necessary.</w:t>
+        <w:t xml:space="preserve">NPPF Section </w:t>
+      </w:r>
+      <w:r>
+        <w:rPr>
+          <w:rFonts w:cstheme="minorHAnsi"/>
+        </w:rPr>
+        <w:t>20</w:t>
+      </w:r>
+      <w:r>
+        <w:rPr>
+          <w:rFonts w:cstheme="minorHAnsi"/>
+        </w:rPr>
+        <w:t xml:space="preserve"> and the London Plan (2021 Policy HC1) recognise the positive contribution of heritage assets of all kinds and make the conservation of archaeological interest a material planning consideration.  NPPF </w:t>
+      </w:r>
+      <w:r>
+        <w:rPr>
+          <w:rFonts w:cstheme="minorHAnsi"/>
+        </w:rPr>
+        <w:t>Policy HE5</w:t>
+      </w:r>
+      <w:r>
+        <w:rPr>
+          <w:rFonts w:cstheme="minorHAnsi"/>
+        </w:rPr>
+        <w:t xml:space="preserve"> says applicants should provide an archaeological assessment if their development could affect a heritage asset of archaeological interest.   A field evaluation may also be necessary.</w:t>
       </w:r>
     </w:p>
     <w:p>
@@ -730,63 +761,93 @@
           <w:rFonts w:cstheme="minorHAnsi"/>
         </w:rPr>
         <w:lastRenderedPageBreak/>
-        <w:t>NPPF paragraphs 212 - 215 place great weight on conserving designated heritage assets, including non-designated heritage assets with an archaeological interest equivalent to scheduled monuments.  Non- designated heritage assets may also merit conservation depending upon their significance and the harm caused (NPPF paragraph 216).  Conservation can mean design changes to preserve remains where they are.</w:t>
-      </w:r>
-    </w:p>
-    <w:p>
-      <w:pPr>
-        <w:tabs>
-          <w:tab w:val="left" w:pos="5245"/>
-        </w:tabs>
-        <w:spacing w:after="0" w:line="240" w:lineRule="auto"/>
-        <w:rPr>
-          <w:rFonts w:cstheme="minorHAnsi"/>
-        </w:rPr>
-      </w:pPr>
-    </w:p>
-    <w:p>
-      <w:pPr>
-        <w:tabs>
-          <w:tab w:val="left" w:pos="5245"/>
-        </w:tabs>
-        <w:spacing w:after="0" w:line="240" w:lineRule="auto"/>
-        <w:rPr>
-          <w:rFonts w:cstheme="minorHAnsi"/>
-        </w:rPr>
-      </w:pPr>
-      <w:r>
-        <w:rPr>
-          <w:rFonts w:cstheme="minorHAnsi"/>
-        </w:rPr>
-        <w:t xml:space="preserve">NPPF paragraphs 202 and 210 and London Plan Policy HC1 emphasise the positive contributions heritage assets can make to sustainable communities and places.  Applicants should therefore expect to identify appropriate enhancement opportunities.  </w:t>
-      </w:r>
-    </w:p>
-    <w:p>
-      <w:pPr>
-        <w:tabs>
-          <w:tab w:val="left" w:pos="5245"/>
-        </w:tabs>
-        <w:spacing w:after="0" w:line="240" w:lineRule="auto"/>
-        <w:rPr>
-          <w:rFonts w:cstheme="minorHAnsi"/>
-        </w:rPr>
-      </w:pPr>
-    </w:p>
-    <w:p>
-      <w:pPr>
-        <w:tabs>
-          <w:tab w:val="left" w:pos="5245"/>
-        </w:tabs>
-        <w:spacing w:after="0" w:line="240" w:lineRule="auto"/>
-        <w:rPr>
-          <w:rFonts w:cstheme="minorHAnsi"/>
-        </w:rPr>
-      </w:pPr>
-      <w:r>
-        <w:rPr>
-          <w:rFonts w:cstheme="minorHAnsi"/>
-        </w:rPr>
-        <w:t xml:space="preserve">If preservation is not achievable then if you grant planning consent, paragraph 218 of the NPPF says that applicants should record the significance of any heritage assets that the development harms.  </w:t>
+        <w:t xml:space="preserve">NPPF </w:t>
+      </w:r>
+      <w:r>
+        <w:rPr>
+          <w:rFonts w:cstheme="minorHAnsi"/>
+        </w:rPr>
+        <w:t>Policy HE6 places substantial weight on conserving designated heritage assets, including non-designated heritage assets of archaeological interest equivalent to scheduled monuments. Non- designated heritage assets may also merit conservation depending upon their significance and the harm caused (NPPF Policy HE7). Conservation can mean design changes to preserve remains where they are.</w:t>
+      </w:r>
+    </w:p>
+    <w:p>
+      <w:pPr>
+        <w:tabs>
+          <w:tab w:val="left" w:pos="5245"/>
+        </w:tabs>
+        <w:spacing w:after="0" w:line="240" w:lineRule="auto"/>
+        <w:rPr>
+          <w:rFonts w:cstheme="minorHAnsi"/>
+        </w:rPr>
+      </w:pPr>
+    </w:p>
+    <w:p>
+      <w:pPr>
+        <w:tabs>
+          <w:tab w:val="left" w:pos="5245"/>
+        </w:tabs>
+        <w:spacing w:after="0" w:line="240" w:lineRule="auto"/>
+        <w:rPr>
+          <w:rFonts w:cstheme="minorHAnsi"/>
+        </w:rPr>
+      </w:pPr>
+      <w:r>
+        <w:rPr>
+          <w:rFonts w:cstheme="minorHAnsi"/>
+        </w:rPr>
+        <w:t xml:space="preserve">NPPF </w:t>
+      </w:r>
+      <w:r>
+        <w:rPr>
+          <w:rFonts w:cstheme="minorHAnsi"/>
+        </w:rPr>
+        <w:t>Policy HE4</w:t>
+      </w:r>
+      <w:r>
+        <w:rPr>
+          <w:rFonts w:cstheme="minorHAnsi"/>
+        </w:rPr>
+        <w:t xml:space="preserve"> and London Plan Policy HC1 emphasise the positive contributions heritage assets can make to sustainable communities and places.  Applicants should therefore expect to identify appropriate enhancement opportunities.  </w:t>
+      </w:r>
+    </w:p>
+    <w:p>
+      <w:pPr>
+        <w:tabs>
+          <w:tab w:val="left" w:pos="5245"/>
+        </w:tabs>
+        <w:spacing w:after="0" w:line="240" w:lineRule="auto"/>
+        <w:rPr>
+          <w:rFonts w:cstheme="minorHAnsi"/>
+        </w:rPr>
+      </w:pPr>
+    </w:p>
+    <w:p>
+      <w:pPr>
+        <w:tabs>
+          <w:tab w:val="left" w:pos="5245"/>
+        </w:tabs>
+        <w:spacing w:after="0" w:line="240" w:lineRule="auto"/>
+        <w:rPr>
+          <w:rFonts w:cstheme="minorHAnsi"/>
+        </w:rPr>
+      </w:pPr>
+      <w:r>
+        <w:rPr>
+          <w:rFonts w:cstheme="minorHAnsi"/>
+        </w:rPr>
+        <w:t xml:space="preserve">If preservation is not achievable then if you grant planning consent, </w:t>
+      </w:r>
+      <w:r>
+        <w:rPr>
+          <w:rFonts w:cstheme="minorHAnsi"/>
+        </w:rPr>
+        <w:t>Policy HE10</w:t>
+      </w:r>
+      <w:r>
+        <w:rPr>
+          <w:rFonts w:cstheme="minorHAnsi"/>
+        </w:rPr>
+        <w:t xml:space="preserve"> of the NPPF says that applicants should record the significance of any heritage assets that the development harms.  </w:t>
       </w:r>
     </w:p>
     <w:p>
@@ -833,7 +894,7 @@
         <w:rPr>
           <w:rFonts w:cstheme="minorHAnsi"/>
         </w:rPr>
-        <w:t xml:space="preserve">Having looked at this proposal and at the Greater London Historic Environment Record but I need more information before I can advise you on the effects on archaeological interest and their implications for the planning decision.  If you do not receive more archaeological information before you take a planning decision, I recommend that you include the applicant’s failure to submit that as a reason for refusal. </w:t>
+        <w:t xml:space="preserve">Having looked at this proposal and at the Greater London Historic Environment Record I need more information before I can advise you on the effects on archaeological interest and their implications for the planning decision.  If you do not receive more archaeological information before you take a planning decision, I recommend that you include the applicant’s failure to submit that as a reason for refusal. </w:t>
       </w:r>
     </w:p>
     <w:p>
@@ -1058,7 +1119,21 @@
         <w:rPr>
           <w:rFonts w:cstheme="minorHAnsi"/>
         </w:rPr>
-        <w:t>London and South East Region</w:t>
+        <w:t xml:space="preserve">London and </w:t>
+      </w:r>
+      <w:proofErr w:type="gramStart"/>
+      <w:r>
+        <w:rPr>
+          <w:rFonts w:cstheme="minorHAnsi"/>
+        </w:rPr>
+        <w:t>South East</w:t>
+      </w:r>
+      <w:proofErr w:type="gramEnd"/>
+      <w:r>
+        <w:rPr>
+          <w:rFonts w:cstheme="minorHAnsi"/>
+        </w:rPr>
+        <w:t xml:space="preserve"> Region</w:t>
       </w:r>
     </w:p>
     <w:p>
@@ -1092,7 +1167,7 @@
 </file>
 
 <file path=word/endnotes.xml><?xml version="1.0" encoding="utf-8"?>
-<w:endnotes xmlns:wpc="http://schemas.microsoft.com/office/word/2010/wordprocessingCanvas" xmlns:cx="http://schemas.microsoft.com/office/drawing/2014/chartex" xmlns:cx1="http://schemas.microsoft.com/office/drawing/2015/9/8/chartex" xmlns:cx2="http://schemas.microsoft.com/office/drawing/2015/10/21/chartex" xmlns:cx3="http://schemas.microsoft.com/office/drawing/2016/5/9/chartex" xmlns:cx4="http://schemas.microsoft.com/office/drawing/2016/5/10/chartex" xmlns:cx5="http://schemas.microsoft.com/office/drawing/2016/5/11/chartex" xmlns:cx6="http://schemas.microsoft.com/office/drawing/2016/5/12/chartex" xmlns:cx7="http://schemas.microsoft.com/office/drawing/2016/5/13/chartex" xmlns:cx8="http://schemas.microsoft.com/office/drawing/2016/5/14/chartex" xmlns:mc="http://schemas.openxmlformats.org/markup-compatibility/2006" xmlns:aink="http://schemas.microsoft.com/office/drawing/2016/ink" xmlns:am3d="http://schemas.microsoft.com/office/drawing/2017/model3d" xmlns:o="urn:schemas-microsoft-com:office:office" xmlns:oel="http://schemas.microsoft.com/office/2019/extlst" xmlns:r="http://schemas.openxmlformats.org/officeDocument/2006/relationships" xmlns:m="http://schemas.openxmlformats.org/officeDocument/2006/math" xmlns:v="urn:schemas-microsoft-com:vml" xmlns:wp14="http://schemas.microsoft.com/office/word/2010/wordprocessingDrawing" xmlns:wp="http://schemas.openxmlformats.org/drawingml/2006/wordprocessingDrawing" xmlns:w10="urn:schemas-microsoft-com:office:word" xmlns:w="http://schemas.openxmlformats.org/wordprocessingml/2006/main" xmlns:w14="http://schemas.microsoft.com/office/word/2010/wordml" xmlns:w15="http://schemas.microsoft.com/office/word/2012/wordml" xmlns:w16cex="http://schemas.microsoft.com/office/word/2018/wordml/cex" xmlns:w16cid="http://schemas.microsoft.com/office/word/2016/wordml/cid" xmlns:w16="http://schemas.microsoft.com/office/word/2018/wordml" xmlns:w16du="http://schemas.microsoft.com/office/word/2023/wordml/word16du" xmlns:w16sdtdh="http://schemas.microsoft.com/office/word/2020/wordml/sdtdatahash" xmlns:w16sdtfl="http://schemas.microsoft.com/office/word/2024/wordml/sdtformatlock" xmlns:w16se="http://schemas.microsoft.com/office/word/2015/wordml/symex" xmlns:wpg="http://schemas.microsoft.com/office/word/2010/wordprocessingGroup" xmlns:wpi="http://schemas.microsoft.com/office/word/2010/wordprocessingInk" xmlns:wne="http://schemas.microsoft.com/office/word/2006/wordml" xmlns:wps="http://schemas.microsoft.com/office/word/2010/wordprocessingShape" mc:Ignorable="w14 w15 w16se w16cid w16 w16cex w16sdtdh w16sdtfl w16du wp14">
+<w:endnotes xmlns:wpc="http://schemas.microsoft.com/office/word/2010/wordprocessingCanvas" xmlns:cx="http://schemas.microsoft.com/office/drawing/2014/chartex" xmlns:cx1="http://schemas.microsoft.com/office/drawing/2015/9/8/chartex" xmlns:cx2="http://schemas.microsoft.com/office/drawing/2015/10/21/chartex" xmlns:cx3="http://schemas.microsoft.com/office/drawing/2016/5/9/chartex" xmlns:cx4="http://schemas.microsoft.com/office/drawing/2016/5/10/chartex" xmlns:cx5="http://schemas.microsoft.com/office/drawing/2016/5/11/chartex" xmlns:cx6="http://schemas.microsoft.com/office/drawing/2016/5/12/chartex" xmlns:cx7="http://schemas.microsoft.com/office/drawing/2016/5/13/chartex" xmlns:cx8="http://schemas.microsoft.com/office/drawing/2016/5/14/chartex" xmlns:mc="http://schemas.openxmlformats.org/markup-compatibility/2006" xmlns:aink="http://schemas.microsoft.com/office/drawing/2016/ink" xmlns:am3d="http://schemas.microsoft.com/office/drawing/2017/model3d" xmlns:o="urn:schemas-microsoft-com:office:office" xmlns:oel="http://schemas.microsoft.com/office/2019/extlst" xmlns:r="http://schemas.openxmlformats.org/officeDocument/2006/relationships" xmlns:m="http://schemas.openxmlformats.org/officeDocument/2006/math" xmlns:v="urn:schemas-microsoft-com:vml" xmlns:wp14="http://schemas.microsoft.com/office/word/2010/wordprocessingDrawing" xmlns:wp="http://schemas.openxmlformats.org/drawingml/2006/wordprocessingDrawing" xmlns:w10="urn:schemas-microsoft-com:office:word" xmlns:w="http://schemas.openxmlformats.org/wordprocessingml/2006/main" xmlns:w14="http://schemas.microsoft.com/office/word/2010/wordml" xmlns:w15="http://schemas.microsoft.com/office/word/2012/wordml" xmlns:w16cei="http://schemas.microsoft.com/office/word/2026/wordml/cei" xmlns:w16cex="http://schemas.microsoft.com/office/word/2018/wordml/cex" xmlns:w16cid="http://schemas.microsoft.com/office/word/2016/wordml/cid" xmlns:w16="http://schemas.microsoft.com/office/word/2018/wordml" xmlns:w16du="http://schemas.microsoft.com/office/word/2023/wordml/word16du" xmlns:w16sdtdh="http://schemas.microsoft.com/office/word/2020/wordml/sdtdatahash" xmlns:w16sdtfl="http://schemas.microsoft.com/office/word/2024/wordml/sdtformatlock" xmlns:w16se="http://schemas.microsoft.com/office/word/2015/wordml/symex" xmlns:wpg="http://schemas.microsoft.com/office/word/2010/wordprocessingGroup" xmlns:wpi="http://schemas.microsoft.com/office/word/2010/wordprocessingInk" xmlns:wne="http://schemas.microsoft.com/office/word/2006/wordml" xmlns:wps="http://schemas.microsoft.com/office/word/2010/wordprocessingShape" mc:Ignorable="w14 w15 w16se w16cid w16 w16cex w16sdtdh w16sdtfl w16du wp14">
   <w:endnote w:type="separator" w:id="-1">
     <w:p>
       <w:pPr>
@@ -1117,7 +1192,7 @@
 </file>
 
 <file path=word/footer1.xml><?xml version="1.0" encoding="utf-8"?>
-<w:ftr xmlns:wpc="http://schemas.microsoft.com/office/word/2010/wordprocessingCanvas" xmlns:cx="http://schemas.microsoft.com/office/drawing/2014/chartex" xmlns:cx1="http://schemas.microsoft.com/office/drawing/2015/9/8/chartex" xmlns:cx2="http://schemas.microsoft.com/office/drawing/2015/10/21/chartex" xmlns:cx3="http://schemas.microsoft.com/office/drawing/2016/5/9/chartex" xmlns:cx4="http://schemas.microsoft.com/office/drawing/2016/5/10/chartex" xmlns:cx5="http://schemas.microsoft.com/office/drawing/2016/5/11/chartex" xmlns:cx6="http://schemas.microsoft.com/office/drawing/2016/5/12/chartex" xmlns:cx7="http://schemas.microsoft.com/office/drawing/2016/5/13/chartex" xmlns:cx8="http://schemas.microsoft.com/office/drawing/2016/5/14/chartex" xmlns:mc="http://schemas.openxmlformats.org/markup-compatibility/2006" xmlns:aink="http://schemas.microsoft.com/office/drawing/2016/ink" xmlns:am3d="http://schemas.microsoft.com/office/drawing/2017/model3d" xmlns:o="urn:schemas-microsoft-com:office:office" xmlns:oel="http://schemas.microsoft.com/office/2019/extlst" xmlns:r="http://schemas.openxmlformats.org/officeDocument/2006/relationships" xmlns:m="http://schemas.openxmlformats.org/officeDocument/2006/math" xmlns:v="urn:schemas-microsoft-com:vml" xmlns:wp14="http://schemas.microsoft.com/office/word/2010/wordprocessingDrawing" xmlns:wp="http://schemas.openxmlformats.org/drawingml/2006/wordprocessingDrawing" xmlns:w10="urn:schemas-microsoft-com:office:word" xmlns:w="http://schemas.openxmlformats.org/wordprocessingml/2006/main" xmlns:w14="http://schemas.microsoft.com/office/word/2010/wordml" xmlns:w15="http://schemas.microsoft.com/office/word/2012/wordml" xmlns:w16cex="http://schemas.microsoft.com/office/word/2018/wordml/cex" xmlns:w16cid="http://schemas.microsoft.com/office/word/2016/wordml/cid" xmlns:w16="http://schemas.microsoft.com/office/word/2018/wordml" xmlns:w16du="http://schemas.microsoft.com/office/word/2023/wordml/word16du" xmlns:w16sdtdh="http://schemas.microsoft.com/office/word/2020/wordml/sdtdatahash" xmlns:w16sdtfl="http://schemas.microsoft.com/office/word/2024/wordml/sdtformatlock" xmlns:w16se="http://schemas.microsoft.com/office/word/2015/wordml/symex" xmlns:wpg="http://schemas.microsoft.com/office/word/2010/wordprocessingGroup" xmlns:wpi="http://schemas.microsoft.com/office/word/2010/wordprocessingInk" xmlns:wne="http://schemas.microsoft.com/office/word/2006/wordml" xmlns:wps="http://schemas.microsoft.com/office/word/2010/wordprocessingShape" mc:Ignorable="w14 w15 w16se w16cid w16 w16cex w16sdtdh w16sdtfl w16du wp14">
+<w:ftr xmlns:wpc="http://schemas.microsoft.com/office/word/2010/wordprocessingCanvas" xmlns:cx="http://schemas.microsoft.com/office/drawing/2014/chartex" xmlns:cx1="http://schemas.microsoft.com/office/drawing/2015/9/8/chartex" xmlns:cx2="http://schemas.microsoft.com/office/drawing/2015/10/21/chartex" xmlns:cx3="http://schemas.microsoft.com/office/drawing/2016/5/9/chartex" xmlns:cx4="http://schemas.microsoft.com/office/drawing/2016/5/10/chartex" xmlns:cx5="http://schemas.microsoft.com/office/drawing/2016/5/11/chartex" xmlns:cx6="http://schemas.microsoft.com/office/drawing/2016/5/12/chartex" xmlns:cx7="http://schemas.microsoft.com/office/drawing/2016/5/13/chartex" xmlns:cx8="http://schemas.microsoft.com/office/drawing/2016/5/14/chartex" xmlns:mc="http://schemas.openxmlformats.org/markup-compatibility/2006" xmlns:aink="http://schemas.microsoft.com/office/drawing/2016/ink" xmlns:am3d="http://schemas.microsoft.com/office/drawing/2017/model3d" xmlns:o="urn:schemas-microsoft-com:office:office" xmlns:oel="http://schemas.microsoft.com/office/2019/extlst" xmlns:r="http://schemas.openxmlformats.org/officeDocument/2006/relationships" xmlns:m="http://schemas.openxmlformats.org/officeDocument/2006/math" xmlns:v="urn:schemas-microsoft-com:vml" xmlns:wp14="http://schemas.microsoft.com/office/word/2010/wordprocessingDrawing" xmlns:wp="http://schemas.openxmlformats.org/drawingml/2006/wordprocessingDrawing" xmlns:w10="urn:schemas-microsoft-com:office:word" xmlns:w="http://schemas.openxmlformats.org/wordprocessingml/2006/main" xmlns:w14="http://schemas.microsoft.com/office/word/2010/wordml" xmlns:w15="http://schemas.microsoft.com/office/word/2012/wordml" xmlns:w16cei="http://schemas.microsoft.com/office/word/2026/wordml/cei" xmlns:w16cex="http://schemas.microsoft.com/office/word/2018/wordml/cex" xmlns:w16cid="http://schemas.microsoft.com/office/word/2016/wordml/cid" xmlns:w16="http://schemas.microsoft.com/office/word/2018/wordml" xmlns:w16du="http://schemas.microsoft.com/office/word/2023/wordml/word16du" xmlns:w16sdtdh="http://schemas.microsoft.com/office/word/2020/wordml/sdtdatahash" xmlns:w16sdtfl="http://schemas.microsoft.com/office/word/2024/wordml/sdtformatlock" xmlns:w16se="http://schemas.microsoft.com/office/word/2015/wordml/symex" xmlns:wpg="http://schemas.microsoft.com/office/word/2010/wordprocessingGroup" xmlns:wpi="http://schemas.microsoft.com/office/word/2010/wordprocessingInk" xmlns:wne="http://schemas.microsoft.com/office/word/2006/wordml" xmlns:wps="http://schemas.microsoft.com/office/word/2010/wordprocessingShape" mc:Ignorable="w14 w15 w16se w16cid w16 w16cex w16sdtdh w16sdtfl w16du wp14">
   <w:p>
     <w:pPr>
       <w:pStyle w:val="Footer"/>
@@ -1127,7 +1202,7 @@
 </file>
 
 <file path=word/footer2.xml><?xml version="1.0" encoding="utf-8"?>
-<w:ftr xmlns:wpc="http://schemas.microsoft.com/office/word/2010/wordprocessingCanvas" xmlns:cx="http://schemas.microsoft.com/office/drawing/2014/chartex" xmlns:cx1="http://schemas.microsoft.com/office/drawing/2015/9/8/chartex" xmlns:cx2="http://schemas.microsoft.com/office/drawing/2015/10/21/chartex" xmlns:cx3="http://schemas.microsoft.com/office/drawing/2016/5/9/chartex" xmlns:cx4="http://schemas.microsoft.com/office/drawing/2016/5/10/chartex" xmlns:cx5="http://schemas.microsoft.com/office/drawing/2016/5/11/chartex" xmlns:cx6="http://schemas.microsoft.com/office/drawing/2016/5/12/chartex" xmlns:cx7="http://schemas.microsoft.com/office/drawing/2016/5/13/chartex" xmlns:cx8="http://schemas.microsoft.com/office/drawing/2016/5/14/chartex" xmlns:mc="http://schemas.openxmlformats.org/markup-compatibility/2006" xmlns:aink="http://schemas.microsoft.com/office/drawing/2016/ink" xmlns:am3d="http://schemas.microsoft.com/office/drawing/2017/model3d" xmlns:o="urn:schemas-microsoft-com:office:office" xmlns:oel="http://schemas.microsoft.com/office/2019/extlst" xmlns:r="http://schemas.openxmlformats.org/officeDocument/2006/relationships" xmlns:m="http://schemas.openxmlformats.org/officeDocument/2006/math" xmlns:v="urn:schemas-microsoft-com:vml" xmlns:wp14="http://schemas.microsoft.com/office/word/2010/wordprocessingDrawing" xmlns:wp="http://schemas.openxmlformats.org/drawingml/2006/wordprocessingDrawing" xmlns:w10="urn:schemas-microsoft-com:office:word" xmlns:w="http://schemas.openxmlformats.org/wordprocessingml/2006/main" xmlns:w14="http://schemas.microsoft.com/office/word/2010/wordml" xmlns:w15="http://schemas.microsoft.com/office/word/2012/wordml" xmlns:w16cex="http://schemas.microsoft.com/office/word/2018/wordml/cex" xmlns:w16cid="http://schemas.microsoft.com/office/word/2016/wordml/cid" xmlns:w16="http://schemas.microsoft.com/office/word/2018/wordml" xmlns:w16du="http://schemas.microsoft.com/office/word/2023/wordml/word16du" xmlns:w16sdtdh="http://schemas.microsoft.com/office/word/2020/wordml/sdtdatahash" xmlns:w16sdtfl="http://schemas.microsoft.com/office/word/2024/wordml/sdtformatlock" xmlns:w16se="http://schemas.microsoft.com/office/word/2015/wordml/symex" xmlns:wpg="http://schemas.microsoft.com/office/word/2010/wordprocessingGroup" xmlns:wpi="http://schemas.microsoft.com/office/word/2010/wordprocessingInk" xmlns:wne="http://schemas.microsoft.com/office/word/2006/wordml" xmlns:wps="http://schemas.microsoft.com/office/word/2010/wordprocessingShape" mc:Ignorable="w14 w15 w16se w16cid w16 w16cex w16sdtdh w16sdtfl w16du wp14">
+<w:ftr xmlns:wpc="http://schemas.microsoft.com/office/word/2010/wordprocessingCanvas" xmlns:cx="http://schemas.microsoft.com/office/drawing/2014/chartex" xmlns:cx1="http://schemas.microsoft.com/office/drawing/2015/9/8/chartex" xmlns:cx2="http://schemas.microsoft.com/office/drawing/2015/10/21/chartex" xmlns:cx3="http://schemas.microsoft.com/office/drawing/2016/5/9/chartex" xmlns:cx4="http://schemas.microsoft.com/office/drawing/2016/5/10/chartex" xmlns:cx5="http://schemas.microsoft.com/office/drawing/2016/5/11/chartex" xmlns:cx6="http://schemas.microsoft.com/office/drawing/2016/5/12/chartex" xmlns:cx7="http://schemas.microsoft.com/office/drawing/2016/5/13/chartex" xmlns:cx8="http://schemas.microsoft.com/office/drawing/2016/5/14/chartex" xmlns:mc="http://schemas.openxmlformats.org/markup-compatibility/2006" xmlns:aink="http://schemas.microsoft.com/office/drawing/2016/ink" xmlns:am3d="http://schemas.microsoft.com/office/drawing/2017/model3d" xmlns:o="urn:schemas-microsoft-com:office:office" xmlns:oel="http://schemas.microsoft.com/office/2019/extlst" xmlns:r="http://schemas.openxmlformats.org/officeDocument/2006/relationships" xmlns:m="http://schemas.openxmlformats.org/officeDocument/2006/math" xmlns:v="urn:schemas-microsoft-com:vml" xmlns:wp14="http://schemas.microsoft.com/office/word/2010/wordprocessingDrawing" xmlns:wp="http://schemas.openxmlformats.org/drawingml/2006/wordprocessingDrawing" xmlns:w10="urn:schemas-microsoft-com:office:word" xmlns:w="http://schemas.openxmlformats.org/wordprocessingml/2006/main" xmlns:w14="http://schemas.microsoft.com/office/word/2010/wordml" xmlns:w15="http://schemas.microsoft.com/office/word/2012/wordml" xmlns:w16cei="http://schemas.microsoft.com/office/word/2026/wordml/cei" xmlns:w16cex="http://schemas.microsoft.com/office/word/2018/wordml/cex" xmlns:w16cid="http://schemas.microsoft.com/office/word/2016/wordml/cid" xmlns:w16="http://schemas.microsoft.com/office/word/2018/wordml" xmlns:w16du="http://schemas.microsoft.com/office/word/2023/wordml/word16du" xmlns:w16sdtdh="http://schemas.microsoft.com/office/word/2020/wordml/sdtdatahash" xmlns:w16sdtfl="http://schemas.microsoft.com/office/word/2024/wordml/sdtformatlock" xmlns:w16se="http://schemas.microsoft.com/office/word/2015/wordml/symex" xmlns:wpg="http://schemas.microsoft.com/office/word/2010/wordprocessingGroup" xmlns:wpi="http://schemas.microsoft.com/office/word/2010/wordprocessingInk" xmlns:wne="http://schemas.microsoft.com/office/word/2006/wordml" xmlns:wps="http://schemas.microsoft.com/office/word/2010/wordprocessingShape" mc:Ignorable="w14 w15 w16se w16cid w16 w16cex w16sdtdh w16sdtfl w16du wp14">
   <w:p>
     <w:pPr>
       <w:pStyle w:val="Footer"/>
@@ -1213,7 +1288,7 @@
         </mc:Choice>
         <mc:Fallback>
           <w:pict>
-            <v:line w14:anchorId="505FB047" id="Straight Connector 2" o:spid="_x0000_s1026" style="position:absolute;z-index:251660288;visibility:visible;mso-wrap-style:square;mso-width-percent:0;mso-wrap-distance-left:9pt;mso-wrap-distance-top:0;mso-wrap-distance-right:9pt;mso-wrap-distance-bottom:0;mso-position-horizontal:center;mso-position-horizontal-relative:margin;mso-position-vertical:absolute;mso-position-vertical-relative:text;mso-width-percent:0;mso-width-relative:margin" from="0,3.1pt" to="504.55pt,3.1pt" o:gfxdata="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" strokecolor="black [3213]" strokeweight=".25pt">
+            <v:line w14:anchorId="6623C76A" id="Straight Connector 2" o:spid="_x0000_s1026" style="position:absolute;z-index:251660288;visibility:visible;mso-wrap-style:square;mso-width-percent:0;mso-wrap-distance-left:9pt;mso-wrap-distance-top:0;mso-wrap-distance-right:9pt;mso-wrap-distance-bottom:0;mso-position-horizontal:center;mso-position-horizontal-relative:margin;mso-position-vertical:absolute;mso-position-vertical-relative:text;mso-width-percent:0;mso-width-relative:margin" from="0,3.1pt" to="504.55pt,3.1pt" o:gfxdata="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" strokecolor="black [3213]" strokeweight=".25pt">
               <v:stroke joinstyle="miter"/>
               <w10:wrap anchorx="margin"/>
             </v:line>
@@ -1289,7 +1364,7 @@
         </mc:Choice>
         <mc:Fallback>
           <w:pict>
-            <v:line w14:anchorId="61F0733B" id="Straight Connector 2" o:spid="_x0000_s1026" style="position:absolute;z-index:251659264;visibility:visible;mso-wrap-style:square;mso-width-percent:0;mso-wrap-distance-left:9pt;mso-wrap-distance-top:0;mso-wrap-distance-right:9pt;mso-wrap-distance-bottom:0;mso-position-horizontal:absolute;mso-position-horizontal-relative:margin;mso-position-vertical:absolute;mso-position-vertical-relative:text;mso-width-percent:0;mso-width-relative:margin" from="1.6pt,.5pt" to="1.6pt,.5pt" o:gfxdata="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" strokecolor="black [3213]" strokeweight=".25pt">
+            <v:line w14:anchorId="2307F07C" id="Straight Connector 2" o:spid="_x0000_s1026" style="position:absolute;z-index:251659264;visibility:visible;mso-wrap-style:square;mso-width-percent:0;mso-wrap-distance-left:9pt;mso-wrap-distance-top:0;mso-wrap-distance-right:9pt;mso-wrap-distance-bottom:0;mso-position-horizontal:absolute;mso-position-horizontal-relative:margin;mso-position-vertical:absolute;mso-position-vertical-relative:text;mso-width-percent:0;mso-width-relative:margin" from="1.6pt,.5pt" to="1.6pt,.5pt" o:gfxdata="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" strokecolor="black [3213]" strokeweight=".25pt">
               <v:stroke joinstyle="miter"/>
               <w10:wrap anchorx="margin"/>
             </v:line>
@@ -1364,14 +1439,23 @@
         <w:sz w:val="16"/>
         <w:szCs w:val="16"/>
       </w:rPr>
-      <w:t>020 7973 3700</w:t>
+      <w:t xml:space="preserve">020 7973 </w:t>
     </w:r>
+    <w:proofErr w:type="gramStart"/>
     <w:r>
       <w:rPr>
         <w:rFonts w:ascii="Arial" w:hAnsi="Arial"/>
         <w:sz w:val="16"/>
         <w:szCs w:val="16"/>
       </w:rPr>
+      <w:t>3700</w:t>
+    </w:r>
+    <w:r>
+      <w:rPr>
+        <w:rFonts w:ascii="Arial" w:hAnsi="Arial"/>
+        <w:sz w:val="16"/>
+        <w:szCs w:val="16"/>
+      </w:rPr>
       <w:t xml:space="preserve">  </w:t>
     </w:r>
     <w:r>
@@ -1380,7 +1464,16 @@
         <w:sz w:val="16"/>
         <w:szCs w:val="16"/>
       </w:rPr>
-      <w:t xml:space="preserve">|  </w:t>
+      <w:t>|</w:t>
+    </w:r>
+    <w:proofErr w:type="gramEnd"/>
+    <w:r>
+      <w:rPr>
+        <w:rFonts w:ascii="Arial" w:hAnsi="Arial"/>
+        <w:sz w:val="16"/>
+        <w:szCs w:val="16"/>
+      </w:rPr>
+      <w:t xml:space="preserve">  </w:t>
     </w:r>
     <w:r>
       <w:rPr>
@@ -1455,7 +1548,7 @@
 </file>
 
 <file path=word/footer3.xml><?xml version="1.0" encoding="utf-8"?>
-<w:ftr xmlns:wpc="http://schemas.microsoft.com/office/word/2010/wordprocessingCanvas" xmlns:cx="http://schemas.microsoft.com/office/drawing/2014/chartex" xmlns:cx1="http://schemas.microsoft.com/office/drawing/2015/9/8/chartex" xmlns:cx2="http://schemas.microsoft.com/office/drawing/2015/10/21/chartex" xmlns:cx3="http://schemas.microsoft.com/office/drawing/2016/5/9/chartex" xmlns:cx4="http://schemas.microsoft.com/office/drawing/2016/5/10/chartex" xmlns:cx5="http://schemas.microsoft.com/office/drawing/2016/5/11/chartex" xmlns:cx6="http://schemas.microsoft.com/office/drawing/2016/5/12/chartex" xmlns:cx7="http://schemas.microsoft.com/office/drawing/2016/5/13/chartex" xmlns:cx8="http://schemas.microsoft.com/office/drawing/2016/5/14/chartex" xmlns:mc="http://schemas.openxmlformats.org/markup-compatibility/2006" xmlns:aink="http://schemas.microsoft.com/office/drawing/2016/ink" xmlns:am3d="http://schemas.microsoft.com/office/drawing/2017/model3d" xmlns:o="urn:schemas-microsoft-com:office:office" xmlns:oel="http://schemas.microsoft.com/office/2019/extlst" xmlns:r="http://schemas.openxmlformats.org/officeDocument/2006/relationships" xmlns:m="http://schemas.openxmlformats.org/officeDocument/2006/math" xmlns:v="urn:schemas-microsoft-com:vml" xmlns:wp14="http://schemas.microsoft.com/office/word/2010/wordprocessingDrawing" xmlns:wp="http://schemas.openxmlformats.org/drawingml/2006/wordprocessingDrawing" xmlns:w10="urn:schemas-microsoft-com:office:word" xmlns:w="http://schemas.openxmlformats.org/wordprocessingml/2006/main" xmlns:w14="http://schemas.microsoft.com/office/word/2010/wordml" xmlns:w15="http://schemas.microsoft.com/office/word/2012/wordml" xmlns:w16cex="http://schemas.microsoft.com/office/word/2018/wordml/cex" xmlns:w16cid="http://schemas.microsoft.com/office/word/2016/wordml/cid" xmlns:w16="http://schemas.microsoft.com/office/word/2018/wordml" xmlns:w16du="http://schemas.microsoft.com/office/word/2023/wordml/word16du" xmlns:w16sdtdh="http://schemas.microsoft.com/office/word/2020/wordml/sdtdatahash" xmlns:w16sdtfl="http://schemas.microsoft.com/office/word/2024/wordml/sdtformatlock" xmlns:w16se="http://schemas.microsoft.com/office/word/2015/wordml/symex" xmlns:wpg="http://schemas.microsoft.com/office/word/2010/wordprocessingGroup" xmlns:wpi="http://schemas.microsoft.com/office/word/2010/wordprocessingInk" xmlns:wne="http://schemas.microsoft.com/office/word/2006/wordml" xmlns:wps="http://schemas.microsoft.com/office/word/2010/wordprocessingShape" mc:Ignorable="w14 w15 w16se w16cid w16 w16cex w16sdtdh w16sdtfl w16du wp14">
+<w:ftr xmlns:wpc="http://schemas.microsoft.com/office/word/2010/wordprocessingCanvas" xmlns:cx="http://schemas.microsoft.com/office/drawing/2014/chartex" xmlns:cx1="http://schemas.microsoft.com/office/drawing/2015/9/8/chartex" xmlns:cx2="http://schemas.microsoft.com/office/drawing/2015/10/21/chartex" xmlns:cx3="http://schemas.microsoft.com/office/drawing/2016/5/9/chartex" xmlns:cx4="http://schemas.microsoft.com/office/drawing/2016/5/10/chartex" xmlns:cx5="http://schemas.microsoft.com/office/drawing/2016/5/11/chartex" xmlns:cx6="http://schemas.microsoft.com/office/drawing/2016/5/12/chartex" xmlns:cx7="http://schemas.microsoft.com/office/drawing/2016/5/13/chartex" xmlns:cx8="http://schemas.microsoft.com/office/drawing/2016/5/14/chartex" xmlns:mc="http://schemas.openxmlformats.org/markup-compatibility/2006" xmlns:aink="http://schemas.microsoft.com/office/drawing/2016/ink" xmlns:am3d="http://schemas.microsoft.com/office/drawing/2017/model3d" xmlns:o="urn:schemas-microsoft-com:office:office" xmlns:oel="http://schemas.microsoft.com/office/2019/extlst" xmlns:r="http://schemas.openxmlformats.org/officeDocument/2006/relationships" xmlns:m="http://schemas.openxmlformats.org/officeDocument/2006/math" xmlns:v="urn:schemas-microsoft-com:vml" xmlns:wp14="http://schemas.microsoft.com/office/word/2010/wordprocessingDrawing" xmlns:wp="http://schemas.openxmlformats.org/drawingml/2006/wordprocessingDrawing" xmlns:w10="urn:schemas-microsoft-com:office:word" xmlns:w="http://schemas.openxmlformats.org/wordprocessingml/2006/main" xmlns:w14="http://schemas.microsoft.com/office/word/2010/wordml" xmlns:w15="http://schemas.microsoft.com/office/word/2012/wordml" xmlns:w16cei="http://schemas.microsoft.com/office/word/2026/wordml/cei" xmlns:w16cex="http://schemas.microsoft.com/office/word/2018/wordml/cex" xmlns:w16cid="http://schemas.microsoft.com/office/word/2016/wordml/cid" xmlns:w16="http://schemas.microsoft.com/office/word/2018/wordml" xmlns:w16du="http://schemas.microsoft.com/office/word/2023/wordml/word16du" xmlns:w16sdtdh="http://schemas.microsoft.com/office/word/2020/wordml/sdtdatahash" xmlns:w16sdtfl="http://schemas.microsoft.com/office/word/2024/wordml/sdtformatlock" xmlns:w16se="http://schemas.microsoft.com/office/word/2015/wordml/symex" xmlns:wpg="http://schemas.microsoft.com/office/word/2010/wordprocessingGroup" xmlns:wpi="http://schemas.microsoft.com/office/word/2010/wordprocessingInk" xmlns:wne="http://schemas.microsoft.com/office/word/2006/wordml" xmlns:wps="http://schemas.microsoft.com/office/word/2010/wordprocessingShape" mc:Ignorable="w14 w15 w16se w16cid w16 w16cex w16sdtdh w16sdtfl w16du wp14">
   <w:p>
     <w:pPr>
       <w:pStyle w:val="Footer"/>
@@ -1465,7 +1558,7 @@
 </file>
 
 <file path=word/footnotes.xml><?xml version="1.0" encoding="utf-8"?>
-<w:footnotes xmlns:wpc="http://schemas.microsoft.com/office/word/2010/wordprocessingCanvas" xmlns:cx="http://schemas.microsoft.com/office/drawing/2014/chartex" xmlns:cx1="http://schemas.microsoft.com/office/drawing/2015/9/8/chartex" xmlns:cx2="http://schemas.microsoft.com/office/drawing/2015/10/21/chartex" xmlns:cx3="http://schemas.microsoft.com/office/drawing/2016/5/9/chartex" xmlns:cx4="http://schemas.microsoft.com/office/drawing/2016/5/10/chartex" xmlns:cx5="http://schemas.microsoft.com/office/drawing/2016/5/11/chartex" xmlns:cx6="http://schemas.microsoft.com/office/drawing/2016/5/12/chartex" xmlns:cx7="http://schemas.microsoft.com/office/drawing/2016/5/13/chartex" xmlns:cx8="http://schemas.microsoft.com/office/drawing/2016/5/14/chartex" xmlns:mc="http://schemas.openxmlformats.org/markup-compatibility/2006" xmlns:aink="http://schemas.microsoft.com/office/drawing/2016/ink" xmlns:am3d="http://schemas.microsoft.com/office/drawing/2017/model3d" xmlns:o="urn:schemas-microsoft-com:office:office" xmlns:oel="http://schemas.microsoft.com/office/2019/extlst" xmlns:r="http://schemas.openxmlformats.org/officeDocument/2006/relationships" xmlns:m="http://schemas.openxmlformats.org/officeDocument/2006/math" xmlns:v="urn:schemas-microsoft-com:vml" xmlns:wp14="http://schemas.microsoft.com/office/word/2010/wordprocessingDrawing" xmlns:wp="http://schemas.openxmlformats.org/drawingml/2006/wordprocessingDrawing" xmlns:w10="urn:schemas-microsoft-com:office:word" xmlns:w="http://schemas.openxmlformats.org/wordprocessingml/2006/main" xmlns:w14="http://schemas.microsoft.com/office/word/2010/wordml" xmlns:w15="http://schemas.microsoft.com/office/word/2012/wordml" xmlns:w16cex="http://schemas.microsoft.com/office/word/2018/wordml/cex" xmlns:w16cid="http://schemas.microsoft.com/office/word/2016/wordml/cid" xmlns:w16="http://schemas.microsoft.com/office/word/2018/wordml" xmlns:w16du="http://schemas.microsoft.com/office/word/2023/wordml/word16du" xmlns:w16sdtdh="http://schemas.microsoft.com/office/word/2020/wordml/sdtdatahash" xmlns:w16sdtfl="http://schemas.microsoft.com/office/word/2024/wordml/sdtformatlock" xmlns:w16se="http://schemas.microsoft.com/office/word/2015/wordml/symex" xmlns:wpg="http://schemas.microsoft.com/office/word/2010/wordprocessingGroup" xmlns:wpi="http://schemas.microsoft.com/office/word/2010/wordprocessingInk" xmlns:wne="http://schemas.microsoft.com/office/word/2006/wordml" xmlns:wps="http://schemas.microsoft.com/office/word/2010/wordprocessingShape" mc:Ignorable="w14 w15 w16se w16cid w16 w16cex w16sdtdh w16sdtfl w16du wp14">
+<w:footnotes xmlns:wpc="http://schemas.microsoft.com/office/word/2010/wordprocessingCanvas" xmlns:cx="http://schemas.microsoft.com/office/drawing/2014/chartex" xmlns:cx1="http://schemas.microsoft.com/office/drawing/2015/9/8/chartex" xmlns:cx2="http://schemas.microsoft.com/office/drawing/2015/10/21/chartex" xmlns:cx3="http://schemas.microsoft.com/office/drawing/2016/5/9/chartex" xmlns:cx4="http://schemas.microsoft.com/office/drawing/2016/5/10/chartex" xmlns:cx5="http://schemas.microsoft.com/office/drawing/2016/5/11/chartex" xmlns:cx6="http://schemas.microsoft.com/office/drawing/2016/5/12/chartex" xmlns:cx7="http://schemas.microsoft.com/office/drawing/2016/5/13/chartex" xmlns:cx8="http://schemas.microsoft.com/office/drawing/2016/5/14/chartex" xmlns:mc="http://schemas.openxmlformats.org/markup-compatibility/2006" xmlns:aink="http://schemas.microsoft.com/office/drawing/2016/ink" xmlns:am3d="http://schemas.microsoft.com/office/drawing/2017/model3d" xmlns:o="urn:schemas-microsoft-com:office:office" xmlns:oel="http://schemas.microsoft.com/office/2019/extlst" xmlns:r="http://schemas.openxmlformats.org/officeDocument/2006/relationships" xmlns:m="http://schemas.openxmlformats.org/officeDocument/2006/math" xmlns:v="urn:schemas-microsoft-com:vml" xmlns:wp14="http://schemas.microsoft.com/office/word/2010/wordprocessingDrawing" xmlns:wp="http://schemas.openxmlformats.org/drawingml/2006/wordprocessingDrawing" xmlns:w10="urn:schemas-microsoft-com:office:word" xmlns:w="http://schemas.openxmlformats.org/wordprocessingml/2006/main" xmlns:w14="http://schemas.microsoft.com/office/word/2010/wordml" xmlns:w15="http://schemas.microsoft.com/office/word/2012/wordml" xmlns:w16cei="http://schemas.microsoft.com/office/word/2026/wordml/cei" xmlns:w16cex="http://schemas.microsoft.com/office/word/2018/wordml/cex" xmlns:w16cid="http://schemas.microsoft.com/office/word/2016/wordml/cid" xmlns:w16="http://schemas.microsoft.com/office/word/2018/wordml" xmlns:w16du="http://schemas.microsoft.com/office/word/2023/wordml/word16du" xmlns:w16sdtdh="http://schemas.microsoft.com/office/word/2020/wordml/sdtdatahash" xmlns:w16sdtfl="http://schemas.microsoft.com/office/word/2024/wordml/sdtformatlock" xmlns:w16se="http://schemas.microsoft.com/office/word/2015/wordml/symex" xmlns:wpg="http://schemas.microsoft.com/office/word/2010/wordprocessingGroup" xmlns:wpi="http://schemas.microsoft.com/office/word/2010/wordprocessingInk" xmlns:wne="http://schemas.microsoft.com/office/word/2006/wordml" xmlns:wps="http://schemas.microsoft.com/office/word/2010/wordprocessingShape" mc:Ignorable="w14 w15 w16se w16cid w16 w16cex w16sdtdh w16sdtfl w16du wp14">
   <w:footnote w:type="separator" w:id="-1">
     <w:p>
       <w:pPr>
@@ -1490,7 +1583,7 @@
 </file>
 
 <file path=word/header1.xml><?xml version="1.0" encoding="utf-8"?>
-<w:hdr xmlns:wpc="http://schemas.microsoft.com/office/word/2010/wordprocessingCanvas" xmlns:cx="http://schemas.microsoft.com/office/drawing/2014/chartex" xmlns:cx1="http://schemas.microsoft.com/office/drawing/2015/9/8/chartex" xmlns:cx2="http://schemas.microsoft.com/office/drawing/2015/10/21/chartex" xmlns:cx3="http://schemas.microsoft.com/office/drawing/2016/5/9/chartex" xmlns:cx4="http://schemas.microsoft.com/office/drawing/2016/5/10/chartex" xmlns:cx5="http://schemas.microsoft.com/office/drawing/2016/5/11/chartex" xmlns:cx6="http://schemas.microsoft.com/office/drawing/2016/5/12/chartex" xmlns:cx7="http://schemas.microsoft.com/office/drawing/2016/5/13/chartex" xmlns:cx8="http://schemas.microsoft.com/office/drawing/2016/5/14/chartex" xmlns:mc="http://schemas.openxmlformats.org/markup-compatibility/2006" xmlns:aink="http://schemas.microsoft.com/office/drawing/2016/ink" xmlns:am3d="http://schemas.microsoft.com/office/drawing/2017/model3d" xmlns:o="urn:schemas-microsoft-com:office:office" xmlns:oel="http://schemas.microsoft.com/office/2019/extlst" xmlns:r="http://schemas.openxmlformats.org/officeDocument/2006/relationships" xmlns:m="http://schemas.openxmlformats.org/officeDocument/2006/math" xmlns:v="urn:schemas-microsoft-com:vml" xmlns:wp14="http://schemas.microsoft.com/office/word/2010/wordprocessingDrawing" xmlns:wp="http://schemas.openxmlformats.org/drawingml/2006/wordprocessingDrawing" xmlns:w10="urn:schemas-microsoft-com:office:word" xmlns:w="http://schemas.openxmlformats.org/wordprocessingml/2006/main" xmlns:w14="http://schemas.microsoft.com/office/word/2010/wordml" xmlns:w15="http://schemas.microsoft.com/office/word/2012/wordml" xmlns:w16cex="http://schemas.microsoft.com/office/word/2018/wordml/cex" xmlns:w16cid="http://schemas.microsoft.com/office/word/2016/wordml/cid" xmlns:w16="http://schemas.microsoft.com/office/word/2018/wordml" xmlns:w16du="http://schemas.microsoft.com/office/word/2023/wordml/word16du" xmlns:w16sdtdh="http://schemas.microsoft.com/office/word/2020/wordml/sdtdatahash" xmlns:w16sdtfl="http://schemas.microsoft.com/office/word/2024/wordml/sdtformatlock" xmlns:w16se="http://schemas.microsoft.com/office/word/2015/wordml/symex" xmlns:wpg="http://schemas.microsoft.com/office/word/2010/wordprocessingGroup" xmlns:wpi="http://schemas.microsoft.com/office/word/2010/wordprocessingInk" xmlns:wne="http://schemas.microsoft.com/office/word/2006/wordml" xmlns:wps="http://schemas.microsoft.com/office/word/2010/wordprocessingShape" mc:Ignorable="w14 w15 w16se w16cid w16 w16cex w16sdtdh w16sdtfl w16du wp14">
+<w:hdr xmlns:wpc="http://schemas.microsoft.com/office/word/2010/wordprocessingCanvas" xmlns:cx="http://schemas.microsoft.com/office/drawing/2014/chartex" xmlns:cx1="http://schemas.microsoft.com/office/drawing/2015/9/8/chartex" xmlns:cx2="http://schemas.microsoft.com/office/drawing/2015/10/21/chartex" xmlns:cx3="http://schemas.microsoft.com/office/drawing/2016/5/9/chartex" xmlns:cx4="http://schemas.microsoft.com/office/drawing/2016/5/10/chartex" xmlns:cx5="http://schemas.microsoft.com/office/drawing/2016/5/11/chartex" xmlns:cx6="http://schemas.microsoft.com/office/drawing/2016/5/12/chartex" xmlns:cx7="http://schemas.microsoft.com/office/drawing/2016/5/13/chartex" xmlns:cx8="http://schemas.microsoft.com/office/drawing/2016/5/14/chartex" xmlns:mc="http://schemas.openxmlformats.org/markup-compatibility/2006" xmlns:aink="http://schemas.microsoft.com/office/drawing/2016/ink" xmlns:am3d="http://schemas.microsoft.com/office/drawing/2017/model3d" xmlns:o="urn:schemas-microsoft-com:office:office" xmlns:oel="http://schemas.microsoft.com/office/2019/extlst" xmlns:r="http://schemas.openxmlformats.org/officeDocument/2006/relationships" xmlns:m="http://schemas.openxmlformats.org/officeDocument/2006/math" xmlns:v="urn:schemas-microsoft-com:vml" xmlns:wp14="http://schemas.microsoft.com/office/word/2010/wordprocessingDrawing" xmlns:wp="http://schemas.openxmlformats.org/drawingml/2006/wordprocessingDrawing" xmlns:w10="urn:schemas-microsoft-com:office:word" xmlns:w="http://schemas.openxmlformats.org/wordprocessingml/2006/main" xmlns:w14="http://schemas.microsoft.com/office/word/2010/wordml" xmlns:w15="http://schemas.microsoft.com/office/word/2012/wordml" xmlns:w16cei="http://schemas.microsoft.com/office/word/2026/wordml/cei" xmlns:w16cex="http://schemas.microsoft.com/office/word/2018/wordml/cex" xmlns:w16cid="http://schemas.microsoft.com/office/word/2016/wordml/cid" xmlns:w16="http://schemas.microsoft.com/office/word/2018/wordml" xmlns:w16du="http://schemas.microsoft.com/office/word/2023/wordml/word16du" xmlns:w16sdtdh="http://schemas.microsoft.com/office/word/2020/wordml/sdtdatahash" xmlns:w16sdtfl="http://schemas.microsoft.com/office/word/2024/wordml/sdtformatlock" xmlns:w16se="http://schemas.microsoft.com/office/word/2015/wordml/symex" xmlns:wpg="http://schemas.microsoft.com/office/word/2010/wordprocessingGroup" xmlns:wpi="http://schemas.microsoft.com/office/word/2010/wordprocessingInk" xmlns:wne="http://schemas.microsoft.com/office/word/2006/wordml" xmlns:wps="http://schemas.microsoft.com/office/word/2010/wordprocessingShape" mc:Ignorable="w14 w15 w16se w16cid w16 w16cex w16sdtdh w16sdtfl w16du wp14">
   <w:p>
     <w:pPr>
       <w:pStyle w:val="Header"/>
@@ -1500,7 +1593,7 @@
 </file>
 
 <file path=word/header2.xml><?xml version="1.0" encoding="utf-8"?>
-<w:hdr xmlns:wpc="http://schemas.microsoft.com/office/word/2010/wordprocessingCanvas" xmlns:cx="http://schemas.microsoft.com/office/drawing/2014/chartex" xmlns:cx1="http://schemas.microsoft.com/office/drawing/2015/9/8/chartex" xmlns:cx2="http://schemas.microsoft.com/office/drawing/2015/10/21/chartex" xmlns:cx3="http://schemas.microsoft.com/office/drawing/2016/5/9/chartex" xmlns:cx4="http://schemas.microsoft.com/office/drawing/2016/5/10/chartex" xmlns:cx5="http://schemas.microsoft.com/office/drawing/2016/5/11/chartex" xmlns:cx6="http://schemas.microsoft.com/office/drawing/2016/5/12/chartex" xmlns:cx7="http://schemas.microsoft.com/office/drawing/2016/5/13/chartex" xmlns:cx8="http://schemas.microsoft.com/office/drawing/2016/5/14/chartex" xmlns:mc="http://schemas.openxmlformats.org/markup-compatibility/2006" xmlns:aink="http://schemas.microsoft.com/office/drawing/2016/ink" xmlns:am3d="http://schemas.microsoft.com/office/drawing/2017/model3d" xmlns:o="urn:schemas-microsoft-com:office:office" xmlns:oel="http://schemas.microsoft.com/office/2019/extlst" xmlns:r="http://schemas.openxmlformats.org/officeDocument/2006/relationships" xmlns:m="http://schemas.openxmlformats.org/officeDocument/2006/math" xmlns:v="urn:schemas-microsoft-com:vml" xmlns:wp14="http://schemas.microsoft.com/office/word/2010/wordprocessingDrawing" xmlns:wp="http://schemas.openxmlformats.org/drawingml/2006/wordprocessingDrawing" xmlns:w10="urn:schemas-microsoft-com:office:word" xmlns:w="http://schemas.openxmlformats.org/wordprocessingml/2006/main" xmlns:w14="http://schemas.microsoft.com/office/word/2010/wordml" xmlns:w15="http://schemas.microsoft.com/office/word/2012/wordml" xmlns:w16cex="http://schemas.microsoft.com/office/word/2018/wordml/cex" xmlns:w16cid="http://schemas.microsoft.com/office/word/2016/wordml/cid" xmlns:w16="http://schemas.microsoft.com/office/word/2018/wordml" xmlns:w16du="http://schemas.microsoft.com/office/word/2023/wordml/word16du" xmlns:w16sdtdh="http://schemas.microsoft.com/office/word/2020/wordml/sdtdatahash" xmlns:w16sdtfl="http://schemas.microsoft.com/office/word/2024/wordml/sdtformatlock" xmlns:w16se="http://schemas.microsoft.com/office/word/2015/wordml/symex" xmlns:wpg="http://schemas.microsoft.com/office/word/2010/wordprocessingGroup" xmlns:wpi="http://schemas.microsoft.com/office/word/2010/wordprocessingInk" xmlns:wne="http://schemas.microsoft.com/office/word/2006/wordml" xmlns:wps="http://schemas.microsoft.com/office/word/2010/wordprocessingShape" mc:Ignorable="w14 w15 w16se w16cid w16 w16cex w16sdtdh w16sdtfl w16du wp14">
+<w:hdr xmlns:wpc="http://schemas.microsoft.com/office/word/2010/wordprocessingCanvas" xmlns:cx="http://schemas.microsoft.com/office/drawing/2014/chartex" xmlns:cx1="http://schemas.microsoft.com/office/drawing/2015/9/8/chartex" xmlns:cx2="http://schemas.microsoft.com/office/drawing/2015/10/21/chartex" xmlns:cx3="http://schemas.microsoft.com/office/drawing/2016/5/9/chartex" xmlns:cx4="http://schemas.microsoft.com/office/drawing/2016/5/10/chartex" xmlns:cx5="http://schemas.microsoft.com/office/drawing/2016/5/11/chartex" xmlns:cx6="http://schemas.microsoft.com/office/drawing/2016/5/12/chartex" xmlns:cx7="http://schemas.microsoft.com/office/drawing/2016/5/13/chartex" xmlns:cx8="http://schemas.microsoft.com/office/drawing/2016/5/14/chartex" xmlns:mc="http://schemas.openxmlformats.org/markup-compatibility/2006" xmlns:aink="http://schemas.microsoft.com/office/drawing/2016/ink" xmlns:am3d="http://schemas.microsoft.com/office/drawing/2017/model3d" xmlns:o="urn:schemas-microsoft-com:office:office" xmlns:oel="http://schemas.microsoft.com/office/2019/extlst" xmlns:r="http://schemas.openxmlformats.org/officeDocument/2006/relationships" xmlns:m="http://schemas.openxmlformats.org/officeDocument/2006/math" xmlns:v="urn:schemas-microsoft-com:vml" xmlns:wp14="http://schemas.microsoft.com/office/word/2010/wordprocessingDrawing" xmlns:wp="http://schemas.openxmlformats.org/drawingml/2006/wordprocessingDrawing" xmlns:w10="urn:schemas-microsoft-com:office:word" xmlns:w="http://schemas.openxmlformats.org/wordprocessingml/2006/main" xmlns:w14="http://schemas.microsoft.com/office/word/2010/wordml" xmlns:w15="http://schemas.microsoft.com/office/word/2012/wordml" xmlns:w16cei="http://schemas.microsoft.com/office/word/2026/wordml/cei" xmlns:w16cex="http://schemas.microsoft.com/office/word/2018/wordml/cex" xmlns:w16cid="http://schemas.microsoft.com/office/word/2016/wordml/cid" xmlns:w16="http://schemas.microsoft.com/office/word/2018/wordml" xmlns:w16du="http://schemas.microsoft.com/office/word/2023/wordml/word16du" xmlns:w16sdtdh="http://schemas.microsoft.com/office/word/2020/wordml/sdtdatahash" xmlns:w16sdtfl="http://schemas.microsoft.com/office/word/2024/wordml/sdtformatlock" xmlns:w16se="http://schemas.microsoft.com/office/word/2015/wordml/symex" xmlns:wpg="http://schemas.microsoft.com/office/word/2010/wordprocessingGroup" xmlns:wpi="http://schemas.microsoft.com/office/word/2010/wordprocessingInk" xmlns:wne="http://schemas.microsoft.com/office/word/2006/wordml" xmlns:wps="http://schemas.microsoft.com/office/word/2010/wordprocessingShape" mc:Ignorable="w14 w15 w16se w16cid w16 w16cex w16sdtdh w16sdtfl w16du wp14">
   <w:p>
     <w:pPr>
       <w:pStyle w:val="Header"/>
@@ -1584,7 +1677,7 @@
 </file>
 
 <file path=word/header3.xml><?xml version="1.0" encoding="utf-8"?>
-<w:hdr xmlns:wpc="http://schemas.microsoft.com/office/word/2010/wordprocessingCanvas" xmlns:cx="http://schemas.microsoft.com/office/drawing/2014/chartex" xmlns:cx1="http://schemas.microsoft.com/office/drawing/2015/9/8/chartex" xmlns:cx2="http://schemas.microsoft.com/office/drawing/2015/10/21/chartex" xmlns:cx3="http://schemas.microsoft.com/office/drawing/2016/5/9/chartex" xmlns:cx4="http://schemas.microsoft.com/office/drawing/2016/5/10/chartex" xmlns:cx5="http://schemas.microsoft.com/office/drawing/2016/5/11/chartex" xmlns:cx6="http://schemas.microsoft.com/office/drawing/2016/5/12/chartex" xmlns:cx7="http://schemas.microsoft.com/office/drawing/2016/5/13/chartex" xmlns:cx8="http://schemas.microsoft.com/office/drawing/2016/5/14/chartex" xmlns:mc="http://schemas.openxmlformats.org/markup-compatibility/2006" xmlns:aink="http://schemas.microsoft.com/office/drawing/2016/ink" xmlns:am3d="http://schemas.microsoft.com/office/drawing/2017/model3d" xmlns:o="urn:schemas-microsoft-com:office:office" xmlns:oel="http://schemas.microsoft.com/office/2019/extlst" xmlns:r="http://schemas.openxmlformats.org/officeDocument/2006/relationships" xmlns:m="http://schemas.openxmlformats.org/officeDocument/2006/math" xmlns:v="urn:schemas-microsoft-com:vml" xmlns:wp14="http://schemas.microsoft.com/office/word/2010/wordprocessingDrawing" xmlns:wp="http://schemas.openxmlformats.org/drawingml/2006/wordprocessingDrawing" xmlns:w10="urn:schemas-microsoft-com:office:word" xmlns:w="http://schemas.openxmlformats.org/wordprocessingml/2006/main" xmlns:w14="http://schemas.microsoft.com/office/word/2010/wordml" xmlns:w15="http://schemas.microsoft.com/office/word/2012/wordml" xmlns:w16cex="http://schemas.microsoft.com/office/word/2018/wordml/cex" xmlns:w16cid="http://schemas.microsoft.com/office/word/2016/wordml/cid" xmlns:w16="http://schemas.microsoft.com/office/word/2018/wordml" xmlns:w16du="http://schemas.microsoft.com/office/word/2023/wordml/word16du" xmlns:w16sdtdh="http://schemas.microsoft.com/office/word/2020/wordml/sdtdatahash" xmlns:w16sdtfl="http://schemas.microsoft.com/office/word/2024/wordml/sdtformatlock" xmlns:w16se="http://schemas.microsoft.com/office/word/2015/wordml/symex" xmlns:wpg="http://schemas.microsoft.com/office/word/2010/wordprocessingGroup" xmlns:wpi="http://schemas.microsoft.com/office/word/2010/wordprocessingInk" xmlns:wne="http://schemas.microsoft.com/office/word/2006/wordml" xmlns:wps="http://schemas.microsoft.com/office/word/2010/wordprocessingShape" mc:Ignorable="w14 w15 w16se w16cid w16 w16cex w16sdtdh w16sdtfl w16du wp14">
+<w:hdr xmlns:wpc="http://schemas.microsoft.com/office/word/2010/wordprocessingCanvas" xmlns:cx="http://schemas.microsoft.com/office/drawing/2014/chartex" xmlns:cx1="http://schemas.microsoft.com/office/drawing/2015/9/8/chartex" xmlns:cx2="http://schemas.microsoft.com/office/drawing/2015/10/21/chartex" xmlns:cx3="http://schemas.microsoft.com/office/drawing/2016/5/9/chartex" xmlns:cx4="http://schemas.microsoft.com/office/drawing/2016/5/10/chartex" xmlns:cx5="http://schemas.microsoft.com/office/drawing/2016/5/11/chartex" xmlns:cx6="http://schemas.microsoft.com/office/drawing/2016/5/12/chartex" xmlns:cx7="http://schemas.microsoft.com/office/drawing/2016/5/13/chartex" xmlns:cx8="http://schemas.microsoft.com/office/drawing/2016/5/14/chartex" xmlns:mc="http://schemas.openxmlformats.org/markup-compatibility/2006" xmlns:aink="http://schemas.microsoft.com/office/drawing/2016/ink" xmlns:am3d="http://schemas.microsoft.com/office/drawing/2017/model3d" xmlns:o="urn:schemas-microsoft-com:office:office" xmlns:oel="http://schemas.microsoft.com/office/2019/extlst" xmlns:r="http://schemas.openxmlformats.org/officeDocument/2006/relationships" xmlns:m="http://schemas.openxmlformats.org/officeDocument/2006/math" xmlns:v="urn:schemas-microsoft-com:vml" xmlns:wp14="http://schemas.microsoft.com/office/word/2010/wordprocessingDrawing" xmlns:wp="http://schemas.openxmlformats.org/drawingml/2006/wordprocessingDrawing" xmlns:w10="urn:schemas-microsoft-com:office:word" xmlns:w="http://schemas.openxmlformats.org/wordprocessingml/2006/main" xmlns:w14="http://schemas.microsoft.com/office/word/2010/wordml" xmlns:w15="http://schemas.microsoft.com/office/word/2012/wordml" xmlns:w16cei="http://schemas.microsoft.com/office/word/2026/wordml/cei" xmlns:w16cex="http://schemas.microsoft.com/office/word/2018/wordml/cex" xmlns:w16cid="http://schemas.microsoft.com/office/word/2016/wordml/cid" xmlns:w16="http://schemas.microsoft.com/office/word/2018/wordml" xmlns:w16du="http://schemas.microsoft.com/office/word/2023/wordml/word16du" xmlns:w16sdtdh="http://schemas.microsoft.com/office/word/2020/wordml/sdtdatahash" xmlns:w16sdtfl="http://schemas.microsoft.com/office/word/2024/wordml/sdtformatlock" xmlns:w16se="http://schemas.microsoft.com/office/word/2015/wordml/symex" xmlns:wpg="http://schemas.microsoft.com/office/word/2010/wordprocessingGroup" xmlns:wpi="http://schemas.microsoft.com/office/word/2010/wordprocessingInk" xmlns:wne="http://schemas.microsoft.com/office/word/2006/wordml" xmlns:wps="http://schemas.microsoft.com/office/word/2010/wordprocessingShape" mc:Ignorable="w14 w15 w16se w16cid w16 w16cex w16sdtdh w16sdtfl w16du wp14">
   <w:p>
     <w:pPr>
       <w:pStyle w:val="Header"/>
@@ -1594,7 +1687,7 @@
 </file>
 
 <file path=word/numbering.xml><?xml version="1.0" encoding="utf-8"?>
-<w:numbering xmlns:wpc="http://schemas.microsoft.com/office/word/2010/wordprocessingCanvas" xmlns:cx="http://schemas.microsoft.com/office/drawing/2014/chartex" xmlns:cx1="http://schemas.microsoft.com/office/drawing/2015/9/8/chartex" xmlns:cx2="http://schemas.microsoft.com/office/drawing/2015/10/21/chartex" xmlns:cx3="http://schemas.microsoft.com/office/drawing/2016/5/9/chartex" xmlns:cx4="http://schemas.microsoft.com/office/drawing/2016/5/10/chartex" xmlns:cx5="http://schemas.microsoft.com/office/drawing/2016/5/11/chartex" xmlns:cx6="http://schemas.microsoft.com/office/drawing/2016/5/12/chartex" xmlns:cx7="http://schemas.microsoft.com/office/drawing/2016/5/13/chartex" xmlns:cx8="http://schemas.microsoft.com/office/drawing/2016/5/14/chartex" xmlns:mc="http://schemas.openxmlformats.org/markup-compatibility/2006" xmlns:aink="http://schemas.microsoft.com/office/drawing/2016/ink" xmlns:am3d="http://schemas.microsoft.com/office/drawing/2017/model3d" xmlns:o="urn:schemas-microsoft-com:office:office" xmlns:oel="http://schemas.microsoft.com/office/2019/extlst" xmlns:r="http://schemas.openxmlformats.org/officeDocument/2006/relationships" xmlns:m="http://schemas.openxmlformats.org/officeDocument/2006/math" xmlns:v="urn:schemas-microsoft-com:vml" xmlns:wp14="http://schemas.microsoft.com/office/word/2010/wordprocessingDrawing" xmlns:wp="http://schemas.openxmlformats.org/drawingml/2006/wordprocessingDrawing" xmlns:w10="urn:schemas-microsoft-com:office:word" xmlns:w="http://schemas.openxmlformats.org/wordprocessingml/2006/main" xmlns:w14="http://schemas.microsoft.com/office/word/2010/wordml" xmlns:w15="http://schemas.microsoft.com/office/word/2012/wordml" xmlns:w16cex="http://schemas.microsoft.com/office/word/2018/wordml/cex" xmlns:w16cid="http://schemas.microsoft.com/office/word/2016/wordml/cid" xmlns:w16="http://schemas.microsoft.com/office/word/2018/wordml" xmlns:w16du="http://schemas.microsoft.com/office/word/2023/wordml/word16du" xmlns:w16sdtdh="http://schemas.microsoft.com/office/word/2020/wordml/sdtdatahash" xmlns:w16sdtfl="http://schemas.microsoft.com/office/word/2024/wordml/sdtformatlock" xmlns:w16se="http://schemas.microsoft.com/office/word/2015/wordml/symex" xmlns:wpg="http://schemas.microsoft.com/office/word/2010/wordprocessingGroup" xmlns:wpi="http://schemas.microsoft.com/office/word/2010/wordprocessingInk" xmlns:wne="http://schemas.microsoft.com/office/word/2006/wordml" xmlns:wps="http://schemas.microsoft.com/office/word/2010/wordprocessingShape" mc:Ignorable="w14 w15 w16se w16cid w16 w16cex w16sdtdh w16sdtfl w16du wp14">
+<w:numbering xmlns:wpc="http://schemas.microsoft.com/office/word/2010/wordprocessingCanvas" xmlns:cx="http://schemas.microsoft.com/office/drawing/2014/chartex" xmlns:cx1="http://schemas.microsoft.com/office/drawing/2015/9/8/chartex" xmlns:cx2="http://schemas.microsoft.com/office/drawing/2015/10/21/chartex" xmlns:cx3="http://schemas.microsoft.com/office/drawing/2016/5/9/chartex" xmlns:cx4="http://schemas.microsoft.com/office/drawing/2016/5/10/chartex" xmlns:cx5="http://schemas.microsoft.com/office/drawing/2016/5/11/chartex" xmlns:cx6="http://schemas.microsoft.com/office/drawing/2016/5/12/chartex" xmlns:cx7="http://schemas.microsoft.com/office/drawing/2016/5/13/chartex" xmlns:cx8="http://schemas.microsoft.com/office/drawing/2016/5/14/chartex" xmlns:mc="http://schemas.openxmlformats.org/markup-compatibility/2006" xmlns:aink="http://schemas.microsoft.com/office/drawing/2016/ink" xmlns:am3d="http://schemas.microsoft.com/office/drawing/2017/model3d" xmlns:o="urn:schemas-microsoft-com:office:office" xmlns:oel="http://schemas.microsoft.com/office/2019/extlst" xmlns:r="http://schemas.openxmlformats.org/officeDocument/2006/relationships" xmlns:m="http://schemas.openxmlformats.org/officeDocument/2006/math" xmlns:v="urn:schemas-microsoft-com:vml" xmlns:wp14="http://schemas.microsoft.com/office/word/2010/wordprocessingDrawing" xmlns:wp="http://schemas.openxmlformats.org/drawingml/2006/wordprocessingDrawing" xmlns:w10="urn:schemas-microsoft-com:office:word" xmlns:w="http://schemas.openxmlformats.org/wordprocessingml/2006/main" xmlns:w14="http://schemas.microsoft.com/office/word/2010/wordml" xmlns:w15="http://schemas.microsoft.com/office/word/2012/wordml" xmlns:w16cei="http://schemas.microsoft.com/office/word/2026/wordml/cei" xmlns:w16cex="http://schemas.microsoft.com/office/word/2018/wordml/cex" xmlns:w16cid="http://schemas.microsoft.com/office/word/2016/wordml/cid" xmlns:w16="http://schemas.microsoft.com/office/word/2018/wordml" xmlns:w16du="http://schemas.microsoft.com/office/word/2023/wordml/word16du" xmlns:w16sdtdh="http://schemas.microsoft.com/office/word/2020/wordml/sdtdatahash" xmlns:w16sdtfl="http://schemas.microsoft.com/office/word/2024/wordml/sdtformatlock" xmlns:w16se="http://schemas.microsoft.com/office/word/2015/wordml/symex" xmlns:wpg="http://schemas.microsoft.com/office/word/2010/wordprocessingGroup" xmlns:wpi="http://schemas.microsoft.com/office/word/2010/wordprocessingInk" xmlns:wne="http://schemas.microsoft.com/office/word/2006/wordml" xmlns:wps="http://schemas.microsoft.com/office/word/2010/wordprocessingShape" mc:Ignorable="w14 w15 w16se w16cid w16 w16cex w16sdtdh w16sdtfl w16du wp14">
   <w:abstractNum w:abstractNumId="0" w15:restartNumberingAfterBreak="0">
     <w:nsid w:val="145119B3"/>
     <w:multiLevelType w:val="hybridMultilevel"/>
@@ -3108,6 +3201,30 @@
 </file>
 
 <file path=customXml/item1.xml><?xml version="1.0" encoding="utf-8"?>
+<?mso-contentType ?>
+<FormTemplates xmlns="http://schemas.microsoft.com/sharepoint/v3/contenttype/forms">
+  <Display>DocumentLibraryForm</Display>
+  <Edit>DocumentLibraryForm</Edit>
+  <New>DocumentLibraryForm</New>
+</FormTemplates>
+</file>
+
+<file path=customXml/item2.xml><?xml version="1.0" encoding="utf-8"?>
+<p:properties xmlns:p="http://schemas.microsoft.com/office/2006/metadata/properties" xmlns:xsi="http://www.w3.org/2001/XMLSchema-instance" xmlns:pc="http://schemas.microsoft.com/office/infopath/2007/PartnerControls">
+  <documentManagement>
+    <lcf76f155ced4ddcb4097134ff3c332f xmlns="e789b7fa-a83c-4c6b-9e01-87c723f67228">
+      <Terms xmlns="http://schemas.microsoft.com/office/infopath/2007/PartnerControls"/>
+    </lcf76f155ced4ddcb4097134ff3c332f>
+    <TaxCatchAll xmlns="bb952b06-3268-4e55-b0fe-9eb49669fc08" xsi:nil="true"/>
+  </documentManagement>
+</p:properties>
+</file>
+
+<file path=customXml/item3.xml><?xml version="1.0" encoding="utf-8"?>
+<b:Sources xmlns:b="http://schemas.openxmlformats.org/officeDocument/2006/bibliography" xmlns="http://schemas.openxmlformats.org/officeDocument/2006/bibliography" SelectedStyle="/APASixthEditionOfficeOnline.xsl" StyleName="APA" Version="6"/>
+</file>
+
+<file path=customXml/item4.xml><?xml version="1.0" encoding="utf-8"?>
 <ct:contentTypeSchema xmlns:ct="http://schemas.microsoft.com/office/2006/metadata/contentType" xmlns:ma="http://schemas.microsoft.com/office/2006/metadata/properties/metaAttributes" ct:_="" ma:_="" ma:contentTypeName="Document" ma:contentTypeID="0x010100B89331DE8EA64F4FBEA00113BF0E4514" ma:contentTypeVersion="11" ma:contentTypeDescription="Create a new document." ma:contentTypeScope="" ma:versionID="0b60b04e60edb8b2e7e2fe1cc7d413e0">
   <xsd:schema xmlns:xsd="http://www.w3.org/2001/XMLSchema" xmlns:xs="http://www.w3.org/2001/XMLSchema" xmlns:p="http://schemas.microsoft.com/office/2006/metadata/properties" xmlns:ns2="e789b7fa-a83c-4c6b-9e01-87c723f67228" xmlns:ns3="bb952b06-3268-4e55-b0fe-9eb49669fc08" targetNamespace="http://schemas.microsoft.com/office/2006/metadata/properties" ma:root="true" ma:fieldsID="52467e30880403e5f73a15b97b0992c8" ns2:_="" ns3:_="">
     <xsd:import namespace="e789b7fa-a83c-4c6b-9e01-87c723f67228"/>
@@ -3302,31 +3419,34 @@
 </ct:contentTypeSchema>
 </file>
 
-<file path=customXml/item2.xml><?xml version="1.0" encoding="utf-8"?>
-<b:Sources xmlns:b="http://schemas.openxmlformats.org/officeDocument/2006/bibliography" xmlns="http://schemas.openxmlformats.org/officeDocument/2006/bibliography" SelectedStyle="/APASixthEditionOfficeOnline.xsl" StyleName="APA" Version="6"/>
+<file path=customXml/itemProps1.xml><?xml version="1.0" encoding="utf-8"?>
+<ds:datastoreItem xmlns:ds="http://schemas.openxmlformats.org/officeDocument/2006/customXml" ds:itemID="{45FB1F57-968F-4A6E-AEE9-65961EB5FADD}">
+  <ds:schemaRefs>
+    <ds:schemaRef ds:uri="http://schemas.microsoft.com/sharepoint/v3/contenttype/forms"/>
+  </ds:schemaRefs>
+</ds:datastoreItem>
 </file>
 
-<file path=customXml/item3.xml><?xml version="1.0" encoding="utf-8"?>
-<p:properties xmlns:p="http://schemas.microsoft.com/office/2006/metadata/properties" xmlns:xsi="http://www.w3.org/2001/XMLSchema-instance" xmlns:pc="http://schemas.microsoft.com/office/infopath/2007/PartnerControls">
-  <documentManagement>
-    <lcf76f155ced4ddcb4097134ff3c332f xmlns="e789b7fa-a83c-4c6b-9e01-87c723f67228">
-      <Terms xmlns="http://schemas.microsoft.com/office/infopath/2007/PartnerControls"/>
-    </lcf76f155ced4ddcb4097134ff3c332f>
-    <TaxCatchAll xmlns="bb952b06-3268-4e55-b0fe-9eb49669fc08" xsi:nil="true"/>
-  </documentManagement>
-</p:properties>
+<file path=customXml/itemProps2.xml><?xml version="1.0" encoding="utf-8"?>
+<ds:datastoreItem xmlns:ds="http://schemas.openxmlformats.org/officeDocument/2006/customXml" ds:itemID="{EF43FDED-CD1D-4301-B761-71C1DCC851CC}">
+  <ds:schemaRefs>
+    <ds:schemaRef ds:uri="http://schemas.microsoft.com/office/2006/metadata/properties"/>
+    <ds:schemaRef ds:uri="http://schemas.microsoft.com/office/infopath/2007/PartnerControls"/>
+    <ds:schemaRef ds:uri="e789b7fa-a83c-4c6b-9e01-87c723f67228"/>
+    <ds:schemaRef ds:uri="bb952b06-3268-4e55-b0fe-9eb49669fc08"/>
+  </ds:schemaRefs>
+</ds:datastoreItem>
 </file>
 
-<file path=customXml/item4.xml><?xml version="1.0" encoding="utf-8"?>
-<?mso-contentType ?>
-<FormTemplates xmlns="http://schemas.microsoft.com/sharepoint/v3/contenttype/forms">
-  <Display>DocumentLibraryForm</Display>
-  <Edit>DocumentLibraryForm</Edit>
-  <New>DocumentLibraryForm</New>
-</FormTemplates>
+<file path=customXml/itemProps3.xml><?xml version="1.0" encoding="utf-8"?>
+<ds:datastoreItem xmlns:ds="http://schemas.openxmlformats.org/officeDocument/2006/customXml" ds:itemID="{3B4892E8-18D6-D444-BA6E-299F0B60384F}">
+  <ds:schemaRefs>
+    <ds:schemaRef ds:uri="http://schemas.openxmlformats.org/officeDocument/2006/bibliography"/>
+  </ds:schemaRefs>
+</ds:datastoreItem>
 </file>
 
-<file path=customXml/itemProps1.xml><?xml version="1.0" encoding="utf-8"?>
+<file path=customXml/itemProps4.xml><?xml version="1.0" encoding="utf-8"?>
 <ds:datastoreItem xmlns:ds="http://schemas.openxmlformats.org/officeDocument/2006/customXml" ds:itemID="{93F00A47-6514-4C46-91C6-8D2331E8318E}">
   <ds:schemaRefs>
     <ds:schemaRef ds:uri="http://schemas.microsoft.com/office/2006/metadata/contentType"/>
@@ -3343,31 +3463,4 @@
     <ds:schemaRef ds:uri="http://schemas.microsoft.com/internal/obd"/>
   </ds:schemaRefs>
 </ds:datastoreItem>
-</file>
-
-<file path=customXml/itemProps2.xml><?xml version="1.0" encoding="utf-8"?>
-<ds:datastoreItem xmlns:ds="http://schemas.openxmlformats.org/officeDocument/2006/customXml" ds:itemID="{3B4892E8-18D6-D444-BA6E-299F0B60384F}">
-  <ds:schemaRefs>
-    <ds:schemaRef ds:uri="http://schemas.openxmlformats.org/officeDocument/2006/bibliography"/>
-  </ds:schemaRefs>
-</ds:datastoreItem>
-</file>
-
-<file path=customXml/itemProps3.xml><?xml version="1.0" encoding="utf-8"?>
-<ds:datastoreItem xmlns:ds="http://schemas.openxmlformats.org/officeDocument/2006/customXml" ds:itemID="{EF43FDED-CD1D-4301-B761-71C1DCC851CC}">
-  <ds:schemaRefs>
-    <ds:schemaRef ds:uri="http://schemas.microsoft.com/office/2006/metadata/properties"/>
-    <ds:schemaRef ds:uri="http://schemas.microsoft.com/office/infopath/2007/PartnerControls"/>
-    <ds:schemaRef ds:uri="e789b7fa-a83c-4c6b-9e01-87c723f67228"/>
-    <ds:schemaRef ds:uri="bb952b06-3268-4e55-b0fe-9eb49669fc08"/>
-  </ds:schemaRefs>
-</ds:datastoreItem>
-</file>
-
-<file path=customXml/itemProps4.xml><?xml version="1.0" encoding="utf-8"?>
-<ds:datastoreItem xmlns:ds="http://schemas.openxmlformats.org/officeDocument/2006/customXml" ds:itemID="{45FB1F57-968F-4A6E-AEE9-65961EB5FADD}">
-  <ds:schemaRefs>
-    <ds:schemaRef ds:uri="http://schemas.microsoft.com/sharepoint/v3/contenttype/forms"/>
-  </ds:schemaRefs>
-</ds:datastoreItem>
 </file>